--- a/downloads/season-03-study-guide.docx
+++ b/downloads/season-03-study-guide.docx
@@ -7,17 +7,17 @@
         <w:pStyle w:val="Title"/>
       </w:pPr>
       <w:r>
-        <w:t>风骚律师 第 3 季英语学习册</w:t>
-      </w:r>
-    </w:p>
-    <w:p>
-      <w:r>
-        <w:t>六季 63 集，每集 10 个重点表达，共 630 条逐集学习记录；包括 215 组独立词条和 645 个原创例句。复现表达沿用统一例句，方便间隔复习。</w:t>
-      </w:r>
-    </w:p>
-    <w:p>
-      <w:r>
-        <w:t>本册包括本季各集重点表达、字幕定位、本集义、用法、三个原创例句与汉译英练习。相同表达再次出现时用于复习。</w:t>
+        <w:t>风骚律师逐集英语学习册 · 第 3 季</w:t>
+      </w:r>
+    </w:p>
+    <w:p>
+      <w:r>
+        <w:t>V2 · 每集不超过 15 项关键词与词组；每项 3 个原创双语例句。英文梗概不超过 200 词，含剧透。</w:t>
+      </w:r>
+    </w:p>
+    <w:p>
+      <w:r>
+        <w:t>本文档为本项目编写的学习笔记，不含完整原剧台词或字幕。回看时间依参考字幕版本。</w:t>
       </w:r>
     </w:p>
     <w:p>
@@ -25,52 +25,420 @@
         <w:pStyle w:val="Heading1"/>
       </w:pPr>
       <w:r>
-        <w:t>建议学法</w:t>
+        <w:t>S03E01 · Mabel</w:t>
       </w:r>
     </w:p>
     <w:p>
       <w:pPr>
-        <w:pStyle w:val="ListNumber"/>
+        <w:pStyle w:val="Heading2"/>
       </w:pPr>
       <w:r>
-        <w:t>观看后先读“本集义”和用法。每集先主动掌握 3—5 条，其余作为听力识别目标。</w:t>
+        <w:t>英文内容梗概（77 words）</w:t>
+      </w:r>
+    </w:p>
+    <w:p>
+      <w:r>
+        <w:t>Chuck preserves Jimmy's recorded confession and allows Ernesto to hear part of it, setting a further plan in motion. Jimmy and Kim adjust to running their separate practices from the same office. Mike investigates the warning that stopped his attack on Hector. He discovers a tracker hidden in his car's fuel cap, replaces it and uses the replacement process to follow the people monitoring him. His patient investigation begins to reveal an organized operation behind the interference.</w:t>
+      </w:r>
+    </w:p>
+    <w:p>
+      <w:r>
+        <w:t>双语字幕原始来源（整季合集）：https://subhd.tv/a/n0wjaq</w:t>
       </w:r>
     </w:p>
     <w:p>
       <w:pPr>
-        <w:pStyle w:val="ListNumber"/>
+        <w:pStyle w:val="Heading2"/>
       </w:pPr>
       <w:r>
-        <w:t>按定位时间回看前后约 20 秒，听清语气和连读，再跟读两遍。时间对应参考字幕版本，其他片源可能有偏移。</w:t>
+        <w:t>01. felony · 关键词</w:t>
+      </w:r>
+    </w:p>
+    <w:p>
+      <w:r>
+        <w:t>重罪</w:t>
+      </w:r>
+    </w:p>
+    <w:p>
+      <w:r>
+        <w:t>回看 00:06:21 · 字幕中出现：felony</w:t>
+      </w:r>
+    </w:p>
+    <w:p>
+      <w:r>
+        <w:t>美国刑事分类用语；具体定义和后果依司法辖区及法律而定。</w:t>
+      </w:r>
+    </w:p>
+    <w:p>
+      <w:r>
+        <w:t>1. He was charged with a felony.</w:t>
+        <w:br/>
+        <w:t>他被控犯有重罪。</w:t>
+      </w:r>
+    </w:p>
+    <w:p>
+      <w:r>
+        <w:t>2. The form asks about felony convictions.</w:t>
+        <w:br/>
+        <w:t>表格询问是否有重罪定罪记录。</w:t>
+      </w:r>
+    </w:p>
+    <w:p>
+      <w:r>
+        <w:t>3. The lawyer explained the difference between a felony and a misdemeanor.</w:t>
+        <w:br/>
+        <w:t>律师解释了重罪和轻罪的区别。</w:t>
       </w:r>
     </w:p>
     <w:p>
       <w:pPr>
-        <w:pStyle w:val="ListNumber"/>
+        <w:pStyle w:val="Heading2"/>
       </w:pPr>
       <w:r>
-        <w:t>遮住中文，读懂三个原创例句，再选一条改写成自己的经历。例句均为新写，不是剧中台词。</w:t>
+        <w:t>02. trespassing · 关键词</w:t>
+      </w:r>
+    </w:p>
+    <w:p>
+      <w:r>
+        <w:t>擅自进入或逗留他人土地、场所</w:t>
+      </w:r>
+    </w:p>
+    <w:p>
+      <w:r>
+        <w:t>回看 00:29:31 · 字幕中出现：trespassing</w:t>
+      </w:r>
+    </w:p>
+    <w:p>
+      <w:r>
+        <w:t>常见标牌 No trespassing；不是泛指任何闯祸。</w:t>
+      </w:r>
+    </w:p>
+    <w:p>
+      <w:r>
+        <w:t>1. The sign says No trespassing.</w:t>
+        <w:br/>
+        <w:t>牌子上写着禁止擅入。</w:t>
+      </w:r>
+    </w:p>
+    <w:p>
+      <w:r>
+        <w:t>2. They were warned about trespassing on private land.</w:t>
+        <w:br/>
+        <w:t>他们被警告不得擅入私人土地。</w:t>
+      </w:r>
+    </w:p>
+    <w:p>
+      <w:r>
+        <w:t>3. The complaint concerned trespassing, not theft.</w:t>
+        <w:br/>
+        <w:t>投诉涉及擅自侵入，而非盗窃。</w:t>
       </w:r>
     </w:p>
     <w:p>
       <w:pPr>
-        <w:pStyle w:val="ListNumber"/>
+        <w:pStyle w:val="Heading2"/>
       </w:pPr>
       <w:r>
-        <w:t>完成三道汉译英。答案只是可行译法；表达自然且意思相符，也可以用自己的版本。</w:t>
+        <w:t>03. confidentiality · 关键词</w:t>
+      </w:r>
+    </w:p>
+    <w:p>
+      <w:r>
+        <w:t>保密性；保密义务</w:t>
+      </w:r>
+    </w:p>
+    <w:p>
+      <w:r>
+        <w:t>回看 00:42:12 · 字幕中出现：confidentiality</w:t>
+      </w:r>
+    </w:p>
+    <w:p>
+      <w:r>
+        <w:t>与法律 privilege 区分；保密承诺不总等于可以拒绝作证。</w:t>
+      </w:r>
+    </w:p>
+    <w:p>
+      <w:r>
+        <w:t>1. Confidentiality is essential to this work.</w:t>
+        <w:br/>
+        <w:t>保密对这项工作至关重要。</w:t>
+      </w:r>
+    </w:p>
+    <w:p>
+      <w:r>
+        <w:t>2. They signed a confidentiality agreement.</w:t>
+        <w:br/>
+        <w:t>他们签署了保密协议。</w:t>
+      </w:r>
+    </w:p>
+    <w:p>
+      <w:r>
+        <w:t>3. The breach of confidentiality damaged trust.</w:t>
+        <w:br/>
+        <w:t>泄密损害了信任。</w:t>
       </w:r>
     </w:p>
     <w:p>
       <w:pPr>
-        <w:pStyle w:val="ListNumber"/>
+        <w:pStyle w:val="Heading2"/>
       </w:pPr>
       <w:r>
-        <w:t>在第 1、3、7 天复习。用本集至少三个表达说一段 30—60 秒的小故事。</w:t>
-      </w:r>
-    </w:p>
-    <w:p>
-      <w:r>
-        <w:t>时间对应参考字幕版本。重点学习解释和原创例句，再回看原剧确认语气。</w:t>
+        <w:t>04. finesse · 关键词</w:t>
+      </w:r>
+    </w:p>
+    <w:p>
+      <w:r>
+        <w:t>巧妙处理；精巧手腕</w:t>
+      </w:r>
+    </w:p>
+    <w:p>
+      <w:r>
+        <w:t>回看 00:08:16 · 字幕中出现：finesse</w:t>
+      </w:r>
+    </w:p>
+    <w:p>
+      <w:r>
+        <w:t>可作名词或动词；有时暗含绕过问题。</w:t>
+      </w:r>
+    </w:p>
+    <w:p>
+      <w:r>
+        <w:t>1. She handled the dispute with finesse.</w:t>
+        <w:br/>
+        <w:t>她巧妙地处理了争端。</w:t>
+      </w:r>
+    </w:p>
+    <w:p>
+      <w:r>
+        <w:t>2. He tried to finesse the awkward question.</w:t>
+        <w:br/>
+        <w:t>他试图巧妙避开这个尴尬问题。</w:t>
+      </w:r>
+    </w:p>
+    <w:p>
+      <w:r>
+        <w:t>3. The negotiation required considerable finesse.</w:t>
+        <w:br/>
+        <w:t>谈判需要高超的手腕。</w:t>
+      </w:r>
+    </w:p>
+    <w:p>
+      <w:pPr>
+        <w:pStyle w:val="Heading2"/>
+      </w:pPr>
+      <w:r>
+        <w:t>05. evidentiary · 关键词</w:t>
+      </w:r>
+    </w:p>
+    <w:p>
+      <w:r>
+        <w:t>证据方面的</w:t>
+      </w:r>
+    </w:p>
+    <w:p>
+      <w:r>
+        <w:t>回看 00:16:34 · 字幕中出现：evidentiary</w:t>
+      </w:r>
+    </w:p>
+    <w:p>
+      <w:r>
+        <w:t>形容词，evidentiary hearing 专门审查证据问题的听证。</w:t>
+      </w:r>
+    </w:p>
+    <w:p>
+      <w:r>
+        <w:t>1. The court scheduled an evidentiary hearing.</w:t>
+        <w:br/>
+        <w:t>法院安排了证据听证。</w:t>
+      </w:r>
+    </w:p>
+    <w:p>
+      <w:r>
+        <w:t>2. There was an evidentiary gap.</w:t>
+        <w:br/>
+        <w:t>证据存在缺口。</w:t>
+      </w:r>
+    </w:p>
+    <w:p>
+      <w:r>
+        <w:t>3. Counsel raised an evidentiary objection.</w:t>
+        <w:br/>
+        <w:t>律师提出了证据方面的异议。</w:t>
+      </w:r>
+    </w:p>
+    <w:p>
+      <w:pPr>
+        <w:pStyle w:val="Heading2"/>
+      </w:pPr>
+      <w:r>
+        <w:t>06. protocol · 关键词</w:t>
+      </w:r>
+    </w:p>
+    <w:p>
+      <w:r>
+        <w:t>既定程序；规范；通信协议</w:t>
+      </w:r>
+    </w:p>
+    <w:p>
+      <w:r>
+        <w:t>回看 00:28:20 · 字幕中出现：protocols</w:t>
+      </w:r>
+    </w:p>
+    <w:p>
+      <w:r>
+        <w:t>follow protocol 遵循程序；可用于安全、工作和技术。</w:t>
+      </w:r>
+    </w:p>
+    <w:p>
+      <w:r>
+        <w:t>1. The team followed security protocol.</w:t>
+        <w:br/>
+        <w:t>团队遵守了安全程序。</w:t>
+      </w:r>
+    </w:p>
+    <w:p>
+      <w:r>
+        <w:t>2. A new protocol governed visitor access.</w:t>
+        <w:br/>
+        <w:t>新规范管理访客出入。</w:t>
+      </w:r>
+    </w:p>
+    <w:p>
+      <w:r>
+        <w:t>3. The devices use the same communication protocol.</w:t>
+        <w:br/>
+        <w:t>设备使用相同通信协议。</w:t>
+      </w:r>
+    </w:p>
+    <w:p>
+      <w:pPr>
+        <w:pStyle w:val="Heading2"/>
+      </w:pPr>
+      <w:r>
+        <w:t>07. misleading · 关键词</w:t>
+      </w:r>
+    </w:p>
+    <w:p>
+      <w:r>
+        <w:t>误导性的</w:t>
+      </w:r>
+    </w:p>
+    <w:p>
+      <w:r>
+        <w:t>回看 00:16:19 · 字幕中出现：misleading</w:t>
+      </w:r>
+    </w:p>
+    <w:p>
+      <w:r>
+        <w:t>未必每个字都是假的，但可能使人得出错误认识。</w:t>
+      </w:r>
+    </w:p>
+    <w:p>
+      <w:r>
+        <w:t>1. The advertisement was misleading.</w:t>
+        <w:br/>
+        <w:t>广告具有误导性。</w:t>
+      </w:r>
+    </w:p>
+    <w:p>
+      <w:r>
+        <w:t>2. A technically true answer can still be misleading.</w:t>
+        <w:br/>
+        <w:t>字面真实的回答仍可能误导。</w:t>
+      </w:r>
+    </w:p>
+    <w:p>
+      <w:r>
+        <w:t>3. They corrected the misleading statement.</w:t>
+        <w:br/>
+        <w:t>他们更正了误导性陈述。</w:t>
+      </w:r>
+    </w:p>
+    <w:p>
+      <w:pPr>
+        <w:pStyle w:val="Heading2"/>
+      </w:pPr>
+      <w:r>
+        <w:t>08. representation · 关键词</w:t>
+      </w:r>
+    </w:p>
+    <w:p>
+      <w:r>
+        <w:t>代理；表述；代表关系</w:t>
+      </w:r>
+    </w:p>
+    <w:p>
+      <w:r>
+        <w:t>回看 00:29:31 · 字幕中出现：representation</w:t>
+      </w:r>
+    </w:p>
+    <w:p>
+      <w:r>
+        <w:t>legal representation 法律代理；另可指图像或陈述。</w:t>
+      </w:r>
+    </w:p>
+    <w:p>
+      <w:r>
+        <w:t>1. She could not afford legal representation.</w:t>
+        <w:br/>
+        <w:t>她负担不起律师代理费。</w:t>
+      </w:r>
+    </w:p>
+    <w:p>
+      <w:r>
+        <w:t>2. The agreement defined the scope of representation.</w:t>
+        <w:br/>
+        <w:t>协议界定了代理范围。</w:t>
+      </w:r>
+    </w:p>
+    <w:p>
+      <w:r>
+        <w:t>3. The chart is a simplified representation of the data.</w:t>
+        <w:br/>
+        <w:t>图表是数据的简化表示。</w:t>
+      </w:r>
+    </w:p>
+    <w:p>
+      <w:pPr>
+        <w:pStyle w:val="Heading2"/>
+      </w:pPr>
+      <w:r>
+        <w:t>汉译英与复述</w:t>
+      </w:r>
+    </w:p>
+    <w:p>
+      <w:r>
+        <w:t>1. 表格询问是否有重罪定罪记录。</w:t>
+      </w:r>
+    </w:p>
+    <w:p>
+      <w:r>
+        <w:t>2. 证据存在缺口。</w:t>
+      </w:r>
+    </w:p>
+    <w:p>
+      <w:r>
+        <w:t>3. 协议界定了代理范围。</w:t>
+      </w:r>
+    </w:p>
+    <w:p>
+      <w:r>
+        <w:t>参考答案：</w:t>
+      </w:r>
+    </w:p>
+    <w:p>
+      <w:r>
+        <w:t>1. The form asks about felony convictions. [felony]</w:t>
+      </w:r>
+    </w:p>
+    <w:p>
+      <w:r>
+        <w:t>2. There was an evidentiary gap. [evidentiary]</w:t>
+      </w:r>
+    </w:p>
+    <w:p>
+      <w:r>
+        <w:t>3. The agreement defined the scope of representation. [representation]</w:t>
       </w:r>
     </w:p>
     <w:p>
@@ -83,61 +451,25 @@
         <w:pStyle w:val="Heading1"/>
       </w:pPr>
       <w:r>
-        <w:t>S03E01  Mabel</w:t>
-      </w:r>
-    </w:p>
-    <w:p>
-      <w:hyperlink r:id="rId9">
-        <w:r>
-          <w:rPr>
-            <w:color w:val="245E4D"/>
-          </w:rPr>
-          <w:t>本季字幕来源</w:t>
-        </w:r>
-      </w:hyperlink>
+        <w:t>S03E02 · Witness</w:t>
+      </w:r>
     </w:p>
     <w:p>
       <w:pPr>
         <w:pStyle w:val="Heading2"/>
       </w:pPr>
       <w:r>
-        <w:t>01. under arrest  ·  00:04:22</w:t>
-      </w:r>
-    </w:p>
-    <w:p>
-      <w:r>
-        <w:t>被逮捕</w:t>
-      </w:r>
-    </w:p>
-    <w:p>
-      <w:r>
-        <w:t>本集义：被逮捕</w:t>
-      </w:r>
-    </w:p>
-    <w:p>
-      <w:r>
-        <w:t>用法：常用 be under arrest；不同于仅被询问或暂时受调查。</w:t>
-      </w:r>
-    </w:p>
-    <w:p>
-      <w:r>
-        <w:t>1. The officer said the suspect was under arrest.</w:t>
-        <w:br/>
-        <w:t>警员说嫌疑人已被逮捕。</w:t>
-      </w:r>
-    </w:p>
-    <w:p>
-      <w:r>
-        <w:t>2. Am I under arrest, or am I free to leave?</w:t>
-        <w:br/>
-        <w:t>我被逮捕了吗，还是可以离开？</w:t>
-      </w:r>
-    </w:p>
-    <w:p>
-      <w:r>
-        <w:t>3. She asked why her brother was under arrest.</w:t>
-        <w:br/>
-        <w:t>她询问弟弟为什么被逮捕。</w:t>
+        <w:t>英文内容梗概（72 words）</w:t>
+      </w:r>
+    </w:p>
+    <w:p>
+      <w:r>
+        <w:t>Mike follows the tracking operation to Los Pollos Hermanos and asks Jimmy to observe the restaurant. Their investigation brings Gus Fring into view. Jimmy and Kim hire Francesca to help manage their office. After learning about Chuck's recording through Ernesto, Jimmy confronts his brother in anger, destroys the tape and forces his way into the house. Witnesses are waiting. His emotional reaction gives Chuck a stronger route to attack his professional standing.</w:t>
+      </w:r>
+    </w:p>
+    <w:p>
+      <w:r>
+        <w:t>双语字幕原始来源（整季合集）：https://subhd.tv/a/n0wjaq</w:t>
       </w:r>
     </w:p>
     <w:p>
@@ -145,43 +477,43 @@
         <w:pStyle w:val="Heading2"/>
       </w:pPr>
       <w:r>
-        <w:t>02. about to  ·  00:05:16</w:t>
-      </w:r>
-    </w:p>
-    <w:p>
-      <w:r>
-        <w:t>正要；马上就要</w:t>
-      </w:r>
-    </w:p>
-    <w:p>
-      <w:r>
-        <w:t>本集义：正要；马上就要</w:t>
-      </w:r>
-    </w:p>
-    <w:p>
-      <w:r>
-        <w:t>用法：常用 be about to＋原形，强调很近的未来。</w:t>
-      </w:r>
-    </w:p>
-    <w:p>
-      <w:r>
-        <w:t>1. I'm about to leave.</w:t>
+        <w:t>01. mitigate · 关键词</w:t>
+      </w:r>
+    </w:p>
+    <w:p>
+      <w:r>
+        <w:t>减轻严重程度或损害</w:t>
+      </w:r>
+    </w:p>
+    <w:p>
+      <w:r>
+        <w:t>回看 00:40:38 · 字幕中出现：mitigates</w:t>
+      </w:r>
+    </w:p>
+    <w:p>
+      <w:r>
+        <w:t>mitigate risk/damages；不表示彻底消除。</w:t>
+      </w:r>
+    </w:p>
+    <w:p>
+      <w:r>
+        <w:t>1. The team acted to mitigate the damage.</w:t>
         <w:br/>
-        <w:t>我正要走。</w:t>
-      </w:r>
-    </w:p>
-    <w:p>
-      <w:r>
-        <w:t>2. The film is about to start.</w:t>
+        <w:t>团队采取行动减轻损害。</w:t>
+      </w:r>
+    </w:p>
+    <w:p>
+      <w:r>
+        <w:t>2. Training can mitigate operational risk.</w:t>
         <w:br/>
-        <w:t>电影马上开始。</w:t>
-      </w:r>
-    </w:p>
-    <w:p>
-      <w:r>
-        <w:t>3. We were about to call you.</w:t>
+        <w:t>培训可以降低运营风险。</w:t>
+      </w:r>
+    </w:p>
+    <w:p>
+      <w:r>
+        <w:t>3. The judge considered mitigating circumstances.</w:t>
         <w:br/>
-        <w:t>我们刚要给你打电话。</w:t>
+        <w:t>法官考虑了可减轻处罚的情节。</w:t>
       </w:r>
     </w:p>
     <w:p>
@@ -189,43 +521,43 @@
         <w:pStyle w:val="Heading2"/>
       </w:pPr>
       <w:r>
-        <w:t>03. I owe you  ·  00:13:06</w:t>
-      </w:r>
-    </w:p>
-    <w:p>
-      <w:r>
-        <w:t>我欠你一个人情；我欠你钱</w:t>
-      </w:r>
-    </w:p>
-    <w:p>
-      <w:r>
-        <w:t>本集义：我欠你一个人情；我欠你钱</w:t>
-      </w:r>
-    </w:p>
-    <w:p>
-      <w:r>
-        <w:t>用法：人情语境可省 one；具体金额可直接放后面。</w:t>
-      </w:r>
-    </w:p>
-    <w:p>
-      <w:r>
-        <w:t>1. Thanks for covering my shift. I owe you one.</w:t>
+        <w:t>02. confidentiality · 关键词</w:t>
+      </w:r>
+    </w:p>
+    <w:p>
+      <w:r>
+        <w:t>保密性；保密义务</w:t>
+      </w:r>
+    </w:p>
+    <w:p>
+      <w:r>
+        <w:t>回看 00:34:40 · 字幕中出现：confidentiality</w:t>
+      </w:r>
+    </w:p>
+    <w:p>
+      <w:r>
+        <w:t>与法律 privilege 区分；保密承诺不总等于可以拒绝作证。</w:t>
+      </w:r>
+    </w:p>
+    <w:p>
+      <w:r>
+        <w:t>1. Confidentiality is essential to this work.</w:t>
         <w:br/>
-        <w:t>谢谢替我值班，欠你个人情。</w:t>
-      </w:r>
-    </w:p>
-    <w:p>
-      <w:r>
-        <w:t>2. I owe you twenty dollars for lunch.</w:t>
+        <w:t>保密对这项工作至关重要。</w:t>
+      </w:r>
+    </w:p>
+    <w:p>
+      <w:r>
+        <w:t>2. They signed a confidentiality agreement.</w:t>
         <w:br/>
-        <w:t>午饭钱我欠你二十美元。</w:t>
-      </w:r>
-    </w:p>
-    <w:p>
-      <w:r>
-        <w:t>3. I owe you an apology.</w:t>
+        <w:t>他们签署了保密协议。</w:t>
+      </w:r>
+    </w:p>
+    <w:p>
+      <w:r>
+        <w:t>3. The breach of confidentiality damaged trust.</w:t>
         <w:br/>
-        <w:t>我欠你一个道歉。</w:t>
+        <w:t>泄密损害了信任。</w:t>
       </w:r>
     </w:p>
     <w:p>
@@ -233,43 +565,43 @@
         <w:pStyle w:val="Heading2"/>
       </w:pPr>
       <w:r>
-        <w:t>04. what's the point  ·  00:17:09</w:t>
-      </w:r>
-    </w:p>
-    <w:p>
-      <w:r>
-        <w:t>有什么意义</w:t>
-      </w:r>
-    </w:p>
-    <w:p>
-      <w:r>
-        <w:t>本集义：有什么意义</w:t>
-      </w:r>
-    </w:p>
-    <w:p>
-      <w:r>
-        <w:t>用法：常接 of＋名词或动名词；可能显得消极或挑战对方。</w:t>
-      </w:r>
-    </w:p>
-    <w:p>
-      <w:r>
-        <w:t>1. What's the point of keeping a broken charger?</w:t>
+        <w:t>03. confession · 关键词</w:t>
+      </w:r>
+    </w:p>
+    <w:p>
+      <w:r>
+        <w:t>供认；坦白</w:t>
+      </w:r>
+    </w:p>
+    <w:p>
+      <w:r>
+        <w:t>回看 00:37:31 · 字幕中出现：confession</w:t>
+      </w:r>
+    </w:p>
+    <w:p>
+      <w:r>
+        <w:t>confession to a crime；不自动意味着供述真实或可采。</w:t>
+      </w:r>
+    </w:p>
+    <w:p>
+      <w:r>
+        <w:t>1. The detective recorded the confession.</w:t>
         <w:br/>
-        <w:t>留着坏充电器有什么意义？</w:t>
-      </w:r>
-    </w:p>
-    <w:p>
-      <w:r>
-        <w:t>2. What's the point if nobody reads the report?</w:t>
+        <w:t>侦探录下了供词。</w:t>
+      </w:r>
+    </w:p>
+    <w:p>
+      <w:r>
+        <w:t>2. Her confession changed the investigation.</w:t>
         <w:br/>
-        <w:t>如果没人读报告，那有什么意义？</w:t>
-      </w:r>
-    </w:p>
-    <w:p>
-      <w:r>
-        <w:t>3. I see your plan, but what's the point?</w:t>
+        <w:t>她的坦白改变了调查方向。</w:t>
+      </w:r>
+    </w:p>
+    <w:p>
+      <w:r>
+        <w:t>3. The defence questioned whether the confession was voluntary.</w:t>
         <w:br/>
-        <w:t>我明白你的计划，但目的是什么？</w:t>
+        <w:t>辩方质疑供述是否出于自愿。</w:t>
       </w:r>
     </w:p>
     <w:p>
@@ -277,43 +609,48 @@
         <w:pStyle w:val="Heading2"/>
       </w:pPr>
       <w:r>
-        <w:t>05. look forward to  ·  00:27:28</w:t>
-      </w:r>
-    </w:p>
-    <w:p>
-      <w:r>
-        <w:t>期待</w:t>
-      </w:r>
-    </w:p>
-    <w:p>
-      <w:r>
-        <w:t>本集义：期待</w:t>
-      </w:r>
-    </w:p>
-    <w:p>
-      <w:r>
-        <w:t>用法：to 是介词，后接名词或动名词；不能直接接动词原形。</w:t>
-      </w:r>
-    </w:p>
-    <w:p>
-      <w:r>
-        <w:t>1. I look forward to seeing you.</w:t>
+        <w:t>04. off the hook · 词组 / 术语</w:t>
+      </w:r>
+    </w:p>
+    <w:p>
+      <w:r>
+        <w:t>摆脱责任或困境；电话响个不停</w:t>
+      </w:r>
+    </w:p>
+    <w:p>
+      <w:r>
+        <w:t>回看 00:16:41 · 字幕中出现：off the hook</w:t>
+      </w:r>
+    </w:p>
+    <w:p>
+      <w:r>
+        <w:t>let someone off the hook 放某人一马；ring off the hook 形容电话接连不断地响。</w:t>
+      </w:r>
+    </w:p>
+    <w:p>
+      <w:r>
+        <w:t>本集用法：与 ring 连用，形容电话接连不断地响；不是免于追究。</w:t>
+      </w:r>
+    </w:p>
+    <w:p>
+      <w:r>
+        <w:t>1. The apology didn't let him off the hook.</w:t>
         <w:br/>
-        <w:t>我期待见到你。</w:t>
-      </w:r>
-    </w:p>
-    <w:p>
-      <w:r>
-        <w:t>2. We're looking forward to the weekend.</w:t>
+        <w:t>道歉并没有让他摆脱责任。</w:t>
+      </w:r>
+    </w:p>
+    <w:p>
+      <w:r>
+        <w:t>2. You're not off the hook for the bill.</w:t>
         <w:br/>
-        <w:t>我们盼着周末。</w:t>
-      </w:r>
-    </w:p>
-    <w:p>
-      <w:r>
-        <w:t>3. I look forward to working with your team.</w:t>
+        <w:t>你还得承担这笔账单。</w:t>
+      </w:r>
+    </w:p>
+    <w:p>
+      <w:r>
+        <w:t>3. The phones were ringing off the hook.</w:t>
         <w:br/>
-        <w:t>我期待和你的团队合作。</w:t>
+        <w:t>电话接连不断地响。</w:t>
       </w:r>
     </w:p>
     <w:p>
@@ -321,43 +658,43 @@
         <w:pStyle w:val="Heading2"/>
       </w:pPr>
       <w:r>
-        <w:t>06. get away with  ·  00:29:15</w:t>
-      </w:r>
-    </w:p>
-    <w:p>
-      <w:r>
-        <w:t>做了错事却没受罚；蒙混过关</w:t>
-      </w:r>
-    </w:p>
-    <w:p>
-      <w:r>
-        <w:t>本集义：做了错事却没受罚；蒙混过关</w:t>
-      </w:r>
-    </w:p>
-    <w:p>
-      <w:r>
-        <w:t>用法：后接名词或动名词。带评价意味，不等同于 get away 离开。</w:t>
-      </w:r>
-    </w:p>
-    <w:p>
-      <w:r>
-        <w:t>1. He won't get away with copying the homework.</w:t>
+        <w:t>05. paralegal · 关键词</w:t>
+      </w:r>
+    </w:p>
+    <w:p>
+      <w:r>
+        <w:t>律师助理；法律辅助人员</w:t>
+      </w:r>
+    </w:p>
+    <w:p>
+      <w:r>
+        <w:t>回看 00:16:14 · 字幕中出现：paralegal</w:t>
+      </w:r>
+    </w:p>
+    <w:p>
+      <w:r>
+        <w:t>不等于有执业资格的律师；职能依地区和机构。</w:t>
+      </w:r>
+    </w:p>
+    <w:p>
+      <w:r>
+        <w:t>1. The paralegal organized the case files.</w:t>
         <w:br/>
-        <w:t>他抄作业不会不受罚。</w:t>
-      </w:r>
-    </w:p>
-    <w:p>
-      <w:r>
-        <w:t>2. You can't get away with ignoring every deadline.</w:t>
+        <w:t>律师助理整理了案件档案。</w:t>
+      </w:r>
+    </w:p>
+    <w:p>
+      <w:r>
+        <w:t>2. She trained as a paralegal.</w:t>
         <w:br/>
-        <w:t>你不能每次无视期限都没事。</w:t>
-      </w:r>
-    </w:p>
-    <w:p>
-      <w:r>
-        <w:t>3. How did she get away with being late again?</w:t>
+        <w:t>她接受了律师助理培训。</w:t>
+      </w:r>
+    </w:p>
+    <w:p>
+      <w:r>
+        <w:t>3. A paralegal helped prepare the documents.</w:t>
         <w:br/>
-        <w:t>她又迟到了，怎么还没受到批评？</w:t>
+        <w:t>律师助理协助准备了文件。</w:t>
       </w:r>
     </w:p>
     <w:p>
@@ -365,7 +702,2915 @@
         <w:pStyle w:val="Heading2"/>
       </w:pPr>
       <w:r>
-        <w:t>07. trespassing  ·  00:29:32</w:t>
+        <w:t>06. consent · 关键词</w:t>
+      </w:r>
+    </w:p>
+    <w:p>
+      <w:r>
+        <w:t>同意；许可</w:t>
+      </w:r>
+    </w:p>
+    <w:p>
+      <w:r>
+        <w:t>回看 00:40:27 · 字幕中出现：consent</w:t>
+      </w:r>
+    </w:p>
+    <w:p>
+      <w:r>
+        <w:t>可作名词或动词；informed consent 是知情同意。</w:t>
+      </w:r>
+    </w:p>
+    <w:p>
+      <w:r>
+        <w:t>1. They acted without her consent.</w:t>
+        <w:br/>
+        <w:t>他们未经她同意就采取了行动。</w:t>
+      </w:r>
+    </w:p>
+    <w:p>
+      <w:r>
+        <w:t>2. He consented to the interview.</w:t>
+        <w:br/>
+        <w:t>他同意接受采访。</w:t>
+      </w:r>
+    </w:p>
+    <w:p>
+      <w:r>
+        <w:t>3. The form asks for informed consent.</w:t>
+        <w:br/>
+        <w:t>表格要求取得知情同意。</w:t>
+      </w:r>
+    </w:p>
+    <w:p>
+      <w:pPr>
+        <w:pStyle w:val="Heading2"/>
+      </w:pPr>
+      <w:r>
+        <w:t>07. probative · 关键词</w:t>
+      </w:r>
+    </w:p>
+    <w:p>
+      <w:r>
+        <w:t>有证明作用的</w:t>
+      </w:r>
+    </w:p>
+    <w:p>
+      <w:r>
+        <w:t>回看 00:40:50 · 字幕中出现：probative</w:t>
+      </w:r>
+    </w:p>
+    <w:p>
+      <w:r>
+        <w:t>法律形容词，probative value 证明力；不等于仅与话题有关。</w:t>
+      </w:r>
+    </w:p>
+    <w:p>
+      <w:r>
+        <w:t>1. The judge considered the evidence's probative value.</w:t>
+        <w:br/>
+        <w:t>法官考虑了证据的证明力。</w:t>
+      </w:r>
+    </w:p>
+    <w:p>
+      <w:r>
+        <w:t>2. The document was highly probative.</w:t>
+        <w:br/>
+        <w:t>这份文件很有证明作用。</w:t>
+      </w:r>
+    </w:p>
+    <w:p>
+      <w:r>
+        <w:t>3. They questioned whether the detail was probative.</w:t>
+        <w:br/>
+        <w:t>他们质疑这个细节是否有证明作用。</w:t>
+      </w:r>
+    </w:p>
+    <w:p>
+      <w:pPr>
+        <w:pStyle w:val="Heading2"/>
+      </w:pPr>
+      <w:r>
+        <w:t>08. prejudicial · 关键词</w:t>
+      </w:r>
+    </w:p>
+    <w:p>
+      <w:r>
+        <w:t>造成不利影响的；可能引发不公偏见的</w:t>
+      </w:r>
+    </w:p>
+    <w:p>
+      <w:r>
+        <w:t>回看 00:40:50 · 字幕中出现：prejudicial</w:t>
+      </w:r>
+    </w:p>
+    <w:p>
+      <w:r>
+        <w:t>法律中 unfairly prejudicial 与 probative 相权衡；不是简单“不喜欢”。</w:t>
+      </w:r>
+    </w:p>
+    <w:p>
+      <w:r>
+        <w:t>1. The defence called the photograph unfairly prejudicial.</w:t>
+        <w:br/>
+        <w:t>辩方认为照片会造成不公平的偏见。</w:t>
+      </w:r>
+    </w:p>
+    <w:p>
+      <w:r>
+        <w:t>2. The comment was prejudicial to the negotiations.</w:t>
+        <w:br/>
+        <w:t>这条评论对谈判不利。</w:t>
+      </w:r>
+    </w:p>
+    <w:p>
+      <w:r>
+        <w:t>3. The court weighed probative value against prejudicial effect.</w:t>
+        <w:br/>
+        <w:t>法院权衡了证明力和不利偏见影响。</w:t>
+      </w:r>
+    </w:p>
+    <w:p>
+      <w:pPr>
+        <w:pStyle w:val="Heading2"/>
+      </w:pPr>
+      <w:r>
+        <w:t>汉译英与复述</w:t>
+      </w:r>
+    </w:p>
+    <w:p>
+      <w:r>
+        <w:t>1. 培训可以降低运营风险。</w:t>
+      </w:r>
+    </w:p>
+    <w:p>
+      <w:r>
+        <w:t>2. 她接受了律师助理培训。</w:t>
+      </w:r>
+    </w:p>
+    <w:p>
+      <w:r>
+        <w:t>3. 这条评论对谈判不利。</w:t>
+      </w:r>
+    </w:p>
+    <w:p>
+      <w:r>
+        <w:t>参考答案：</w:t>
+      </w:r>
+    </w:p>
+    <w:p>
+      <w:r>
+        <w:t>1. Training can mitigate operational risk. [mitigate]</w:t>
+      </w:r>
+    </w:p>
+    <w:p>
+      <w:r>
+        <w:t>2. She trained as a paralegal. [paralegal]</w:t>
+      </w:r>
+    </w:p>
+    <w:p>
+      <w:r>
+        <w:t>3. The comment was prejudicial to the negotiations. [prejudicial]</w:t>
+      </w:r>
+    </w:p>
+    <w:p>
+      <w:r>
+        <w:br w:type="page"/>
+      </w:r>
+    </w:p>
+    <w:p>
+      <w:pPr>
+        <w:pStyle w:val="Heading1"/>
+      </w:pPr>
+      <w:r>
+        <w:t>S03E03 · Sunk Costs</w:t>
+      </w:r>
+    </w:p>
+    <w:p>
+      <w:pPr>
+        <w:pStyle w:val="Heading2"/>
+      </w:pPr>
+      <w:r>
+        <w:t>英文内容梗概（74 words）</w:t>
+      </w:r>
+    </w:p>
+    <w:p>
+      <w:r>
+        <w:t>Jimmy faces criminal charges following the confrontation at Chuck's house. Kim joins his defence, but Chuck's main objective is a disciplinary outcome that could end Jimmy's legal career. The brothers' conflict becomes a formal legal battle. Mike meets Gus, who explains his interest in keeping Hector alive for the moment. Rather than ending Mike's campaign, Gus offers a way to redirect it. Both stories turn on deals whose full purposes are only gradually revealed.</w:t>
+      </w:r>
+    </w:p>
+    <w:p>
+      <w:r>
+        <w:t>双语字幕原始来源（整季合集）：https://subhd.tv/a/n0wjaq</w:t>
+      </w:r>
+    </w:p>
+    <w:p>
+      <w:pPr>
+        <w:pStyle w:val="Heading2"/>
+      </w:pPr>
+      <w:r>
+        <w:t>01. misdemeanor · 关键词</w:t>
+      </w:r>
+    </w:p>
+    <w:p>
+      <w:r>
+        <w:t>轻罪</w:t>
+      </w:r>
+    </w:p>
+    <w:p>
+      <w:r>
+        <w:t>回看 00:16:44 · 字幕中出现：misdemeanor</w:t>
+      </w:r>
+    </w:p>
+    <w:p>
+      <w:r>
+        <w:t>美国法律用语；具体分类取决于适用法律，不能只按日常严重程度判断。</w:t>
+      </w:r>
+    </w:p>
+    <w:p>
+      <w:r>
+        <w:t>1. The charge was classified as a misdemeanor.</w:t>
+        <w:br/>
+        <w:t>该项指控被归类为轻罪。</w:t>
+      </w:r>
+    </w:p>
+    <w:p>
+      <w:r>
+        <w:t>2. She asked whether the offense was a misdemeanor.</w:t>
+        <w:br/>
+        <w:t>她询问该违法行为是否属于轻罪。</w:t>
+      </w:r>
+    </w:p>
+    <w:p>
+      <w:r>
+        <w:t>3. The report distinguishes misdemeanors from felonies.</w:t>
+        <w:br/>
+        <w:t>报告区分了轻罪与重罪。</w:t>
+      </w:r>
+    </w:p>
+    <w:p>
+      <w:pPr>
+        <w:pStyle w:val="Heading2"/>
+      </w:pPr>
+      <w:r>
+        <w:t>02. felony · 关键词</w:t>
+      </w:r>
+    </w:p>
+    <w:p>
+      <w:r>
+        <w:t>重罪</w:t>
+      </w:r>
+    </w:p>
+    <w:p>
+      <w:r>
+        <w:t>回看 00:16:38 · 字幕中出现：felony</w:t>
+      </w:r>
+    </w:p>
+    <w:p>
+      <w:r>
+        <w:t>美国刑事分类用语；具体定义和后果依司法辖区及法律而定。</w:t>
+      </w:r>
+    </w:p>
+    <w:p>
+      <w:r>
+        <w:t>1. He was charged with a felony.</w:t>
+        <w:br/>
+        <w:t>他被控犯有重罪。</w:t>
+      </w:r>
+    </w:p>
+    <w:p>
+      <w:r>
+        <w:t>2. The form asks about felony convictions.</w:t>
+        <w:br/>
+        <w:t>表格询问是否有重罪定罪记录。</w:t>
+      </w:r>
+    </w:p>
+    <w:p>
+      <w:r>
+        <w:t>3. The lawyer explained the difference between a felony and a misdemeanor.</w:t>
+        <w:br/>
+        <w:t>律师解释了重罪和轻罪的区别。</w:t>
+      </w:r>
+    </w:p>
+    <w:p>
+      <w:pPr>
+        <w:pStyle w:val="Heading2"/>
+      </w:pPr>
+      <w:r>
+        <w:t>03. defendant · 关键词</w:t>
+      </w:r>
+    </w:p>
+    <w:p>
+      <w:r>
+        <w:t>被告</w:t>
+      </w:r>
+    </w:p>
+    <w:p>
+      <w:r>
+        <w:t>回看 00:17:17 · 字幕中出现：defendant</w:t>
+      </w:r>
+    </w:p>
+    <w:p>
+      <w:r>
+        <w:t>可用于刑事或民事案件；不是所有案件里的被告都已被定罪。</w:t>
+      </w:r>
+    </w:p>
+    <w:p>
+      <w:r>
+        <w:t>1. The defendant entered the courtroom.</w:t>
+        <w:br/>
+        <w:t>被告走进法庭。</w:t>
+      </w:r>
+    </w:p>
+    <w:p>
+      <w:r>
+        <w:t>2. The defendant denied the allegation.</w:t>
+        <w:br/>
+        <w:t>被告否认了指控。</w:t>
+      </w:r>
+    </w:p>
+    <w:p>
+      <w:r>
+        <w:t>3. How many defendants are named in the case?</w:t>
+        <w:br/>
+        <w:t>这个案件列了多少名被告？</w:t>
+      </w:r>
+    </w:p>
+    <w:p>
+      <w:pPr>
+        <w:pStyle w:val="Heading2"/>
+      </w:pPr>
+      <w:r>
+        <w:t>04. prosecution · 关键词</w:t>
+      </w:r>
+    </w:p>
+    <w:p>
+      <w:r>
+        <w:t>控方；起诉；检控</w:t>
+      </w:r>
+    </w:p>
+    <w:p>
+      <w:r>
+        <w:t>回看 00:41:27 · 字幕中出现：Prosecution</w:t>
+      </w:r>
+    </w:p>
+    <w:p>
+      <w:r>
+        <w:t>the prosecution 常指刑事案件中的控方。</w:t>
+      </w:r>
+    </w:p>
+    <w:p>
+      <w:r>
+        <w:t>1. The prosecution presented its evidence.</w:t>
+        <w:br/>
+        <w:t>控方出示了证据。</w:t>
+      </w:r>
+    </w:p>
+    <w:p>
+      <w:r>
+        <w:t>2. The defense challenged the prosecution's account.</w:t>
+        <w:br/>
+        <w:t>辩方质疑了控方的说法。</w:t>
+      </w:r>
+    </w:p>
+    <w:p>
+      <w:r>
+        <w:t>3. The file was sent for prosecution.</w:t>
+        <w:br/>
+        <w:t>案卷被移送起诉。</w:t>
+      </w:r>
+    </w:p>
+    <w:p>
+      <w:pPr>
+        <w:pStyle w:val="Heading2"/>
+      </w:pPr>
+      <w:r>
+        <w:t>05. assault · 关键词</w:t>
+      </w:r>
+    </w:p>
+    <w:p>
+      <w:r>
+        <w:t>袭击；人身攻击</w:t>
+      </w:r>
+    </w:p>
+    <w:p>
+      <w:r>
+        <w:t>回看 00:16:44 · 字幕中出现：assault</w:t>
+      </w:r>
+    </w:p>
+    <w:p>
+      <w:r>
+        <w:t>日常义较宽；具体法律构成因辖区不同，不与 battery 简单等同。</w:t>
+      </w:r>
+    </w:p>
+    <w:p>
+      <w:r>
+        <w:t>1. The police investigated the alleged assault.</w:t>
+        <w:br/>
+        <w:t>警方调查了涉嫌袭击事件。</w:t>
+      </w:r>
+    </w:p>
+    <w:p>
+      <w:r>
+        <w:t>2. The witness described an assault near the station.</w:t>
+        <w:br/>
+        <w:t>证人描述了车站附近的一起袭击。</w:t>
+      </w:r>
+    </w:p>
+    <w:p>
+      <w:r>
+        <w:t>3. The lawyer reviewed the assault charge.</w:t>
+        <w:br/>
+        <w:t>律师审查了袭击指控。</w:t>
+      </w:r>
+    </w:p>
+    <w:p>
+      <w:pPr>
+        <w:pStyle w:val="Heading2"/>
+      </w:pPr>
+      <w:r>
+        <w:t>06. disbarment · 关键词</w:t>
+      </w:r>
+    </w:p>
+    <w:p>
+      <w:r>
+        <w:t>取消律师执业资格</w:t>
+      </w:r>
+    </w:p>
+    <w:p>
+      <w:r>
+        <w:t>回看 00:43:13 · 字幕中出现：disbarment</w:t>
+      </w:r>
+    </w:p>
+    <w:p>
+      <w:r>
+        <w:t>比暂时 suspension 更严重；动词 disbar。</w:t>
+      </w:r>
+    </w:p>
+    <w:p>
+      <w:r>
+        <w:t>1. The misconduct could lead to disbarment.</w:t>
+        <w:br/>
+        <w:t>不当行为可能导致吊销律师资格。</w:t>
+      </w:r>
+    </w:p>
+    <w:p>
+      <w:r>
+        <w:t>2. He faced disbarment after falsifying records.</w:t>
+        <w:br/>
+        <w:t>他因伪造记录面临取消执业资格。</w:t>
+      </w:r>
+    </w:p>
+    <w:p>
+      <w:r>
+        <w:t>3. Disbarment ended her legal practice.</w:t>
+        <w:br/>
+        <w:t>取消资格终结了她的律师执业。</w:t>
+      </w:r>
+    </w:p>
+    <w:p>
+      <w:pPr>
+        <w:pStyle w:val="Heading2"/>
+      </w:pPr>
+      <w:r>
+        <w:t>07. suspension · 关键词</w:t>
+      </w:r>
+    </w:p>
+    <w:p>
+      <w:r>
+        <w:t>暂停执业、职务或活动</w:t>
+      </w:r>
+    </w:p>
+    <w:p>
+      <w:r>
+        <w:t>回看 00:43:07 · 字幕中出现：suspension</w:t>
+      </w:r>
+    </w:p>
+    <w:p>
+      <w:r>
+        <w:t>本学习册主要关注律师暂停执业；suspended 是相关形容词或过去分词。</w:t>
+      </w:r>
+    </w:p>
+    <w:p>
+      <w:r>
+        <w:t>1. The panel imposed a six-month suspension.</w:t>
+        <w:br/>
+        <w:t>小组决定暂停其资格六个月。</w:t>
+      </w:r>
+    </w:p>
+    <w:p>
+      <w:r>
+        <w:t>2. She appealed the suspension of her licence.</w:t>
+        <w:br/>
+        <w:t>她对暂停执照提出上诉。</w:t>
+      </w:r>
+    </w:p>
+    <w:p>
+      <w:r>
+        <w:t>3. He returned to practice after the suspension.</w:t>
+        <w:br/>
+        <w:t>暂停期结束后他恢复执业。</w:t>
+      </w:r>
+    </w:p>
+    <w:p>
+      <w:pPr>
+        <w:pStyle w:val="Heading2"/>
+      </w:pPr>
+      <w:r>
+        <w:t>08. confession · 关键词</w:t>
+      </w:r>
+    </w:p>
+    <w:p>
+      <w:r>
+        <w:t>供认；坦白</w:t>
+      </w:r>
+    </w:p>
+    <w:p>
+      <w:r>
+        <w:t>回看 00:42:42 · 字幕中出现：confession</w:t>
+      </w:r>
+    </w:p>
+    <w:p>
+      <w:r>
+        <w:t>confession to a crime；不自动意味着供述真实或可采。</w:t>
+      </w:r>
+    </w:p>
+    <w:p>
+      <w:r>
+        <w:t>1. The detective recorded the confession.</w:t>
+        <w:br/>
+        <w:t>侦探录下了供词。</w:t>
+      </w:r>
+    </w:p>
+    <w:p>
+      <w:r>
+        <w:t>2. Her confession changed the investigation.</w:t>
+        <w:br/>
+        <w:t>她的坦白改变了调查方向。</w:t>
+      </w:r>
+    </w:p>
+    <w:p>
+      <w:r>
+        <w:t>3. The defence questioned whether the confession was voluntary.</w:t>
+        <w:br/>
+        <w:t>辩方质疑供述是否出于自愿。</w:t>
+      </w:r>
+    </w:p>
+    <w:p>
+      <w:pPr>
+        <w:pStyle w:val="Heading2"/>
+      </w:pPr>
+      <w:r>
+        <w:t>09. testimony · 关键词</w:t>
+      </w:r>
+    </w:p>
+    <w:p>
+      <w:r>
+        <w:t>证言；证词</w:t>
+      </w:r>
+    </w:p>
+    <w:p>
+      <w:r>
+        <w:t>回看 00:32:11 · 字幕中出现：testimony</w:t>
+      </w:r>
+    </w:p>
+    <w:p>
+      <w:r>
+        <w:t>法律语境常不可数；指证人陈述，不等于所有证据。</w:t>
+      </w:r>
+    </w:p>
+    <w:p>
+      <w:r>
+        <w:t>1. The witness gave testimony in court.</w:t>
+        <w:br/>
+        <w:t>证人在法庭上作了证。</w:t>
+      </w:r>
+    </w:p>
+    <w:p>
+      <w:r>
+        <w:t>2. Her testimony helped clarify the timeline.</w:t>
+        <w:br/>
+        <w:t>她的证词帮助理清了时间线。</w:t>
+      </w:r>
+    </w:p>
+    <w:p>
+      <w:r>
+        <w:t>3. Was the testimony consistent with the records?</w:t>
+        <w:br/>
+        <w:t>证词与记录一致吗？</w:t>
+      </w:r>
+    </w:p>
+    <w:p>
+      <w:pPr>
+        <w:pStyle w:val="Heading2"/>
+      </w:pPr>
+      <w:r>
+        <w:t>10. bamboozle · 关键词</w:t>
+      </w:r>
+    </w:p>
+    <w:p>
+      <w:r>
+        <w:t>蒙骗；哄骗</w:t>
+      </w:r>
+    </w:p>
+    <w:p>
+      <w:r>
+        <w:t>回看 00:19:14 · 字幕中出现：bamboozled</w:t>
+      </w:r>
+    </w:p>
+    <w:p>
+      <w:r>
+        <w:t>带戏谑色彩的口语动词；bamboozle someone into doing something。</w:t>
+      </w:r>
+    </w:p>
+    <w:p>
+      <w:r>
+        <w:t>1. They bamboozled investors with fake reports.</w:t>
+        <w:br/>
+        <w:t>他们用假报告蒙骗投资者。</w:t>
+      </w:r>
+    </w:p>
+    <w:p>
+      <w:r>
+        <w:t>2. Don't let the jargon bamboozle you.</w:t>
+        <w:br/>
+        <w:t>别让术语把你唬住。</w:t>
+      </w:r>
+    </w:p>
+    <w:p>
+      <w:r>
+        <w:t>3. He was bamboozled into signing the agreement.</w:t>
+        <w:br/>
+        <w:t>他受骗签下了协议。</w:t>
+      </w:r>
+    </w:p>
+    <w:p>
+      <w:pPr>
+        <w:pStyle w:val="Heading2"/>
+      </w:pPr>
+      <w:r>
+        <w:t>11. sunk cost · 词组 / 术语</w:t>
+      </w:r>
+    </w:p>
+    <w:p>
+      <w:r>
+        <w:t>沉没成本</w:t>
+      </w:r>
+    </w:p>
+    <w:p>
+      <w:r>
+        <w:t>回看 00:44:20 · 字幕中出现：sunk costs</w:t>
+      </w:r>
+    </w:p>
+    <w:p>
+      <w:r>
+        <w:t>已经发生、无法回收的成本；相关谬误是因既有投入而继续错误决策。</w:t>
+      </w:r>
+    </w:p>
+    <w:p>
+      <w:r>
+        <w:t>1. The old software licence is a sunk cost.</w:t>
+        <w:br/>
+        <w:t>旧软件许可证费用是沉没成本。</w:t>
+      </w:r>
+    </w:p>
+    <w:p>
+      <w:r>
+        <w:t>2. Don't let a sunk cost dictate the next decision.</w:t>
+        <w:br/>
+        <w:t>别让沉没成本支配下一步决定。</w:t>
+      </w:r>
+    </w:p>
+    <w:p>
+      <w:r>
+        <w:t>3. They treated the initial payment as a sunk cost.</w:t>
+        <w:br/>
+        <w:t>他们把首付款视为沉没成本。</w:t>
+      </w:r>
+    </w:p>
+    <w:p>
+      <w:pPr>
+        <w:pStyle w:val="Heading2"/>
+      </w:pPr>
+      <w:r>
+        <w:t>12. breaking and entering · 词组 / 术语</w:t>
+      </w:r>
+    </w:p>
+    <w:p>
+      <w:r>
+        <w:t>破门或非法进入建筑的行为</w:t>
+      </w:r>
+    </w:p>
+    <w:p>
+      <w:r>
+        <w:t>回看 00:16:38 · 字幕中出现：breaking and entering</w:t>
+      </w:r>
+    </w:p>
+    <w:p>
+      <w:r>
+        <w:t>法律定性依地区及具体事实；不是任何“进入”都构成该罪。</w:t>
+      </w:r>
+    </w:p>
+    <w:p>
+      <w:r>
+        <w:t>1. Police found evidence of breaking and entering.</w:t>
+        <w:br/>
+        <w:t>警方发现了非法闯入的证据。</w:t>
+      </w:r>
+    </w:p>
+    <w:p>
+      <w:r>
+        <w:t>2. The charge involved breaking and entering.</w:t>
+        <w:br/>
+        <w:t>指控涉及非法闯入建筑。</w:t>
+      </w:r>
+    </w:p>
+    <w:p>
+      <w:r>
+        <w:t>3. An unlocked door does not automatically settle a breaking-and-entering case.</w:t>
+        <w:br/>
+        <w:t>门没锁并不能自动决定非法闯入案的结论。</w:t>
+      </w:r>
+    </w:p>
+    <w:p>
+      <w:pPr>
+        <w:pStyle w:val="Heading2"/>
+      </w:pPr>
+      <w:r>
+        <w:t>汉译英与复述</w:t>
+      </w:r>
+    </w:p>
+    <w:p>
+      <w:r>
+        <w:t>1. 她询问该违法行为是否属于轻罪。</w:t>
+      </w:r>
+    </w:p>
+    <w:p>
+      <w:r>
+        <w:t>2. 她对暂停执照提出上诉。</w:t>
+      </w:r>
+    </w:p>
+    <w:p>
+      <w:r>
+        <w:t>3. 指控涉及非法闯入建筑。</w:t>
+      </w:r>
+    </w:p>
+    <w:p>
+      <w:r>
+        <w:t>参考答案：</w:t>
+      </w:r>
+    </w:p>
+    <w:p>
+      <w:r>
+        <w:t>1. She asked whether the offense was a misdemeanor. [misdemeanor]</w:t>
+      </w:r>
+    </w:p>
+    <w:p>
+      <w:r>
+        <w:t>2. She appealed the suspension of her licence. [suspension]</w:t>
+      </w:r>
+    </w:p>
+    <w:p>
+      <w:r>
+        <w:t>3. The charge involved breaking and entering. [breaking and entering]</w:t>
+      </w:r>
+    </w:p>
+    <w:p>
+      <w:r>
+        <w:br w:type="page"/>
+      </w:r>
+    </w:p>
+    <w:p>
+      <w:pPr>
+        <w:pStyle w:val="Heading1"/>
+      </w:pPr>
+      <w:r>
+        <w:t>S03E04 · Sabrosito</w:t>
+      </w:r>
+    </w:p>
+    <w:p>
+      <w:pPr>
+        <w:pStyle w:val="Heading2"/>
+      </w:pPr>
+      <w:r>
+        <w:t>英文内容梗概（71 words）</w:t>
+      </w:r>
+    </w:p>
+    <w:p>
+      <w:r>
+        <w:t>Gus and Hector compete within the cartel's business structure, with Gus maintaining a controlled public image while managing dangerous rivals. Mike helps prepare Jimmy and Kim's defence by obtaining photographs inside Chuck's house. The damage from Jimmy's intrusion and the arrangement of Chuck's surroundings become strategically useful. Kim challenges assumptions about how the recording should be handled. The episode assembles the evidence and relationships that will matter at Jimmy's disciplinary hearing.</w:t>
+      </w:r>
+    </w:p>
+    <w:p>
+      <w:r>
+        <w:t>双语字幕原始来源（整季合集）：https://subhd.tv/a/n0wjaq</w:t>
+      </w:r>
+    </w:p>
+    <w:p>
+      <w:pPr>
+        <w:pStyle w:val="Heading2"/>
+      </w:pPr>
+      <w:r>
+        <w:t>01. prosecution · 关键词</w:t>
+      </w:r>
+    </w:p>
+    <w:p>
+      <w:r>
+        <w:t>控方；起诉；检控</w:t>
+      </w:r>
+    </w:p>
+    <w:p>
+      <w:r>
+        <w:t>回看 00:39:50 · 字幕中出现：Prosecution</w:t>
+      </w:r>
+    </w:p>
+    <w:p>
+      <w:r>
+        <w:t>the prosecution 常指刑事案件中的控方。</w:t>
+      </w:r>
+    </w:p>
+    <w:p>
+      <w:r>
+        <w:t>1. The prosecution presented its evidence.</w:t>
+        <w:br/>
+        <w:t>控方出示了证据。</w:t>
+      </w:r>
+    </w:p>
+    <w:p>
+      <w:r>
+        <w:t>2. The defense challenged the prosecution's account.</w:t>
+        <w:br/>
+        <w:t>辩方质疑了控方的说法。</w:t>
+      </w:r>
+    </w:p>
+    <w:p>
+      <w:r>
+        <w:t>3. The file was sent for prosecution.</w:t>
+        <w:br/>
+        <w:t>案卷被移送起诉。</w:t>
+      </w:r>
+    </w:p>
+    <w:p>
+      <w:pPr>
+        <w:pStyle w:val="Heading2"/>
+      </w:pPr>
+      <w:r>
+        <w:t>02. discovery · 关键词</w:t>
+      </w:r>
+    </w:p>
+    <w:p>
+      <w:r>
+        <w:t>发现；诉讼中的证据开示</w:t>
+      </w:r>
+    </w:p>
+    <w:p>
+      <w:r>
+        <w:t>回看 00:45:24 · 字幕中出现：discovery</w:t>
+      </w:r>
+    </w:p>
+    <w:p>
+      <w:r>
+        <w:t>法律义是审前依法获取对方相关信息的程序，区别于普通“发现”。</w:t>
+      </w:r>
+    </w:p>
+    <w:p>
+      <w:r>
+        <w:t>1. The parties exchanged documents during discovery.</w:t>
+        <w:br/>
+        <w:t>双方在证据开示阶段交换了文件。</w:t>
+      </w:r>
+    </w:p>
+    <w:p>
+      <w:r>
+        <w:t>2. The lawyer requested more time for discovery.</w:t>
+        <w:br/>
+        <w:t>律师申请延长证据开示时间。</w:t>
+      </w:r>
+    </w:p>
+    <w:p>
+      <w:r>
+        <w:t>3. The discovery of a leak changed our schedule.</w:t>
+        <w:br/>
+        <w:t>发现漏水后，我们改变了日程。（普通义。）</w:t>
+      </w:r>
+    </w:p>
+    <w:p>
+      <w:pPr>
+        <w:pStyle w:val="Heading2"/>
+      </w:pPr>
+      <w:r>
+        <w:t>03. restitution · 关键词</w:t>
+      </w:r>
+    </w:p>
+    <w:p>
+      <w:r>
+        <w:t>返还财物；对损失的补偿</w:t>
+      </w:r>
+    </w:p>
+    <w:p>
+      <w:r>
+        <w:t>回看 00:43:58 · 字幕中出现：restitution</w:t>
+      </w:r>
+    </w:p>
+    <w:p>
+      <w:r>
+        <w:t>法律语境常指向受害者偿还；不同于惩罚性罚款。</w:t>
+      </w:r>
+    </w:p>
+    <w:p>
+      <w:r>
+        <w:t>1. The court ordered restitution.</w:t>
+        <w:br/>
+        <w:t>法院命令返还财物或赔偿损失。</w:t>
+      </w:r>
+    </w:p>
+    <w:p>
+      <w:r>
+        <w:t>2. He agreed to pay restitution to the victims.</w:t>
+        <w:br/>
+        <w:t>他同意向受害者赔偿。</w:t>
+      </w:r>
+    </w:p>
+    <w:p>
+      <w:r>
+        <w:t>3. Restitution did not erase the offence.</w:t>
+        <w:br/>
+        <w:t>赔偿并未抹去违法行为。</w:t>
+      </w:r>
+    </w:p>
+    <w:p>
+      <w:pPr>
+        <w:pStyle w:val="Heading2"/>
+      </w:pPr>
+      <w:r>
+        <w:t>04. waive · 关键词</w:t>
+      </w:r>
+    </w:p>
+    <w:p>
+      <w:r>
+        <w:t>自愿放弃权利、要求或费用</w:t>
+      </w:r>
+    </w:p>
+    <w:p>
+      <w:r>
+        <w:t>回看 00:39:59 · 字幕中出现：waiving</w:t>
+      </w:r>
+    </w:p>
+    <w:p>
+      <w:r>
+        <w:t>waive a right/fee；与 wave 挥手区分。</w:t>
+      </w:r>
+    </w:p>
+    <w:p>
+      <w:r>
+        <w:t>1. She waived her right to remain silent.</w:t>
+        <w:br/>
+        <w:t>她放弃了保持沉默的权利。</w:t>
+      </w:r>
+    </w:p>
+    <w:p>
+      <w:r>
+        <w:t>2. The bank waived the fee.</w:t>
+        <w:br/>
+        <w:t>银行免除了费用。</w:t>
+      </w:r>
+    </w:p>
+    <w:p>
+      <w:r>
+        <w:t>3. They refused to waive the requirement.</w:t>
+        <w:br/>
+        <w:t>他们拒绝免除这项要求。</w:t>
+      </w:r>
+    </w:p>
+    <w:p>
+      <w:pPr>
+        <w:pStyle w:val="Heading2"/>
+      </w:pPr>
+      <w:r>
+        <w:t>05. statute · 关键词</w:t>
+      </w:r>
+    </w:p>
+    <w:p>
+      <w:r>
+        <w:t>成文法；法令</w:t>
+      </w:r>
+    </w:p>
+    <w:p>
+      <w:r>
+        <w:t>回看 00:40:01 · 字幕中出现：statute</w:t>
+      </w:r>
+    </w:p>
+    <w:p>
+      <w:r>
+        <w:t>与 statue 雕像区分；法律通常是 legislature 制定的 statute。</w:t>
+      </w:r>
+    </w:p>
+    <w:p>
+      <w:r>
+        <w:t>1. The statute defines the offence.</w:t>
+        <w:br/>
+        <w:t>成文法界定了该罪。</w:t>
+      </w:r>
+    </w:p>
+    <w:p>
+      <w:r>
+        <w:t>2. Counsel cited the relevant statute.</w:t>
+        <w:br/>
+        <w:t>律师引用了相关法条。</w:t>
+      </w:r>
+    </w:p>
+    <w:p>
+      <w:r>
+        <w:t>3. The claim depends on how the statute is interpreted.</w:t>
+        <w:br/>
+        <w:t>诉求取决于如何解释该法令。</w:t>
+      </w:r>
+    </w:p>
+    <w:p>
+      <w:pPr>
+        <w:pStyle w:val="Heading2"/>
+      </w:pPr>
+      <w:r>
+        <w:t>06. remorse · 关键词</w:t>
+      </w:r>
+    </w:p>
+    <w:p>
+      <w:r>
+        <w:t>懊悔；对过错的内疚</w:t>
+      </w:r>
+    </w:p>
+    <w:p>
+      <w:r>
+        <w:t>回看 00:27:01 · 字幕中出现：remorse</w:t>
+      </w:r>
+    </w:p>
+    <w:p>
+      <w:r>
+        <w:t>show remorse；比单纯 regret 更突出对伤害或过错的道德反省。</w:t>
+      </w:r>
+    </w:p>
+    <w:p>
+      <w:r>
+        <w:t>1. He showed genuine remorse.</w:t>
+        <w:br/>
+        <w:t>他表现出真诚的悔意。</w:t>
+      </w:r>
+    </w:p>
+    <w:p>
+      <w:r>
+        <w:t>2. She felt remorse for deceiving her friend.</w:t>
+        <w:br/>
+        <w:t>她因欺骗朋友感到内疚。</w:t>
+      </w:r>
+    </w:p>
+    <w:p>
+      <w:r>
+        <w:t>3. The apology contained little remorse.</w:t>
+        <w:br/>
+        <w:t>道歉中几乎没有悔意。</w:t>
+      </w:r>
+    </w:p>
+    <w:p>
+      <w:pPr>
+        <w:pStyle w:val="Heading2"/>
+      </w:pPr>
+      <w:r>
+        <w:t>07. covert · 关键词</w:t>
+      </w:r>
+    </w:p>
+    <w:p>
+      <w:r>
+        <w:t>秘密进行的；隐蔽的</w:t>
+      </w:r>
+    </w:p>
+    <w:p>
+      <w:r>
+        <w:t>回看 00:32:45 · 字幕中出现：covert</w:t>
+      </w:r>
+    </w:p>
+    <w:p>
+      <w:r>
+        <w:t>与 overt 公开的相对；covert operation 秘密行动。</w:t>
+      </w:r>
+    </w:p>
+    <w:p>
+      <w:r>
+        <w:t>1. They conducted covert surveillance.</w:t>
+        <w:br/>
+        <w:t>他们进行了秘密监视。</w:t>
+      </w:r>
+    </w:p>
+    <w:p>
+      <w:r>
+        <w:t>2. The funds supported a covert operation.</w:t>
+        <w:br/>
+        <w:t>资金支持了一次秘密行动。</w:t>
+      </w:r>
+    </w:p>
+    <w:p>
+      <w:r>
+        <w:t>3. His opposition was covert at first.</w:t>
+        <w:br/>
+        <w:t>他的反对起初是暗中的。</w:t>
+      </w:r>
+    </w:p>
+    <w:p>
+      <w:pPr>
+        <w:pStyle w:val="Heading2"/>
+      </w:pPr>
+      <w:r>
+        <w:t>08. acquit · 关键词</w:t>
+      </w:r>
+    </w:p>
+    <w:p>
+      <w:r>
+        <w:t>宣判无罪</w:t>
+      </w:r>
+    </w:p>
+    <w:p>
+      <w:r>
+        <w:t>回看 00:22:34 · 字幕中出现：acquitted</w:t>
+      </w:r>
+    </w:p>
+    <w:p>
+      <w:r>
+        <w:t>acquit someone of a charge；无罪判决不等于对所有事实作出肯定判断。</w:t>
+      </w:r>
+    </w:p>
+    <w:p>
+      <w:r>
+        <w:t>1. The jury acquitted her of fraud.</w:t>
+        <w:br/>
+        <w:t>陪审团判她诈骗罪不成立。</w:t>
+      </w:r>
+    </w:p>
+    <w:p>
+      <w:r>
+        <w:t>2. He was acquitted on all counts.</w:t>
+        <w:br/>
+        <w:t>他的所有指控均被判不成立。</w:t>
+      </w:r>
+    </w:p>
+    <w:p>
+      <w:r>
+        <w:t>3. An acquittal ended the criminal trial.</w:t>
+        <w:br/>
+        <w:t>无罪判决结束了刑事审判。</w:t>
+      </w:r>
+    </w:p>
+    <w:p>
+      <w:pPr>
+        <w:pStyle w:val="Heading2"/>
+      </w:pPr>
+      <w:r>
+        <w:t>09. infraction · 关键词</w:t>
+      </w:r>
+    </w:p>
+    <w:p>
+      <w:r>
+        <w:t>轻微违法；违规</w:t>
+      </w:r>
+    </w:p>
+    <w:p>
+      <w:r>
+        <w:t>回看 00:40:29 · 字幕中出现：infraction</w:t>
+      </w:r>
+    </w:p>
+    <w:p>
+      <w:r>
+        <w:t>通常比 felony、misdemeanor 轻，但分类依地区。</w:t>
+      </w:r>
+    </w:p>
+    <w:p>
+      <w:r>
+        <w:t>1. He received a citation for a traffic infraction.</w:t>
+        <w:br/>
+        <w:t>他因交通违规收到了传票。</w:t>
+      </w:r>
+    </w:p>
+    <w:p>
+      <w:r>
+        <w:t>2. The infraction carried a fine.</w:t>
+        <w:br/>
+        <w:t>这项违规处以罚款。</w:t>
+      </w:r>
+    </w:p>
+    <w:p>
+      <w:r>
+        <w:t>3. They disputed whether any infraction occurred.</w:t>
+        <w:br/>
+        <w:t>他们争论是否发生了违规。</w:t>
+      </w:r>
+    </w:p>
+    <w:p>
+      <w:pPr>
+        <w:pStyle w:val="Heading2"/>
+      </w:pPr>
+      <w:r>
+        <w:t>10. lenient · 关键词</w:t>
+      </w:r>
+    </w:p>
+    <w:p>
+      <w:r>
+        <w:t>宽大的；处罚较轻的</w:t>
+      </w:r>
+    </w:p>
+    <w:p>
+      <w:r>
+        <w:t>回看 00:45:50 · 字幕中出现：lenient</w:t>
+      </w:r>
+    </w:p>
+    <w:p>
+      <w:r>
+        <w:t>lenient sentence；比较级 more lenient。</w:t>
+      </w:r>
+    </w:p>
+    <w:p>
+      <w:r>
+        <w:t>1. The defence requested a lenient sentence.</w:t>
+        <w:br/>
+        <w:t>辩方请求从轻判刑。</w:t>
+      </w:r>
+    </w:p>
+    <w:p>
+      <w:r>
+        <w:t>2. She thought the punishment was too lenient.</w:t>
+        <w:br/>
+        <w:t>她认为处罚过轻。</w:t>
+      </w:r>
+    </w:p>
+    <w:p>
+      <w:r>
+        <w:t>3. The policy is lenient toward first-time offenders.</w:t>
+        <w:br/>
+        <w:t>政策对初犯较宽大。</w:t>
+      </w:r>
+    </w:p>
+    <w:p>
+      <w:pPr>
+        <w:pStyle w:val="Heading2"/>
+      </w:pPr>
+      <w:r>
+        <w:t>11. statute of limitations · 词组 / 术语</w:t>
+      </w:r>
+    </w:p>
+    <w:p>
+      <w:r>
+        <w:t>诉讼或追诉时效规定</w:t>
+      </w:r>
+    </w:p>
+    <w:p>
+      <w:r>
+        <w:t>回看 00:40:01 · 字幕中出现：statute of limitations</w:t>
+      </w:r>
+    </w:p>
+    <w:p>
+      <w:r>
+        <w:t>规定提起某类案件的期限；存在例外及地区差异。</w:t>
+      </w:r>
+    </w:p>
+    <w:p>
+      <w:r>
+        <w:t>1. The statute of limitations was disputed.</w:t>
+        <w:br/>
+        <w:t>双方对时效规定存在争议。</w:t>
+      </w:r>
+    </w:p>
+    <w:p>
+      <w:r>
+        <w:t>2. They filed before the statute of limitations expired.</w:t>
+        <w:br/>
+        <w:t>他们在时效届满前提起诉讼。</w:t>
+      </w:r>
+    </w:p>
+    <w:p>
+      <w:r>
+        <w:t>3. Counsel checked the applicable statute of limitations.</w:t>
+        <w:br/>
+        <w:t>律师核查了适用的时效规定。</w:t>
+      </w:r>
+    </w:p>
+    <w:p>
+      <w:pPr>
+        <w:pStyle w:val="Heading2"/>
+      </w:pPr>
+      <w:r>
+        <w:t>12. bar hearing · 词组 / 术语</w:t>
+      </w:r>
+    </w:p>
+    <w:p>
+      <w:r>
+        <w:t>律师执业纪律听证</w:t>
+      </w:r>
+    </w:p>
+    <w:p>
+      <w:r>
+        <w:t>回看 00:45:01 · 字幕中出现：bar hearing</w:t>
+      </w:r>
+    </w:p>
+    <w:p>
+      <w:r>
+        <w:t>bar 在此指法律职业及其管理体系；不是酒吧或普通庭审。</w:t>
+      </w:r>
+    </w:p>
+    <w:p>
+      <w:r>
+        <w:t>1. The bar hearing examined professional misconduct.</w:t>
+        <w:br/>
+        <w:t>律师纪律听证审查了职业不当行为。</w:t>
+      </w:r>
+    </w:p>
+    <w:p>
+      <w:r>
+        <w:t>2. He prepared witnesses for the bar hearing.</w:t>
+        <w:br/>
+        <w:t>他为律师纪律听证准备证人。</w:t>
+      </w:r>
+    </w:p>
+    <w:p>
+      <w:r>
+        <w:t>3. A bar hearing can affect a lawyer's licence.</w:t>
+        <w:br/>
+        <w:t>律师纪律听证可能影响律师的执照。</w:t>
+      </w:r>
+    </w:p>
+    <w:p>
+      <w:pPr>
+        <w:pStyle w:val="Heading2"/>
+      </w:pPr>
+      <w:r>
+        <w:t>汉译英与复述</w:t>
+      </w:r>
+    </w:p>
+    <w:p>
+      <w:r>
+        <w:t>1. 辩方质疑了控方的说法。</w:t>
+      </w:r>
+    </w:p>
+    <w:p>
+      <w:r>
+        <w:t>2. 资金支持了一次秘密行动。</w:t>
+      </w:r>
+    </w:p>
+    <w:p>
+      <w:r>
+        <w:t>3. 他为律师纪律听证准备证人。</w:t>
+      </w:r>
+    </w:p>
+    <w:p>
+      <w:r>
+        <w:t>参考答案：</w:t>
+      </w:r>
+    </w:p>
+    <w:p>
+      <w:r>
+        <w:t>1. The defense challenged the prosecution's account. [prosecution]</w:t>
+      </w:r>
+    </w:p>
+    <w:p>
+      <w:r>
+        <w:t>2. The funds supported a covert operation. [covert]</w:t>
+      </w:r>
+    </w:p>
+    <w:p>
+      <w:r>
+        <w:t>3. He prepared witnesses for the bar hearing. [bar hearing]</w:t>
+      </w:r>
+    </w:p>
+    <w:p>
+      <w:r>
+        <w:br w:type="page"/>
+      </w:r>
+    </w:p>
+    <w:p>
+      <w:pPr>
+        <w:pStyle w:val="Heading1"/>
+      </w:pPr>
+      <w:r>
+        <w:t>S03E05 · Chicanery</w:t>
+      </w:r>
+    </w:p>
+    <w:p>
+      <w:pPr>
+        <w:pStyle w:val="Heading2"/>
+      </w:pPr>
+      <w:r>
+        <w:t>英文内容梗概（73 words）</w:t>
+      </w:r>
+    </w:p>
+    <w:p>
+      <w:r>
+        <w:t>Jimmy's disciplinary hearing becomes a confrontation over credibility, family history and Chuck's claimed sensitivity to electricity. Kim questions the witnesses and develops the defence's account. Jimmy then reveals that a charged battery has been placed in Chuck's pocket without his noticing. The demonstration prompts an emotional outburst in which Chuck exposes his resentment and distrust of Jimmy. Jimmy avoids the outcome Chuck wanted, but the public victory deepens the personal damage between them.</w:t>
+      </w:r>
+    </w:p>
+    <w:p>
+      <w:r>
+        <w:t>双语字幕原始来源（整季合集）：https://subhd.tv/a/n0wjaq</w:t>
+      </w:r>
+    </w:p>
+    <w:p>
+      <w:pPr>
+        <w:pStyle w:val="Heading2"/>
+      </w:pPr>
+      <w:r>
+        <w:t>01. subpoena · 关键词</w:t>
+      </w:r>
+    </w:p>
+    <w:p>
+      <w:r>
+        <w:t>传票；以传票要求出庭或提交材料</w:t>
+      </w:r>
+    </w:p>
+    <w:p>
+      <w:r>
+        <w:t>回看 00:34:15 · 字幕中出现：subpoena</w:t>
+      </w:r>
+    </w:p>
+    <w:p>
+      <w:r>
+        <w:t>法律名词也可作动词；不等同于 arrest warrant 逮捕令。</w:t>
+      </w:r>
+    </w:p>
+    <w:p>
+      <w:r>
+        <w:t>1. The witness received a subpoena.</w:t>
+        <w:br/>
+        <w:t>证人收到了传票。</w:t>
+      </w:r>
+    </w:p>
+    <w:p>
+      <w:r>
+        <w:t>2. The court issued a subpoena for the records.</w:t>
+        <w:br/>
+        <w:t>法院发出传票，要求提交记录。</w:t>
+      </w:r>
+    </w:p>
+    <w:p>
+      <w:r>
+        <w:t>3. The lawyer sought to subpoena another witness.</w:t>
+        <w:br/>
+        <w:t>律师申请以传票传唤另一名证人。</w:t>
+      </w:r>
+    </w:p>
+    <w:p>
+      <w:pPr>
+        <w:pStyle w:val="Heading2"/>
+      </w:pPr>
+      <w:r>
+        <w:t>02. disbarment · 关键词</w:t>
+      </w:r>
+    </w:p>
+    <w:p>
+      <w:r>
+        <w:t>取消律师执业资格</w:t>
+      </w:r>
+    </w:p>
+    <w:p>
+      <w:r>
+        <w:t>回看 00:16:32 · 字幕中出现：disbarment</w:t>
+      </w:r>
+    </w:p>
+    <w:p>
+      <w:r>
+        <w:t>比暂时 suspension 更严重；动词 disbar。</w:t>
+      </w:r>
+    </w:p>
+    <w:p>
+      <w:r>
+        <w:t>1. The misconduct could lead to disbarment.</w:t>
+        <w:br/>
+        <w:t>不当行为可能导致吊销律师资格。</w:t>
+      </w:r>
+    </w:p>
+    <w:p>
+      <w:r>
+        <w:t>2. He faced disbarment after falsifying records.</w:t>
+        <w:br/>
+        <w:t>他因伪造记录面临取消执业资格。</w:t>
+      </w:r>
+    </w:p>
+    <w:p>
+      <w:r>
+        <w:t>3. Disbarment ended her legal practice.</w:t>
+        <w:br/>
+        <w:t>取消资格终结了她的律师执业。</w:t>
+      </w:r>
+    </w:p>
+    <w:p>
+      <w:pPr>
+        <w:pStyle w:val="Heading2"/>
+      </w:pPr>
+      <w:r>
+        <w:t>03. corroborate · 关键词</w:t>
+      </w:r>
+    </w:p>
+    <w:p>
+      <w:r>
+        <w:t>佐证；提供支持证据</w:t>
+      </w:r>
+    </w:p>
+    <w:p>
+      <w:r>
+        <w:t>回看 00:30:15 · 字幕中出现：corroborating</w:t>
+      </w:r>
+    </w:p>
+    <w:p>
+      <w:r>
+        <w:t>corroborate an account；比重复某人的说法更强调独立支持。</w:t>
+      </w:r>
+    </w:p>
+    <w:p>
+      <w:r>
+        <w:t>1. The receipt corroborated her account.</w:t>
+        <w:br/>
+        <w:t>收据佐证了她的说法。</w:t>
+      </w:r>
+    </w:p>
+    <w:p>
+      <w:r>
+        <w:t>2. No witness could corroborate the claim.</w:t>
+        <w:br/>
+        <w:t>没有证人能佐证该主张。</w:t>
+      </w:r>
+    </w:p>
+    <w:p>
+      <w:r>
+        <w:t>3. Investigators sought corroborating evidence.</w:t>
+        <w:br/>
+        <w:t>调查人员寻找佐证证据。</w:t>
+      </w:r>
+    </w:p>
+    <w:p>
+      <w:pPr>
+        <w:pStyle w:val="Heading2"/>
+      </w:pPr>
+      <w:r>
+        <w:t>04. suspension · 关键词</w:t>
+      </w:r>
+    </w:p>
+    <w:p>
+      <w:r>
+        <w:t>暂停执业、职务或活动</w:t>
+      </w:r>
+    </w:p>
+    <w:p>
+      <w:r>
+        <w:t>回看 00:16:30 · 字幕中出现：suspension</w:t>
+      </w:r>
+    </w:p>
+    <w:p>
+      <w:r>
+        <w:t>本学习册主要关注律师暂停执业；suspended 是相关形容词或过去分词。</w:t>
+      </w:r>
+    </w:p>
+    <w:p>
+      <w:r>
+        <w:t>1. The panel imposed a six-month suspension.</w:t>
+        <w:br/>
+        <w:t>小组决定暂停其资格六个月。</w:t>
+      </w:r>
+    </w:p>
+    <w:p>
+      <w:r>
+        <w:t>2. She appealed the suspension of her licence.</w:t>
+        <w:br/>
+        <w:t>她对暂停执照提出上诉。</w:t>
+      </w:r>
+    </w:p>
+    <w:p>
+      <w:r>
+        <w:t>3. He returned to practice after the suspension.</w:t>
+        <w:br/>
+        <w:t>暂停期结束后他恢复执业。</w:t>
+      </w:r>
+    </w:p>
+    <w:p>
+      <w:pPr>
+        <w:pStyle w:val="Heading2"/>
+      </w:pPr>
+      <w:r>
+        <w:t>05. testimony · 关键词</w:t>
+      </w:r>
+    </w:p>
+    <w:p>
+      <w:r>
+        <w:t>证言；证词</w:t>
+      </w:r>
+    </w:p>
+    <w:p>
+      <w:r>
+        <w:t>回看 00:15:00 · 字幕中出现：testimony</w:t>
+      </w:r>
+    </w:p>
+    <w:p>
+      <w:r>
+        <w:t>法律语境常不可数；指证人陈述，不等于所有证据。</w:t>
+      </w:r>
+    </w:p>
+    <w:p>
+      <w:r>
+        <w:t>1. The witness gave testimony in court.</w:t>
+        <w:br/>
+        <w:t>证人在法庭上作了证。</w:t>
+      </w:r>
+    </w:p>
+    <w:p>
+      <w:r>
+        <w:t>2. Her testimony helped clarify the timeline.</w:t>
+        <w:br/>
+        <w:t>她的证词帮助理清了时间线。</w:t>
+      </w:r>
+    </w:p>
+    <w:p>
+      <w:r>
+        <w:t>3. Was the testimony consistent with the records?</w:t>
+        <w:br/>
+        <w:t>证词与记录一致吗？</w:t>
+      </w:r>
+    </w:p>
+    <w:p>
+      <w:pPr>
+        <w:pStyle w:val="Heading2"/>
+      </w:pPr>
+      <w:r>
+        <w:t>06. evidentiary · 关键词</w:t>
+      </w:r>
+    </w:p>
+    <w:p>
+      <w:r>
+        <w:t>证据方面的</w:t>
+      </w:r>
+    </w:p>
+    <w:p>
+      <w:r>
+        <w:t>回看 00:17:40 · 字幕中出现：evidentiary</w:t>
+      </w:r>
+    </w:p>
+    <w:p>
+      <w:r>
+        <w:t>形容词，evidentiary hearing 专门审查证据问题的听证。</w:t>
+      </w:r>
+    </w:p>
+    <w:p>
+      <w:r>
+        <w:t>1. The court scheduled an evidentiary hearing.</w:t>
+        <w:br/>
+        <w:t>法院安排了证据听证。</w:t>
+      </w:r>
+    </w:p>
+    <w:p>
+      <w:r>
+        <w:t>2. There was an evidentiary gap.</w:t>
+        <w:br/>
+        <w:t>证据存在缺口。</w:t>
+      </w:r>
+    </w:p>
+    <w:p>
+      <w:r>
+        <w:t>3. Counsel raised an evidentiary objection.</w:t>
+        <w:br/>
+        <w:t>律师提出了证据方面的异议。</w:t>
+      </w:r>
+    </w:p>
+    <w:p>
+      <w:pPr>
+        <w:pStyle w:val="Heading2"/>
+      </w:pPr>
+      <w:r>
+        <w:t>07. transposed · 关键词</w:t>
+      </w:r>
+    </w:p>
+    <w:p>
+      <w:r>
+        <w:t>位置被对调或颠倒的</w:t>
+      </w:r>
+    </w:p>
+    <w:p>
+      <w:r>
+        <w:t>回看 00:13:01 · 字幕中出现：transposed</w:t>
+      </w:r>
+    </w:p>
+    <w:p>
+      <w:r>
+        <w:t>动词 transpose；常用于数字、字母的顺序错置。</w:t>
+      </w:r>
+    </w:p>
+    <w:p>
+      <w:r>
+        <w:t>1. The last two digits were transposed.</w:t>
+        <w:br/>
+        <w:t>最后两位数字被调换了。</w:t>
+      </w:r>
+    </w:p>
+    <w:p>
+      <w:r>
+        <w:t>2. She had transposed the names.</w:t>
+        <w:br/>
+        <w:t>她把名字的位置弄反了。</w:t>
+      </w:r>
+    </w:p>
+    <w:p>
+      <w:r>
+        <w:t>3. A transposed number changed the address.</w:t>
+        <w:br/>
+        <w:t>一个位置颠倒的数字改变了地址。</w:t>
+      </w:r>
+    </w:p>
+    <w:p>
+      <w:pPr>
+        <w:pStyle w:val="Heading2"/>
+      </w:pPr>
+      <w:r>
+        <w:t>08. adverse · 关键词</w:t>
+      </w:r>
+    </w:p>
+    <w:p>
+      <w:r>
+        <w:t>不利的；负面的</w:t>
+      </w:r>
+    </w:p>
+    <w:p>
+      <w:r>
+        <w:t>回看 00:38:24 · 字幕中出现：adverse</w:t>
+      </w:r>
+    </w:p>
+    <w:p>
+      <w:r>
+        <w:t>常搭配 adverse effect、adverse ruling、adverse party。</w:t>
+      </w:r>
+    </w:p>
+    <w:p>
+      <w:r>
+        <w:t>1. The policy had adverse effects on small firms.</w:t>
+        <w:br/>
+        <w:t>该政策对小企业产生了不利影响。</w:t>
+      </w:r>
+    </w:p>
+    <w:p>
+      <w:r>
+        <w:t>2. They appealed the adverse ruling.</w:t>
+        <w:br/>
+        <w:t>他们对不利裁定提出上诉。</w:t>
+      </w:r>
+    </w:p>
+    <w:p>
+      <w:r>
+        <w:t>3. We must disclose adverse information.</w:t>
+        <w:br/>
+        <w:t>我们必须披露不利信息。</w:t>
+      </w:r>
+    </w:p>
+    <w:p>
+      <w:pPr>
+        <w:pStyle w:val="Heading2"/>
+      </w:pPr>
+      <w:r>
+        <w:t>09. allegation · 关键词</w:t>
+      </w:r>
+    </w:p>
+    <w:p>
+      <w:r>
+        <w:t>尚未经证实的指控或说法</w:t>
+      </w:r>
+    </w:p>
+    <w:p>
+      <w:r>
+        <w:t>回看 00:12:45 · 字幕中出现：allegations</w:t>
+      </w:r>
+    </w:p>
+    <w:p>
+      <w:r>
+        <w:t>allegation of misconduct；避免把 allegation 当作已确认事实。</w:t>
+      </w:r>
+    </w:p>
+    <w:p>
+      <w:r>
+        <w:t>1. The company denied the allegation.</w:t>
+        <w:br/>
+        <w:t>公司否认了这项指控。</w:t>
+      </w:r>
+    </w:p>
+    <w:p>
+      <w:r>
+        <w:t>2. An allegation is not a conviction.</w:t>
+        <w:br/>
+        <w:t>指控不等于定罪。</w:t>
+      </w:r>
+    </w:p>
+    <w:p>
+      <w:r>
+        <w:t>3. Investigators examined allegations of bribery.</w:t>
+        <w:br/>
+        <w:t>调查人员审查了有关行贿的指控。</w:t>
+      </w:r>
+    </w:p>
+    <w:p>
+      <w:pPr>
+        <w:pStyle w:val="Heading2"/>
+      </w:pPr>
+      <w:r>
+        <w:t>10. speculation · 关键词</w:t>
+      </w:r>
+    </w:p>
+    <w:p>
+      <w:r>
+        <w:t>推测；投机</w:t>
+      </w:r>
+    </w:p>
+    <w:p>
+      <w:r>
+        <w:t>回看 00:30:49 · 字幕中出现：speculation</w:t>
+      </w:r>
+    </w:p>
+    <w:p>
+      <w:r>
+        <w:t>证据语境指缺乏充分基础的猜测；金融中也指冒险交易。</w:t>
+      </w:r>
+    </w:p>
+    <w:p>
+      <w:r>
+        <w:t>1. That conclusion is speculation.</w:t>
+        <w:br/>
+        <w:t>那个结论只是推测。</w:t>
+      </w:r>
+    </w:p>
+    <w:p>
+      <w:r>
+        <w:t>2. The report separated fact from speculation.</w:t>
+        <w:br/>
+        <w:t>报告区分了事实与猜测。</w:t>
+      </w:r>
+    </w:p>
+    <w:p>
+      <w:r>
+        <w:t>3. Property speculation drove up prices.</w:t>
+        <w:br/>
+        <w:t>房地产投机推高了价格。</w:t>
+      </w:r>
+    </w:p>
+    <w:p>
+      <w:pPr>
+        <w:pStyle w:val="Heading2"/>
+      </w:pPr>
+      <w:r>
+        <w:t>11. under oath · 词组 / 术语</w:t>
+      </w:r>
+    </w:p>
+    <w:p>
+      <w:r>
+        <w:t>在宣誓后；在誓言约束下</w:t>
+      </w:r>
+    </w:p>
+    <w:p>
+      <w:r>
+        <w:t>回看 00:36:29 · 字幕中出现：under oath</w:t>
+      </w:r>
+    </w:p>
+    <w:p>
+      <w:r>
+        <w:t>法律表达；描述证言须真实这一正式要求。</w:t>
+      </w:r>
+    </w:p>
+    <w:p>
+      <w:r>
+        <w:t>1. The witness answered the questions under oath.</w:t>
+        <w:br/>
+        <w:t>证人宣誓后回答了问题。</w:t>
+      </w:r>
+    </w:p>
+    <w:p>
+      <w:r>
+        <w:t>2. She gave that statement under oath.</w:t>
+        <w:br/>
+        <w:t>她在宣誓后作出了那份陈述。</w:t>
+      </w:r>
+    </w:p>
+    <w:p>
+      <w:r>
+        <w:t>3. Were you under oath when you said that?</w:t>
+        <w:br/>
+        <w:t>你说那句话时是在宣誓作证吗？</w:t>
+      </w:r>
+    </w:p>
+    <w:p>
+      <w:pPr>
+        <w:pStyle w:val="Heading2"/>
+      </w:pPr>
+      <w:r>
+        <w:t>12. cross-examination · 关键词</w:t>
+      </w:r>
+    </w:p>
+    <w:p>
+      <w:r>
+        <w:t>交叉询问；对对方证人的盘问</w:t>
+      </w:r>
+    </w:p>
+    <w:p>
+      <w:r>
+        <w:t>回看 00:36:34 · 字幕中出现：cross-examination</w:t>
+      </w:r>
+    </w:p>
+    <w:p>
+      <w:r>
+        <w:t>通常在直接询问后由对方律师进行；动词 cross-examine。</w:t>
+      </w:r>
+    </w:p>
+    <w:p>
+      <w:r>
+        <w:t>1. The witness struggled during cross-examination.</w:t>
+        <w:br/>
+        <w:t>证人在交叉询问中难以应对。</w:t>
+      </w:r>
+    </w:p>
+    <w:p>
+      <w:r>
+        <w:t>2. Cross-examination exposed a contradiction.</w:t>
+        <w:br/>
+        <w:t>交叉询问揭露了一处矛盾。</w:t>
+      </w:r>
+    </w:p>
+    <w:p>
+      <w:r>
+        <w:t>3. She prepared carefully for cross-examination.</w:t>
+        <w:br/>
+        <w:t>她为交叉询问作了充分准备。</w:t>
+      </w:r>
+    </w:p>
+    <w:p>
+      <w:pPr>
+        <w:pStyle w:val="Heading2"/>
+      </w:pPr>
+      <w:r>
+        <w:t>13. dead to rights · 词组 / 术语</w:t>
+      </w:r>
+    </w:p>
+    <w:p>
+      <w:r>
+        <w:t>有确凿把柄；当场被抓</w:t>
+      </w:r>
+    </w:p>
+    <w:p>
+      <w:r>
+        <w:t>回看 00:45:01 · 字幕中出现：Dead to rights</w:t>
+      </w:r>
+    </w:p>
+    <w:p>
+      <w:r>
+        <w:t>have/catch someone dead to rights，主要见于美式口语。</w:t>
+      </w:r>
+    </w:p>
+    <w:p>
+      <w:r>
+        <w:t>1. They caught him dead to rights with the stolen laptop.</w:t>
+        <w:br/>
+        <w:t>他拿着赃物笔记本，被抓个正着。</w:t>
+      </w:r>
+    </w:p>
+    <w:p>
+      <w:r>
+        <w:t>2. The video gave them the suspect dead to rights.</w:t>
+        <w:br/>
+        <w:t>录像让他们掌握了嫌疑人的确凿把柄。</w:t>
+      </w:r>
+    </w:p>
+    <w:p>
+      <w:r>
+        <w:t>3. You think you've got me dead to rights?</w:t>
+        <w:br/>
+        <w:t>你以为已经抓到我的铁证了吗？</w:t>
+      </w:r>
+    </w:p>
+    <w:p>
+      <w:pPr>
+        <w:pStyle w:val="Heading2"/>
+      </w:pPr>
+      <w:r>
+        <w:t>汉译英与复述</w:t>
+      </w:r>
+    </w:p>
+    <w:p>
+      <w:r>
+        <w:t>1. 法院发出传票，要求提交记录。</w:t>
+      </w:r>
+    </w:p>
+    <w:p>
+      <w:r>
+        <w:t>2. 她把名字的位置弄反了。</w:t>
+      </w:r>
+    </w:p>
+    <w:p>
+      <w:r>
+        <w:t>3. 录像让他们掌握了嫌疑人的确凿把柄。</w:t>
+      </w:r>
+    </w:p>
+    <w:p>
+      <w:r>
+        <w:t>参考答案：</w:t>
+      </w:r>
+    </w:p>
+    <w:p>
+      <w:r>
+        <w:t>1. The court issued a subpoena for the records. [subpoena]</w:t>
+      </w:r>
+    </w:p>
+    <w:p>
+      <w:r>
+        <w:t>2. She had transposed the names. [transposed]</w:t>
+      </w:r>
+    </w:p>
+    <w:p>
+      <w:r>
+        <w:t>3. The video gave them the suspect dead to rights. [dead to rights]</w:t>
+      </w:r>
+    </w:p>
+    <w:p>
+      <w:r>
+        <w:br w:type="page"/>
+      </w:r>
+    </w:p>
+    <w:p>
+      <w:pPr>
+        <w:pStyle w:val="Heading1"/>
+      </w:pPr>
+      <w:r>
+        <w:t>S03E06 · Off Brand</w:t>
+      </w:r>
+    </w:p>
+    <w:p>
+      <w:pPr>
+        <w:pStyle w:val="Heading2"/>
+      </w:pPr>
+      <w:r>
+        <w:t>英文内容梗概（73 words）</w:t>
+      </w:r>
+    </w:p>
+    <w:p>
+      <w:r>
+        <w:t>Jimmy receives a one-year suspension and tries to recover the cost of television airtime he can no longer use to advertise legal services. He creates a new advertising business under the name Saul Goodman. Chuck struggles with the aftermath of the hearing. Nacho fears Hector's plan to involve his father's business and begins considering a way to remove the threat. Gus and Mike continue to develop their working relationship around shared practical interests.</w:t>
+      </w:r>
+    </w:p>
+    <w:p>
+      <w:r>
+        <w:t>双语字幕原始来源（整季合集）：https://subhd.tv/a/n0wjaq</w:t>
+      </w:r>
+    </w:p>
+    <w:p>
+      <w:pPr>
+        <w:pStyle w:val="Heading2"/>
+      </w:pPr>
+      <w:r>
+        <w:t>01. aspirational · 关键词</w:t>
+      </w:r>
+    </w:p>
+    <w:p>
+      <w:r>
+        <w:t>体现抱负或理想目标的</w:t>
+      </w:r>
+    </w:p>
+    <w:p>
+      <w:r>
+        <w:t>回看 00:26:10 · 字幕中出现：aspirational</w:t>
+      </w:r>
+    </w:p>
+    <w:p>
+      <w:r>
+        <w:t>不表示目标已经实现；aspirational thinking 带有向往未来的意味。</w:t>
+      </w:r>
+    </w:p>
+    <w:p>
+      <w:r>
+        <w:t>1. The slogan was aspirational rather than measurable.</w:t>
+        <w:br/>
+        <w:t>口号表达的是理想目标，难以量化。</w:t>
+      </w:r>
+    </w:p>
+    <w:p>
+      <w:r>
+        <w:t>2. She described the target as aspirational.</w:t>
+        <w:br/>
+        <w:t>她说这个目标体现了未来的抱负。</w:t>
+      </w:r>
+    </w:p>
+    <w:p>
+      <w:r>
+        <w:t>3. An aspirational brand sells an imagined lifestyle.</w:t>
+        <w:br/>
+        <w:t>有向往感的品牌销售的是一种理想生活方式。</w:t>
+      </w:r>
+    </w:p>
+    <w:p>
+      <w:pPr>
+        <w:pStyle w:val="Heading2"/>
+      </w:pPr>
+      <w:r>
+        <w:t>02. boilerplate · 关键词</w:t>
+      </w:r>
+    </w:p>
+    <w:p>
+      <w:r>
+        <w:t>标准套话；通用条款</w:t>
+      </w:r>
+    </w:p>
+    <w:p>
+      <w:r>
+        <w:t>回看 00:21:13 · 字幕中出现：boilerplate</w:t>
+      </w:r>
+    </w:p>
+    <w:p>
+      <w:r>
+        <w:t>法律与商务中指反复使用的模板文字，通常不可数。</w:t>
+      </w:r>
+    </w:p>
+    <w:p>
+      <w:r>
+        <w:t>1. Most of the agreement was boilerplate.</w:t>
+        <w:br/>
+        <w:t>协议的大部分是通用条款。</w:t>
+      </w:r>
+    </w:p>
+    <w:p>
+      <w:r>
+        <w:t>2. Don't ignore the legal boilerplate.</w:t>
+        <w:br/>
+        <w:t>别忽视那些法律模板条款。</w:t>
+      </w:r>
+    </w:p>
+    <w:p>
+      <w:r>
+        <w:t>3. Replace the boilerplate with a specific explanation.</w:t>
+        <w:br/>
+        <w:t>把套话换成具体解释。</w:t>
+      </w:r>
+    </w:p>
+    <w:p>
+      <w:pPr>
+        <w:pStyle w:val="Heading2"/>
+      </w:pPr>
+      <w:r>
+        <w:t>03. charisma · 关键词</w:t>
+      </w:r>
+    </w:p>
+    <w:p>
+      <w:r>
+        <w:t>个人魅力；感召力</w:t>
+      </w:r>
+    </w:p>
+    <w:p>
+      <w:r>
+        <w:t>回看 00:45:56 · 字幕中出现：charisma</w:t>
+      </w:r>
+    </w:p>
+    <w:p>
+      <w:r>
+        <w:t>通常不可数；强调吸引并影响他人的能力。</w:t>
+      </w:r>
+    </w:p>
+    <w:p>
+      <w:r>
+        <w:t>1. Her charisma helped win over the audience.</w:t>
+        <w:br/>
+        <w:t>她的个人魅力帮助她赢得了听众。</w:t>
+      </w:r>
+    </w:p>
+    <w:p>
+      <w:r>
+        <w:t>2. Charisma cannot replace careful preparation.</w:t>
+        <w:br/>
+        <w:t>个人魅力不能代替充分准备。</w:t>
+      </w:r>
+    </w:p>
+    <w:p>
+      <w:r>
+        <w:t>3. The candidate relied heavily on his charisma.</w:t>
+        <w:br/>
+        <w:t>候选人非常依赖个人感召力。</w:t>
+      </w:r>
+    </w:p>
+    <w:p>
+      <w:pPr>
+        <w:pStyle w:val="Heading2"/>
+      </w:pPr>
+      <w:r>
+        <w:t>04. suspension · 关键词</w:t>
+      </w:r>
+    </w:p>
+    <w:p>
+      <w:r>
+        <w:t>暂停执业、职务或活动</w:t>
+      </w:r>
+    </w:p>
+    <w:p>
+      <w:r>
+        <w:t>回看 00:16:31 · 字幕中出现：suspended</w:t>
+      </w:r>
+    </w:p>
+    <w:p>
+      <w:r>
+        <w:t>本学习册主要关注律师暂停执业；suspended 是相关形容词或过去分词。</w:t>
+      </w:r>
+    </w:p>
+    <w:p>
+      <w:r>
+        <w:t>1. The panel imposed a six-month suspension.</w:t>
+        <w:br/>
+        <w:t>小组决定暂停其资格六个月。</w:t>
+      </w:r>
+    </w:p>
+    <w:p>
+      <w:r>
+        <w:t>2. She appealed the suspension of her licence.</w:t>
+        <w:br/>
+        <w:t>她对暂停执照提出上诉。</w:t>
+      </w:r>
+    </w:p>
+    <w:p>
+      <w:r>
+        <w:t>3. He returned to practice after the suspension.</w:t>
+        <w:br/>
+        <w:t>暂停期结束后他恢复执业。</w:t>
+      </w:r>
+    </w:p>
+    <w:p>
+      <w:pPr>
+        <w:pStyle w:val="Heading2"/>
+      </w:pPr>
+      <w:r>
+        <w:t>05. legitimate · 关键词</w:t>
+      </w:r>
+    </w:p>
+    <w:p>
+      <w:r>
+        <w:t>合法正当的；真实合理的</w:t>
+      </w:r>
+    </w:p>
+    <w:p>
+      <w:r>
+        <w:t>回看 00:41:34 · 字幕中出现：legitimate</w:t>
+      </w:r>
+    </w:p>
+    <w:p>
+      <w:r>
+        <w:t>legitimate concern 合理担忧；不局限于合法性。</w:t>
+      </w:r>
+    </w:p>
+    <w:p>
+      <w:r>
+        <w:t>1. They run a legitimate business.</w:t>
+        <w:br/>
+        <w:t>他们经营合法生意。</w:t>
+      </w:r>
+    </w:p>
+    <w:p>
+      <w:r>
+        <w:t>2. That is a legitimate concern.</w:t>
+        <w:br/>
+        <w:t>那是合理的担忧。</w:t>
+      </w:r>
+    </w:p>
+    <w:p>
+      <w:r>
+        <w:t>3. We checked whether the document was legitimate.</w:t>
+        <w:br/>
+        <w:t>我们核查了文件是否真实有效。</w:t>
+      </w:r>
+    </w:p>
+    <w:p>
+      <w:pPr>
+        <w:pStyle w:val="Heading2"/>
+      </w:pPr>
+      <w:r>
+        <w:t>06. premeditated · 关键词</w:t>
+      </w:r>
+    </w:p>
+    <w:p>
+      <w:r>
+        <w:t>预先策划的</w:t>
+      </w:r>
+    </w:p>
+    <w:p>
+      <w:r>
+        <w:t>回看 00:08:21 · 字幕中出现：premeditated</w:t>
+      </w:r>
+    </w:p>
+    <w:p>
+      <w:r>
+        <w:t>常见 premeditated murder；强调行动前已有计划。</w:t>
+      </w:r>
+    </w:p>
+    <w:p>
+      <w:r>
+        <w:t>1. The prosecution argued that the act was premeditated.</w:t>
+        <w:br/>
+        <w:t>检方主张该行为是预谋的。</w:t>
+      </w:r>
+    </w:p>
+    <w:p>
+      <w:r>
+        <w:t>2. It was not a premeditated decision.</w:t>
+        <w:br/>
+        <w:t>这个决定并非预先策划。</w:t>
+      </w:r>
+    </w:p>
+    <w:p>
+      <w:r>
+        <w:t>3. Evidence suggested a premeditated attack.</w:t>
+        <w:br/>
+        <w:t>证据显示袭击可能早有预谋。</w:t>
+      </w:r>
+    </w:p>
+    <w:p>
+      <w:pPr>
+        <w:pStyle w:val="Heading2"/>
+      </w:pPr>
+      <w:r>
+        <w:t>汉译英与复述</w:t>
+      </w:r>
+    </w:p>
+    <w:p>
+      <w:r>
+        <w:t>1. 她说这个目标体现了未来的抱负。</w:t>
+      </w:r>
+    </w:p>
+    <w:p>
+      <w:r>
+        <w:t>2. 她对暂停执照提出上诉。</w:t>
+      </w:r>
+    </w:p>
+    <w:p>
+      <w:r>
+        <w:t>3. 这个决定并非预先策划。</w:t>
+      </w:r>
+    </w:p>
+    <w:p>
+      <w:r>
+        <w:t>参考答案：</w:t>
+      </w:r>
+    </w:p>
+    <w:p>
+      <w:r>
+        <w:t>1. She described the target as aspirational. [aspirational]</w:t>
+      </w:r>
+    </w:p>
+    <w:p>
+      <w:r>
+        <w:t>2. She appealed the suspension of her licence. [suspension]</w:t>
+      </w:r>
+    </w:p>
+    <w:p>
+      <w:r>
+        <w:t>3. It was not a premeditated decision. [premeditated]</w:t>
+      </w:r>
+    </w:p>
+    <w:p>
+      <w:r>
+        <w:br w:type="page"/>
+      </w:r>
+    </w:p>
+    <w:p>
+      <w:pPr>
+        <w:pStyle w:val="Heading1"/>
+      </w:pPr>
+      <w:r>
+        <w:t>S03E07 · Expenses</w:t>
+      </w:r>
+    </w:p>
+    <w:p>
+      <w:pPr>
+        <w:pStyle w:val="Heading2"/>
+      </w:pPr>
+      <w:r>
+        <w:t>英文内容梗概（71 words）</w:t>
+      </w:r>
+    </w:p>
+    <w:p>
+      <w:r>
+        <w:t>Suspended from practising law, Jimmy juggles community service, advertising sales and mounting expenses. Selling television commercials proves much harder than persuading legal clients. Nacho seeks empty capsules as part of his plan against Hector, and Mike becomes involved reluctantly. Kim continues her demanding Mesa Verde work. When Jimmy asks his malpractice insurer for financial relief, he reveals damaging information about Chuck, creating consequences that extend beyond his own immediate money problems.</w:t>
+      </w:r>
+    </w:p>
+    <w:p>
+      <w:r>
+        <w:t>双语字幕原始来源（整季合集）：https://subhd.tv/a/n0wjaq</w:t>
+      </w:r>
+    </w:p>
+    <w:p>
+      <w:pPr>
+        <w:pStyle w:val="Heading2"/>
+      </w:pPr>
+      <w:r>
+        <w:t>01. malpractice · 关键词</w:t>
+      </w:r>
+    </w:p>
+    <w:p>
+      <w:r>
+        <w:t>专业失当；专业过失</w:t>
+      </w:r>
+    </w:p>
+    <w:p>
+      <w:r>
+        <w:t>回看 00:05:11 · 字幕中出现：malpractice</w:t>
+      </w:r>
+    </w:p>
+    <w:p>
+      <w:r>
+        <w:t>常见 medical/legal malpractice；不局限于医生。</w:t>
+      </w:r>
+    </w:p>
+    <w:p>
+      <w:r>
+        <w:t>1. The client filed a malpractice claim.</w:t>
+        <w:br/>
+        <w:t>客户提出了专业过失索赔。</w:t>
+      </w:r>
+    </w:p>
+    <w:p>
+      <w:r>
+        <w:t>2. Her policy covers legal malpractice.</w:t>
+        <w:br/>
+        <w:t>她的保单承保律师专业过失。</w:t>
+      </w:r>
+    </w:p>
+    <w:p>
+      <w:r>
+        <w:t>3. An unfavourable result alone does not prove malpractice.</w:t>
+        <w:br/>
+        <w:t>结果不利本身并不能证明专业失当。</w:t>
+      </w:r>
+    </w:p>
+    <w:p>
+      <w:pPr>
+        <w:pStyle w:val="Heading2"/>
+      </w:pPr>
+      <w:r>
+        <w:t>02. suspension · 关键词</w:t>
+      </w:r>
+    </w:p>
+    <w:p>
+      <w:r>
+        <w:t>暂停执业、职务或活动</w:t>
+      </w:r>
+    </w:p>
+    <w:p>
+      <w:r>
+        <w:t>回看 00:05:09 · 字幕中出现：suspended</w:t>
+      </w:r>
+    </w:p>
+    <w:p>
+      <w:r>
+        <w:t>本学习册主要关注律师暂停执业；suspended 是相关形容词或过去分词。</w:t>
+      </w:r>
+    </w:p>
+    <w:p>
+      <w:r>
+        <w:t>1. The panel imposed a six-month suspension.</w:t>
+        <w:br/>
+        <w:t>小组决定暂停其资格六个月。</w:t>
+      </w:r>
+    </w:p>
+    <w:p>
+      <w:r>
+        <w:t>2. She appealed the suspension of her licence.</w:t>
+        <w:br/>
+        <w:t>她对暂停执照提出上诉。</w:t>
+      </w:r>
+    </w:p>
+    <w:p>
+      <w:r>
+        <w:t>3. He returned to practice after the suspension.</w:t>
+        <w:br/>
+        <w:t>暂停期结束后他恢复执业。</w:t>
+      </w:r>
+    </w:p>
+    <w:p>
+      <w:pPr>
+        <w:pStyle w:val="Heading2"/>
+      </w:pPr>
+      <w:r>
+        <w:t>03. due diligence · 词组 / 术语</w:t>
+      </w:r>
+    </w:p>
+    <w:p>
+      <w:r>
+        <w:t>尽职调查；应有的审慎核查</w:t>
+      </w:r>
+    </w:p>
+    <w:p>
+      <w:r>
+        <w:t>回看 00:23:54 · 字幕中出现：due diligence</w:t>
+      </w:r>
+    </w:p>
+    <w:p>
+      <w:r>
+        <w:t>商务常指交易前查验信息；法律中也可强调合理审慎。</w:t>
+      </w:r>
+    </w:p>
+    <w:p>
+      <w:r>
+        <w:t>1. We completed due diligence before buying the business.</w:t>
+        <w:br/>
+        <w:t>收购企业前我们完成了尽职调查。</w:t>
+      </w:r>
+    </w:p>
+    <w:p>
+      <w:r>
+        <w:t>2. The investor requested a due diligence report.</w:t>
+        <w:br/>
+        <w:t>投资者要求一份尽职调查报告。</w:t>
+      </w:r>
+    </w:p>
+    <w:p>
+      <w:r>
+        <w:t>3. Don't skip due diligence just because the price is low.</w:t>
+        <w:br/>
+        <w:t>别因为价格低就跳过尽职调查。</w:t>
+      </w:r>
+    </w:p>
+    <w:p>
+      <w:pPr>
+        <w:pStyle w:val="Heading2"/>
+      </w:pPr>
+      <w:r>
+        <w:t>04. bar hearing · 词组 / 术语</w:t>
+      </w:r>
+    </w:p>
+    <w:p>
+      <w:r>
+        <w:t>律师执业纪律听证</w:t>
+      </w:r>
+    </w:p>
+    <w:p>
+      <w:r>
+        <w:t>回看 00:50:52 · 字幕中出现：bar hearing</w:t>
+      </w:r>
+    </w:p>
+    <w:p>
+      <w:r>
+        <w:t>bar 在此指法律职业及其管理体系；不是酒吧或普通庭审。</w:t>
+      </w:r>
+    </w:p>
+    <w:p>
+      <w:r>
+        <w:t>1. The bar hearing examined professional misconduct.</w:t>
+        <w:br/>
+        <w:t>律师纪律听证审查了职业不当行为。</w:t>
+      </w:r>
+    </w:p>
+    <w:p>
+      <w:r>
+        <w:t>2. He prepared witnesses for the bar hearing.</w:t>
+        <w:br/>
+        <w:t>他为律师纪律听证准备证人。</w:t>
+      </w:r>
+    </w:p>
+    <w:p>
+      <w:r>
+        <w:t>3. A bar hearing can affect a lawyer's licence.</w:t>
+        <w:br/>
+        <w:t>律师纪律听证可能影响律师的执照。</w:t>
+      </w:r>
+    </w:p>
+    <w:p>
+      <w:pPr>
+        <w:pStyle w:val="Heading2"/>
+      </w:pPr>
+      <w:r>
+        <w:t>05. waiver · 关键词</w:t>
+      </w:r>
+    </w:p>
+    <w:p>
+      <w:r>
+        <w:t>放弃权利的声明；豁免</w:t>
+      </w:r>
+    </w:p>
+    <w:p>
+      <w:r>
+        <w:t>回看 00:01:57 · 字幕中出现：waiver</w:t>
+      </w:r>
+    </w:p>
+    <w:p>
+      <w:r>
+        <w:t>名词；sign a waiver 常指签署责任或权利放弃文件。</w:t>
+      </w:r>
+    </w:p>
+    <w:p>
+      <w:r>
+        <w:t>1. They asked visitors to sign a waiver.</w:t>
+        <w:br/>
+        <w:t>他们要求访客签署权利放弃声明。</w:t>
+      </w:r>
+    </w:p>
+    <w:p>
+      <w:r>
+        <w:t>2. The waiver covered certain risks.</w:t>
+        <w:br/>
+        <w:t>声明涵盖了一些风险。</w:t>
+      </w:r>
+    </w:p>
+    <w:p>
+      <w:r>
+        <w:t>3. A waiver does not resolve every liability question.</w:t>
+        <w:br/>
+        <w:t>豁免声明不能解决所有责任问题。</w:t>
+      </w:r>
+    </w:p>
+    <w:p>
+      <w:pPr>
+        <w:pStyle w:val="Heading2"/>
+      </w:pPr>
+      <w:r>
+        <w:t>06. reimburse · 关键词</w:t>
+      </w:r>
+    </w:p>
+    <w:p>
+      <w:r>
+        <w:t>报销；偿还垫付费用</w:t>
+      </w:r>
+    </w:p>
+    <w:p>
+      <w:r>
+        <w:t>回看 00:18:15 · 字幕中出现：reimburse</w:t>
+      </w:r>
+    </w:p>
+    <w:p>
+      <w:r>
+        <w:t>reimburse someone for expenses；与 compensate 损害补偿区分。</w:t>
+      </w:r>
+    </w:p>
+    <w:p>
+      <w:r>
+        <w:t>1. The firm reimbursed her for travel.</w:t>
+        <w:br/>
+        <w:t>公司报销了她的差旅费用。</w:t>
+      </w:r>
+    </w:p>
+    <w:p>
+      <w:r>
+        <w:t>2. Keep the receipts to be reimbursed.</w:t>
+        <w:br/>
+        <w:t>保留收据以便报销。</w:t>
+      </w:r>
+    </w:p>
+    <w:p>
+      <w:r>
+        <w:t>3. They agreed to reimburse the deposit.</w:t>
+        <w:br/>
+        <w:t>他们同意退还垫付款。</w:t>
+      </w:r>
+    </w:p>
+    <w:p>
+      <w:pPr>
+        <w:pStyle w:val="Heading2"/>
+      </w:pPr>
+      <w:r>
+        <w:t>07. acquisition · 关键词</w:t>
+      </w:r>
+    </w:p>
+    <w:p>
+      <w:r>
+        <w:t>收购；取得</w:t>
+      </w:r>
+    </w:p>
+    <w:p>
+      <w:r>
+        <w:t>回看 00:26:43 · 字幕中出现：acquisition</w:t>
+      </w:r>
+    </w:p>
+    <w:p>
+      <w:r>
+        <w:t>商务中常指企业收购，也可指知识或资产的获得。</w:t>
+      </w:r>
+    </w:p>
+    <w:p>
+      <w:r>
+        <w:t>1. The acquisition expanded the firm's reach.</w:t>
+        <w:br/>
+        <w:t>这次收购扩大了公司的业务范围。</w:t>
+      </w:r>
+    </w:p>
+    <w:p>
+      <w:r>
+        <w:t>2. They reviewed the acquisition costs.</w:t>
+        <w:br/>
+        <w:t>他们核查了收购成本。</w:t>
+      </w:r>
+    </w:p>
+    <w:p>
+      <w:r>
+        <w:t>3. Language acquisition takes sustained exposure.</w:t>
+        <w:br/>
+        <w:t>语言习得需要持续接触。</w:t>
+      </w:r>
+    </w:p>
+    <w:p>
+      <w:pPr>
+        <w:pStyle w:val="Heading2"/>
+      </w:pPr>
+      <w:r>
+        <w:t>08. full disclosure · 词组 / 术语</w:t>
+      </w:r>
+    </w:p>
+    <w:p>
+      <w:r>
+        <w:t>完整披露；事先坦白</w:t>
+      </w:r>
+    </w:p>
+    <w:p>
+      <w:r>
+        <w:t>回看 00:23:49 · 字幕中出现：full disclosure</w:t>
+      </w:r>
+    </w:p>
+    <w:p>
+      <w:r>
+        <w:t>法律或商务中指充分提供相关信息；口语常用于承认利益或背景。</w:t>
+      </w:r>
+    </w:p>
+    <w:p>
+      <w:r>
+        <w:t>1. Full disclosure: I worked for that company.</w:t>
+        <w:br/>
+        <w:t>先坦白说，我为那家公司工作过。</w:t>
+      </w:r>
+    </w:p>
+    <w:p>
+      <w:r>
+        <w:t>2. The agreement requires full disclosure of fees.</w:t>
+        <w:br/>
+        <w:t>协议要求完整披露收费。</w:t>
+      </w:r>
+    </w:p>
+    <w:p>
+      <w:r>
+        <w:t>3. Full disclosure would have changed their decision.</w:t>
+        <w:br/>
+        <w:t>如果充分披露，他们会改变决定。</w:t>
+      </w:r>
+    </w:p>
+    <w:p>
+      <w:pPr>
+        <w:pStyle w:val="Heading2"/>
+      </w:pPr>
+      <w:r>
+        <w:t>汉译英与复述</w:t>
+      </w:r>
+    </w:p>
+    <w:p>
+      <w:r>
+        <w:t>1. 她的保单承保律师专业过失。</w:t>
+      </w:r>
+    </w:p>
+    <w:p>
+      <w:r>
+        <w:t>2. 声明涵盖了一些风险。</w:t>
+      </w:r>
+    </w:p>
+    <w:p>
+      <w:r>
+        <w:t>3. 协议要求完整披露收费。</w:t>
+      </w:r>
+    </w:p>
+    <w:p>
+      <w:r>
+        <w:t>参考答案：</w:t>
+      </w:r>
+    </w:p>
+    <w:p>
+      <w:r>
+        <w:t>1. Her policy covers legal malpractice. [malpractice]</w:t>
+      </w:r>
+    </w:p>
+    <w:p>
+      <w:r>
+        <w:t>2. The waiver covered certain risks. [waiver]</w:t>
+      </w:r>
+    </w:p>
+    <w:p>
+      <w:r>
+        <w:t>3. The agreement requires full disclosure of fees. [full disclosure]</w:t>
+      </w:r>
+    </w:p>
+    <w:p>
+      <w:r>
+        <w:br w:type="page"/>
+      </w:r>
+    </w:p>
+    <w:p>
+      <w:pPr>
+        <w:pStyle w:val="Heading1"/>
+      </w:pPr>
+      <w:r>
+        <w:t>S03E08 · Slip</w:t>
+      </w:r>
+    </w:p>
+    <w:p>
+      <w:pPr>
+        <w:pStyle w:val="Heading2"/>
+      </w:pPr>
+      <w:r>
+        <w:t>英文内容梗概（74 words）</w:t>
+      </w:r>
+    </w:p>
+    <w:p>
+      <w:r>
+        <w:t>Jimmy pressures a music shop into compensating him after its owners refuse to pay for the commercial arrangement he expected. Kim takes on additional work and struggles to balance ambition with exhaustion. Chuck makes visible progress in managing daily life outside his house. Nacho prepares the capsule switch that could affect Hector's health, while Mike pursues a way to support his family financially. Small tactical successes coexist with mounting pressure across the characters' lives.</w:t>
+      </w:r>
+    </w:p>
+    <w:p>
+      <w:r>
+        <w:t>双语字幕原始来源（整季合集）：https://subhd.tv/a/n0wjaq</w:t>
+      </w:r>
+    </w:p>
+    <w:p>
+      <w:pPr>
+        <w:pStyle w:val="Heading2"/>
+      </w:pPr>
+      <w:r>
+        <w:t>01. liability · 关键词</w:t>
+      </w:r>
+    </w:p>
+    <w:p>
+      <w:r>
+        <w:t>法律责任；偿付义务；不利因素</w:t>
+      </w:r>
+    </w:p>
+    <w:p>
+      <w:r>
+        <w:t>回看 00:17:19 · 字幕中出现：liability</w:t>
+      </w:r>
+    </w:p>
+    <w:p>
+      <w:r>
+        <w:t>法律语境指须依法承担的责任；复数 liabilities 也可指负债。</w:t>
+      </w:r>
+    </w:p>
+    <w:p>
+      <w:r>
+        <w:t>1. The contract sets out each party's liability.</w:t>
+        <w:br/>
+        <w:t>合同规定了各方的责任。</w:t>
+      </w:r>
+    </w:p>
+    <w:p>
+      <w:r>
+        <w:t>2. They disputed liability for the damage.</w:t>
+        <w:br/>
+        <w:t>他们就损害责任发生争议。</w:t>
+      </w:r>
+    </w:p>
+    <w:p>
+      <w:r>
+        <w:t>3. The old equipment has become a liability.</w:t>
+        <w:br/>
+        <w:t>旧设备已经成了负担。（比喻义。）</w:t>
+      </w:r>
+    </w:p>
+    <w:p>
+      <w:pPr>
+        <w:pStyle w:val="Heading2"/>
+      </w:pPr>
+      <w:r>
+        <w:t>02. damages · 关键词</w:t>
+      </w:r>
+    </w:p>
+    <w:p>
+      <w:r>
+        <w:t>损害赔偿金</w:t>
+      </w:r>
+    </w:p>
+    <w:p>
+      <w:r>
+        <w:t>回看 00:43:15 · 字幕中出现：damages</w:t>
+      </w:r>
+    </w:p>
+    <w:p>
+      <w:r>
+        <w:t>法律义通常用复数；damage 常指损害本身，注意区别。</w:t>
+      </w:r>
+    </w:p>
+    <w:p>
+      <w:r>
+        <w:t>1. The court awarded damages to the customer.</w:t>
+        <w:br/>
+        <w:t>法院判给客户损害赔偿金。</w:t>
+      </w:r>
+    </w:p>
+    <w:p>
+      <w:r>
+        <w:t>2. They are seeking damages for the loss.</w:t>
+        <w:br/>
+        <w:t>他们正就损失请求赔偿。</w:t>
+      </w:r>
+    </w:p>
+    <w:p>
+      <w:r>
+        <w:t>3. The storm caused damage, but the claim is for damages.</w:t>
+        <w:br/>
+        <w:t>暴风雨造成了损害，而索赔请求的是赔偿金。</w:t>
+      </w:r>
+    </w:p>
+    <w:p>
+      <w:pPr>
+        <w:pStyle w:val="Heading2"/>
+      </w:pPr>
+      <w:r>
+        <w:t>03. trespassing · 关键词</w:t>
       </w:r>
     </w:p>
     <w:p>
@@ -375,12 +3620,12 @@
     </w:p>
     <w:p>
       <w:r>
-        <w:t>本集义：擅自进入或逗留他人土地、场所</w:t>
-      </w:r>
-    </w:p>
-    <w:p>
-      <w:r>
-        <w:t>用法：常见标牌 No trespassing；不是泛指任何闯祸。</w:t>
+        <w:t>回看 00:09:21 · 字幕中出现：trespassing</w:t>
+      </w:r>
+    </w:p>
+    <w:p>
+      <w:r>
+        <w:t>常见标牌 No trespassing；不是泛指任何闯祸。</w:t>
       </w:r>
     </w:p>
     <w:p>
@@ -409,43 +3654,43 @@
         <w:pStyle w:val="Heading2"/>
       </w:pPr>
       <w:r>
-        <w:t>08. stay out of  ·  00:30:38</w:t>
-      </w:r>
-    </w:p>
-    <w:p>
-      <w:r>
-        <w:t>别卷入；远离</w:t>
-      </w:r>
-    </w:p>
-    <w:p>
-      <w:r>
-        <w:t>本集义：别卷入；远离</w:t>
-      </w:r>
-    </w:p>
-    <w:p>
-      <w:r>
-        <w:t>用法：后接争执、麻烦或场所；常见于直接劝告。</w:t>
-      </w:r>
-    </w:p>
-    <w:p>
-      <w:r>
-        <w:t>1. Please stay out of this argument.</w:t>
+        <w:t>04. litigation · 关键词</w:t>
+      </w:r>
+    </w:p>
+    <w:p>
+      <w:r>
+        <w:t>诉讼；进行诉讼的过程</w:t>
+      </w:r>
+    </w:p>
+    <w:p>
+      <w:r>
+        <w:t>回看 00:43:44 · 字幕中出现：litigation</w:t>
+      </w:r>
+    </w:p>
+    <w:p>
+      <w:r>
+        <w:t>通常不可数；litigation costs 诉讼费用。</w:t>
+      </w:r>
+    </w:p>
+    <w:p>
+      <w:r>
+        <w:t>1. The dispute led to years of litigation.</w:t>
         <w:br/>
-        <w:t>请别卷入这场争论。</w:t>
-      </w:r>
-    </w:p>
-    <w:p>
-      <w:r>
-        <w:t>2. I try to stay out of office gossip.</w:t>
+        <w:t>争议导致多年诉讼。</w:t>
+      </w:r>
+    </w:p>
+    <w:p>
+      <w:r>
+        <w:t>2. Litigation can be expensive and slow.</w:t>
         <w:br/>
-        <w:t>我尽量不参与办公室闲话。</w:t>
-      </w:r>
-    </w:p>
-    <w:p>
-      <w:r>
-        <w:t>3. Stay out of the kitchen while the floor dries.</w:t>
+        <w:t>诉讼可能昂贵且漫长。</w:t>
+      </w:r>
+    </w:p>
+    <w:p>
+      <w:r>
+        <w:t>3. She works in commercial litigation.</w:t>
         <w:br/>
-        <w:t>地板没干时别进厨房。</w:t>
+        <w:t>她从事商事诉讼工作。</w:t>
       </w:r>
     </w:p>
     <w:p>
@@ -453,43 +3698,43 @@
         <w:pStyle w:val="Heading2"/>
       </w:pPr>
       <w:r>
-        <w:t>09. my fault  ·  00:42:04</w:t>
-      </w:r>
-    </w:p>
-    <w:p>
-      <w:r>
-        <w:t>我的错</w:t>
-      </w:r>
-    </w:p>
-    <w:p>
-      <w:r>
-        <w:t>本集义：我的错</w:t>
-      </w:r>
-    </w:p>
-    <w:p>
-      <w:r>
-        <w:t>用法：常用 It's my fault；承担责任比只说 sorry 更明确。</w:t>
-      </w:r>
-    </w:p>
-    <w:p>
-      <w:r>
-        <w:t>1. It's my fault. I wrote down the wrong time.</w:t>
+        <w:t>05. malpractice · 关键词</w:t>
+      </w:r>
+    </w:p>
+    <w:p>
+      <w:r>
+        <w:t>专业失当；专业过失</w:t>
+      </w:r>
+    </w:p>
+    <w:p>
+      <w:r>
+        <w:t>回看 00:32:09 · 字幕中出现：malpractice</w:t>
+      </w:r>
+    </w:p>
+    <w:p>
+      <w:r>
+        <w:t>常见 medical/legal malpractice；不局限于医生。</w:t>
+      </w:r>
+    </w:p>
+    <w:p>
+      <w:r>
+        <w:t>1. The client filed a malpractice claim.</w:t>
         <w:br/>
-        <w:t>是我的错，我记错了时间。</w:t>
-      </w:r>
-    </w:p>
-    <w:p>
-      <w:r>
-        <w:t>2. The delay wasn't your fault.</w:t>
+        <w:t>客户提出了专业过失索赔。</w:t>
+      </w:r>
+    </w:p>
+    <w:p>
+      <w:r>
+        <w:t>2. Her policy covers legal malpractice.</w:t>
         <w:br/>
-        <w:t>延误不是你的错。</w:t>
-      </w:r>
-    </w:p>
-    <w:p>
-      <w:r>
-        <w:t>3. My fault. I'll replace the broken cup.</w:t>
+        <w:t>她的保单承保律师专业过失。</w:t>
+      </w:r>
+    </w:p>
+    <w:p>
+      <w:r>
+        <w:t>3. An unfavourable result alone does not prove malpractice.</w:t>
         <w:br/>
-        <w:t>我的错，我会赔一个杯子。</w:t>
+        <w:t>结果不利本身并不能证明专业失当。</w:t>
       </w:r>
     </w:p>
     <w:p>
@@ -497,43 +3742,43 @@
         <w:pStyle w:val="Heading2"/>
       </w:pPr>
       <w:r>
-        <w:t>10. no matter what  ·  00:42:31</w:t>
-      </w:r>
-    </w:p>
-    <w:p>
-      <w:r>
-        <w:t>无论如何；不管发生什么</w:t>
-      </w:r>
-    </w:p>
-    <w:p>
-      <w:r>
-        <w:t>本集义：无论如何；不管发生什么</w:t>
-      </w:r>
-    </w:p>
-    <w:p>
-      <w:r>
-        <w:t>用法：常修饰承诺或坚持；也可接更完整从句。</w:t>
-      </w:r>
-    </w:p>
-    <w:p>
-      <w:r>
-        <w:t>1. I'll support you no matter what.</w:t>
+        <w:t>06. mitigate · 关键词</w:t>
+      </w:r>
+    </w:p>
+    <w:p>
+      <w:r>
+        <w:t>减轻严重程度或损害</w:t>
+      </w:r>
+    </w:p>
+    <w:p>
+      <w:r>
+        <w:t>回看 00:43:15 · 字幕中出现：mitigate</w:t>
+      </w:r>
+    </w:p>
+    <w:p>
+      <w:r>
+        <w:t>mitigate risk/damages；不表示彻底消除。</w:t>
+      </w:r>
+    </w:p>
+    <w:p>
+      <w:r>
+        <w:t>1. The team acted to mitigate the damage.</w:t>
         <w:br/>
-        <w:t>无论如何我都会支持你。</w:t>
-      </w:r>
-    </w:p>
-    <w:p>
-      <w:r>
-        <w:t>2. No matter what happens, call me first.</w:t>
+        <w:t>团队采取行动减轻损害。</w:t>
+      </w:r>
+    </w:p>
+    <w:p>
+      <w:r>
+        <w:t>2. Training can mitigate operational risk.</w:t>
         <w:br/>
-        <w:t>不管发生什么，先给我打电话。</w:t>
-      </w:r>
-    </w:p>
-    <w:p>
-      <w:r>
-        <w:t>3. She keeps practicing no matter what.</w:t>
+        <w:t>培训可以降低运营风险。</w:t>
+      </w:r>
+    </w:p>
+    <w:p>
+      <w:r>
+        <w:t>3. The judge considered mitigating circumstances.</w:t>
         <w:br/>
-        <w:t>无论如何她都会坚持练习。</w:t>
+        <w:t>法官考虑了可减轻处罚的情节。</w:t>
       </w:r>
     </w:p>
     <w:p>
@@ -541,50 +3786,86 @@
         <w:pStyle w:val="Heading2"/>
       </w:pPr>
       <w:r>
-        <w:t>汉译英练习</w:t>
-      </w:r>
-    </w:p>
-    <w:p>
-      <w:r>
-        <w:t>1. 我被逮捕了吗，还是可以离开？</w:t>
-      </w:r>
-    </w:p>
-    <w:p>
-      <w:r>
-        <w:t>2. 我们盼着周末。</w:t>
-      </w:r>
-    </w:p>
-    <w:p>
-      <w:r>
-        <w:t>3. 延误不是你的错。</w:t>
-      </w:r>
-    </w:p>
-    <w:p>
-      <w:r>
-        <w:t>口头输出：任选三个表达，说一段 30—60 秒的个人经历。</w:t>
+        <w:t>07. distress · 关键词</w:t>
+      </w:r>
+    </w:p>
+    <w:p>
+      <w:r>
+        <w:t>严重焦虑、痛苦；困境</w:t>
+      </w:r>
+    </w:p>
+    <w:p>
+      <w:r>
+        <w:t>回看 00:12:04 · 字幕中出现：distressed</w:t>
+      </w:r>
+    </w:p>
+    <w:p>
+      <w:r>
+        <w:t>in distress；distressed 是形容词。</w:t>
+      </w:r>
+    </w:p>
+    <w:p>
+      <w:r>
+        <w:t>1. She appeared to be in distress.</w:t>
+        <w:br/>
+        <w:t>她看起来十分焦虑。</w:t>
+      </w:r>
+    </w:p>
+    <w:p>
+      <w:r>
+        <w:t>2. The letter caused considerable distress.</w:t>
+        <w:br/>
+        <w:t>那封信让人非常痛苦。</w:t>
+      </w:r>
+    </w:p>
+    <w:p>
+      <w:r>
+        <w:t>3. The vessel sent a distress signal.</w:t>
+        <w:br/>
+        <w:t>船只发出了求救信号。</w:t>
       </w:r>
     </w:p>
     <w:p>
       <w:pPr>
-        <w:pStyle w:val="Heading3"/>
+        <w:pStyle w:val="Heading2"/>
       </w:pPr>
       <w:r>
-        <w:t>参考答案</w:t>
-      </w:r>
-    </w:p>
-    <w:p>
-      <w:r>
-        <w:t>1. Am I under arrest, or am I free to leave?  [under arrest]</w:t>
-      </w:r>
-    </w:p>
-    <w:p>
-      <w:r>
-        <w:t>2. We're looking forward to the weekend.  [look forward to]</w:t>
-      </w:r>
-    </w:p>
-    <w:p>
-      <w:r>
-        <w:t>3. The delay wasn't your fault.  [my fault]</w:t>
+        <w:t>汉译英与复述</w:t>
+      </w:r>
+    </w:p>
+    <w:p>
+      <w:r>
+        <w:t>1. 他们就损害责任发生争议。</w:t>
+      </w:r>
+    </w:p>
+    <w:p>
+      <w:r>
+        <w:t>2. 诉讼可能昂贵且漫长。</w:t>
+      </w:r>
+    </w:p>
+    <w:p>
+      <w:r>
+        <w:t>3. 那封信让人非常痛苦。</w:t>
+      </w:r>
+    </w:p>
+    <w:p>
+      <w:r>
+        <w:t>参考答案：</w:t>
+      </w:r>
+    </w:p>
+    <w:p>
+      <w:r>
+        <w:t>1. They disputed liability for the damage. [liability]</w:t>
+      </w:r>
+    </w:p>
+    <w:p>
+      <w:r>
+        <w:t>2. Litigation can be expensive and slow. [litigation]</w:t>
+      </w:r>
+    </w:p>
+    <w:p>
+      <w:r>
+        <w:t>3. The letter caused considerable distress. [distress]</w:t>
       </w:r>
     </w:p>
     <w:p>
@@ -597,61 +3878,25 @@
         <w:pStyle w:val="Heading1"/>
       </w:pPr>
       <w:r>
-        <w:t>S03E02  Witness</w:t>
-      </w:r>
-    </w:p>
-    <w:p>
-      <w:hyperlink r:id="rId9">
-        <w:r>
-          <w:rPr>
-            <w:color w:val="245E4D"/>
-          </w:rPr>
-          <w:t>本季字幕来源</w:t>
-        </w:r>
-      </w:hyperlink>
+        <w:t>S03E09 · Fall</w:t>
+      </w:r>
     </w:p>
     <w:p>
       <w:pPr>
         <w:pStyle w:val="Heading2"/>
       </w:pPr>
       <w:r>
-        <w:t>01. make a difference  ·  00:15:29</w:t>
-      </w:r>
-    </w:p>
-    <w:p>
-      <w:r>
-        <w:t>产生影响；起作用</w:t>
-      </w:r>
-    </w:p>
-    <w:p>
-      <w:r>
-        <w:t>本集义：产生影响；起作用</w:t>
-      </w:r>
-    </w:p>
-    <w:p>
-      <w:r>
-        <w:t>用法：可接 to＋对象；常表示带来改善，也可表示造成差别。</w:t>
-      </w:r>
-    </w:p>
-    <w:p>
-      <w:r>
-        <w:t>1. A short walk can make a difference.</w:t>
-        <w:br/>
-        <w:t>散会儿步也能带来改善。</w:t>
-      </w:r>
-    </w:p>
-    <w:p>
-      <w:r>
-        <w:t>2. Your advice made a difference to me.</w:t>
-        <w:br/>
-        <w:t>你的建议对我很有帮助。</w:t>
-      </w:r>
-    </w:p>
-    <w:p>
-      <w:r>
-        <w:t>3. Would an extra day make a difference?</w:t>
-        <w:br/>
-        <w:t>多一天时间会有帮助吗？</w:t>
+        <w:t>英文内容梗概（74 words）</w:t>
+      </w:r>
+    </w:p>
+    <w:p>
+      <w:r>
+        <w:t>Jimmy manipulates Irene's friends to isolate her, hoping she will agree to settle the Sandpiper case and release his share of the fees. Chuck's insurance problems intensify his conflict with Howard and threaten his role at HHM. Kim pushes herself to complete another major assignment, then crashes her car. Nacho carries out his plan to replace Hector's medication. Each storyline shows a character pursuing a goal while underestimating the human consequences of the method.</w:t>
+      </w:r>
+    </w:p>
+    <w:p>
+      <w:r>
+        <w:t>双语字幕原始来源（整季合集）：https://subhd.tv/a/n0wjaq</w:t>
       </w:r>
     </w:p>
     <w:p>
@@ -659,43 +3904,43 @@
         <w:pStyle w:val="Heading2"/>
       </w:pPr>
       <w:r>
-        <w:t>02. no big deal  ·  00:16:35</w:t>
-      </w:r>
-    </w:p>
-    <w:p>
-      <w:r>
-        <w:t>没什么大不了</w:t>
-      </w:r>
-    </w:p>
-    <w:p>
-      <w:r>
-        <w:t>本集义：没什么大不了</w:t>
-      </w:r>
-    </w:p>
-    <w:p>
-      <w:r>
-        <w:t>用法：口语。用来安慰或淡化事情；别用它轻视对方感受。</w:t>
-      </w:r>
-    </w:p>
-    <w:p>
-      <w:r>
-        <w:t>1. It's no big deal. I can wait.</w:t>
+        <w:t>01. liability · 关键词</w:t>
+      </w:r>
+    </w:p>
+    <w:p>
+      <w:r>
+        <w:t>法律责任；偿付义务；不利因素</w:t>
+      </w:r>
+    </w:p>
+    <w:p>
+      <w:r>
+        <w:t>回看 00:46:48 · 字幕中出现：liabilities</w:t>
+      </w:r>
+    </w:p>
+    <w:p>
+      <w:r>
+        <w:t>法律语境指须依法承担的责任；复数 liabilities 也可指负债。</w:t>
+      </w:r>
+    </w:p>
+    <w:p>
+      <w:r>
+        <w:t>1. The contract sets out each party's liability.</w:t>
         <w:br/>
-        <w:t>没关系，我可以等。</w:t>
-      </w:r>
-    </w:p>
-    <w:p>
-      <w:r>
-        <w:t>2. Missing one bus is no big deal.</w:t>
+        <w:t>合同规定了各方的责任。</w:t>
+      </w:r>
+    </w:p>
+    <w:p>
+      <w:r>
+        <w:t>2. They disputed liability for the damage.</w:t>
         <w:br/>
-        <w:t>错过一班公交没什么大不了。</w:t>
-      </w:r>
-    </w:p>
-    <w:p>
-      <w:r>
-        <w:t>3. Thanks for helping. — No big deal.</w:t>
+        <w:t>他们就损害责任发生争议。</w:t>
+      </w:r>
+    </w:p>
+    <w:p>
+      <w:r>
+        <w:t>3. The old equipment has become a liability.</w:t>
         <w:br/>
-        <w:t>谢谢帮忙。——小事一桩。</w:t>
+        <w:t>旧设备已经成了负担。（比喻义。）</w:t>
       </w:r>
     </w:p>
     <w:p>
@@ -703,43 +3948,43 @@
         <w:pStyle w:val="Heading2"/>
       </w:pPr>
       <w:r>
-        <w:t>03. off the hook  ·  00:16:42</w:t>
-      </w:r>
-    </w:p>
-    <w:p>
-      <w:r>
-        <w:t>摆脱责任或困境</w:t>
-      </w:r>
-    </w:p>
-    <w:p>
-      <w:r>
-        <w:t>本集义：摆脱责任或困境</w:t>
-      </w:r>
-    </w:p>
-    <w:p>
-      <w:r>
-        <w:t>用法：口语；常用 let someone off the hook 放某人一马。</w:t>
-      </w:r>
-    </w:p>
-    <w:p>
-      <w:r>
-        <w:t>1. The cancellation let me off the hook.</w:t>
+        <w:t>02. subpoena · 关键词</w:t>
+      </w:r>
+    </w:p>
+    <w:p>
+      <w:r>
+        <w:t>传票；以传票要求出庭或提交材料</w:t>
+      </w:r>
+    </w:p>
+    <w:p>
+      <w:r>
+        <w:t>回看 00:33:05 · 字幕中出现：subpoenas</w:t>
+      </w:r>
+    </w:p>
+    <w:p>
+      <w:r>
+        <w:t>法律名词也可作动词；不等同于 arrest warrant 逮捕令。</w:t>
+      </w:r>
+    </w:p>
+    <w:p>
+      <w:r>
+        <w:t>1. The witness received a subpoena.</w:t>
         <w:br/>
-        <w:t>活动取消让我不用承担这件事了。</w:t>
-      </w:r>
-    </w:p>
-    <w:p>
-      <w:r>
-        <w:t>2. You're not off the hook yet.</w:t>
+        <w:t>证人收到了传票。</w:t>
+      </w:r>
+    </w:p>
+    <w:p>
+      <w:r>
+        <w:t>2. The court issued a subpoena for the records.</w:t>
         <w:br/>
-        <w:t>你还没有完全脱身。</w:t>
-      </w:r>
-    </w:p>
-    <w:p>
-      <w:r>
-        <w:t>3. Does this refund get us off the hook?</w:t>
+        <w:t>法院发出传票，要求提交记录。</w:t>
+      </w:r>
+    </w:p>
+    <w:p>
+      <w:r>
+        <w:t>3. The lawyer sought to subpoena another witness.</w:t>
         <w:br/>
-        <w:t>这笔退款能让我们免于承担责任吗？</w:t>
+        <w:t>律师申请以传票传唤另一名证人。</w:t>
       </w:r>
     </w:p>
     <w:p>
@@ -747,43 +3992,43 @@
         <w:pStyle w:val="Heading2"/>
       </w:pPr>
       <w:r>
-        <w:t>04. keep an eye  ·  00:20:19</w:t>
-      </w:r>
-    </w:p>
-    <w:p>
-      <w:r>
-        <w:t>留意；照看</w:t>
-      </w:r>
-    </w:p>
-    <w:p>
-      <w:r>
-        <w:t>本集义：留意；照看</w:t>
-      </w:r>
-    </w:p>
-    <w:p>
-      <w:r>
-        <w:t>用法：完整搭配 keep an eye on＋对象，不能漏掉 on。</w:t>
-      </w:r>
-    </w:p>
-    <w:p>
-      <w:r>
-        <w:t>1. Can you keep an eye on my bag?</w:t>
+        <w:t>03. settlement · 关键词</w:t>
+      </w:r>
+    </w:p>
+    <w:p>
+      <w:r>
+        <w:t>和解；和解协议或款项</w:t>
+      </w:r>
+    </w:p>
+    <w:p>
+      <w:r>
+        <w:t>回看 00:01:11 · 字幕中出现：settlement</w:t>
+      </w:r>
+    </w:p>
+    <w:p>
+      <w:r>
+        <w:t>诉讼中常指双方协议解决争议；不等于法院判决。</w:t>
+      </w:r>
+    </w:p>
+    <w:p>
+      <w:r>
+        <w:t>1. The parties reached a settlement.</w:t>
         <w:br/>
-        <w:t>你能帮我看着包吗？</w:t>
-      </w:r>
-    </w:p>
-    <w:p>
-      <w:r>
-        <w:t>2. I'll keep an eye on the delivery status.</w:t>
+        <w:t>双方达成了和解。</w:t>
+      </w:r>
+    </w:p>
+    <w:p>
+      <w:r>
+        <w:t>2. They rejected the first settlement offer.</w:t>
         <w:br/>
-        <w:t>我会留意配送状态。</w:t>
-      </w:r>
-    </w:p>
-    <w:p>
-      <w:r>
-        <w:t>3. Keep an eye on the soup so it doesn't boil over.</w:t>
+        <w:t>他们拒绝了第一次和解报价。</w:t>
+      </w:r>
+    </w:p>
+    <w:p>
+      <w:r>
+        <w:t>3. Is the settlement in writing?</w:t>
         <w:br/>
-        <w:t>看着点汤，别让它溢出来。</w:t>
+        <w:t>和解协议有书面形式吗？</w:t>
       </w:r>
     </w:p>
     <w:p>
@@ -791,43 +4036,43 @@
         <w:pStyle w:val="Heading2"/>
       </w:pPr>
       <w:r>
-        <w:t>05. in trouble  ·  00:34:36</w:t>
-      </w:r>
-    </w:p>
-    <w:p>
-      <w:r>
-        <w:t>陷入麻烦；可能受处罚</w:t>
-      </w:r>
-    </w:p>
-    <w:p>
-      <w:r>
-        <w:t>本集义：陷入麻烦；可能受处罚</w:t>
-      </w:r>
-    </w:p>
-    <w:p>
-      <w:r>
-        <w:t>用法：常用 get into trouble；trouble 在这里通常不可数。</w:t>
-      </w:r>
-    </w:p>
-    <w:p>
-      <w:r>
-        <w:t>1. We're in trouble if we miss the last train.</w:t>
+        <w:t>04. damages · 关键词</w:t>
+      </w:r>
+    </w:p>
+    <w:p>
+      <w:r>
+        <w:t>损害赔偿金</w:t>
+      </w:r>
+    </w:p>
+    <w:p>
+      <w:r>
+        <w:t>回看 00:15:55 · 字幕中出现：damages</w:t>
+      </w:r>
+    </w:p>
+    <w:p>
+      <w:r>
+        <w:t>法律义通常用复数；damage 常指损害本身，注意区别。</w:t>
+      </w:r>
+    </w:p>
+    <w:p>
+      <w:r>
+        <w:t>1. The court awarded damages to the customer.</w:t>
         <w:br/>
-        <w:t>错过末班车我们就麻烦了。</w:t>
-      </w:r>
-    </w:p>
-    <w:p>
-      <w:r>
-        <w:t>2. He got in trouble for shouting in class.</w:t>
+        <w:t>法院判给客户损害赔偿金。</w:t>
+      </w:r>
+    </w:p>
+    <w:p>
+      <w:r>
+        <w:t>2. They are seeking damages for the loss.</w:t>
         <w:br/>
-        <w:t>他因在课堂上大喊受到批评。</w:t>
-      </w:r>
-    </w:p>
-    <w:p>
-      <w:r>
-        <w:t>3. Are you in trouble at work?</w:t>
+        <w:t>他们正就损失请求赔偿。</w:t>
+      </w:r>
+    </w:p>
+    <w:p>
+      <w:r>
+        <w:t>3. The storm caused damage, but the claim is for damages.</w:t>
         <w:br/>
-        <w:t>你在工作上遇到麻烦了吗？</w:t>
+        <w:t>暴风雨造成了损害，而索赔请求的是赔偿金。</w:t>
       </w:r>
     </w:p>
     <w:p>
@@ -835,43 +4080,43 @@
         <w:pStyle w:val="Heading2"/>
       </w:pPr>
       <w:r>
-        <w:t>06. even if  ·  00:35:24</w:t>
-      </w:r>
-    </w:p>
-    <w:p>
-      <w:r>
-        <w:t>即使；就算</w:t>
-      </w:r>
-    </w:p>
-    <w:p>
-      <w:r>
-        <w:t>本集义：即使；就算</w:t>
-      </w:r>
-    </w:p>
-    <w:p>
-      <w:r>
-        <w:t>用法：常用于假设条件；不同于 even though 陈述已知事实。</w:t>
-      </w:r>
-    </w:p>
-    <w:p>
-      <w:r>
-        <w:t>1. I'll go even if it rains.</w:t>
+        <w:t>05. litigation · 关键词</w:t>
+      </w:r>
+    </w:p>
+    <w:p>
+      <w:r>
+        <w:t>诉讼；进行诉讼的过程</w:t>
+      </w:r>
+    </w:p>
+    <w:p>
+      <w:r>
+        <w:t>回看 00:11:39 · 字幕中出现：litigation</w:t>
+      </w:r>
+    </w:p>
+    <w:p>
+      <w:r>
+        <w:t>通常不可数；litigation costs 诉讼费用。</w:t>
+      </w:r>
+    </w:p>
+    <w:p>
+      <w:r>
+        <w:t>1. The dispute led to years of litigation.</w:t>
         <w:br/>
-        <w:t>即使下雨我也去。</w:t>
-      </w:r>
-    </w:p>
-    <w:p>
-      <w:r>
-        <w:t>2. Even if we leave now, we'll be late.</w:t>
+        <w:t>争议导致多年诉讼。</w:t>
+      </w:r>
+    </w:p>
+    <w:p>
+      <w:r>
+        <w:t>2. Litigation can be expensive and slow.</w:t>
         <w:br/>
-        <w:t>即使现在走，我们也会迟到。</w:t>
-      </w:r>
-    </w:p>
-    <w:p>
-      <w:r>
-        <w:t>3. Try it even if you're not sure.</w:t>
+        <w:t>诉讼可能昂贵且漫长。</w:t>
+      </w:r>
+    </w:p>
+    <w:p>
+      <w:r>
+        <w:t>3. She works in commercial litigation.</w:t>
         <w:br/>
-        <w:t>就算不确定，也试试看。</w:t>
+        <w:t>她从事商事诉讼工作。</w:t>
       </w:r>
     </w:p>
     <w:p>
@@ -879,43 +4124,43 @@
         <w:pStyle w:val="Heading2"/>
       </w:pPr>
       <w:r>
-        <w:t>07. makes sense  ·  00:39:46</w:t>
-      </w:r>
-    </w:p>
-    <w:p>
-      <w:r>
-        <w:t>有道理；说得通</w:t>
-      </w:r>
-    </w:p>
-    <w:p>
-      <w:r>
-        <w:t>本集义：有道理；说得通</w:t>
-      </w:r>
-    </w:p>
-    <w:p>
-      <w:r>
-        <w:t>用法：完整主语可为 it、that 或具体事情；动词形式随主语变化。</w:t>
-      </w:r>
-    </w:p>
-    <w:p>
-      <w:r>
-        <w:t>1. That makes sense to me.</w:t>
+        <w:t>06. testimony · 关键词</w:t>
+      </w:r>
+    </w:p>
+    <w:p>
+      <w:r>
+        <w:t>证言；证词</w:t>
+      </w:r>
+    </w:p>
+    <w:p>
+      <w:r>
+        <w:t>回看 00:10:42 · 字幕中出现：testimony</w:t>
+      </w:r>
+    </w:p>
+    <w:p>
+      <w:r>
+        <w:t>法律语境常不可数；指证人陈述，不等于所有证据。</w:t>
+      </w:r>
+    </w:p>
+    <w:p>
+      <w:r>
+        <w:t>1. The witness gave testimony in court.</w:t>
         <w:br/>
-        <w:t>我觉得那说得通。</w:t>
-      </w:r>
-    </w:p>
-    <w:p>
-      <w:r>
-        <w:t>2. It makes sense to book early.</w:t>
+        <w:t>证人在法庭上作了证。</w:t>
+      </w:r>
+    </w:p>
+    <w:p>
+      <w:r>
+        <w:t>2. Her testimony helped clarify the timeline.</w:t>
         <w:br/>
-        <w:t>提前预订很合理。</w:t>
-      </w:r>
-    </w:p>
-    <w:p>
-      <w:r>
-        <w:t>3. Your explanation makes sense now.</w:t>
+        <w:t>她的证词帮助理清了时间线。</w:t>
+      </w:r>
+    </w:p>
+    <w:p>
+      <w:r>
+        <w:t>3. Was the testimony consistent with the records?</w:t>
         <w:br/>
-        <w:t>现在你的解释说得通了。</w:t>
+        <w:t>证词与记录一致吗？</w:t>
       </w:r>
     </w:p>
     <w:p>
@@ -923,43 +4168,43 @@
         <w:pStyle w:val="Heading2"/>
       </w:pPr>
       <w:r>
-        <w:t>08. go through  ·  00:40:07</w:t>
-      </w:r>
-    </w:p>
-    <w:p>
-      <w:r>
-        <w:t>经历；仔细检查；通过流程</w:t>
-      </w:r>
-    </w:p>
-    <w:p>
-      <w:r>
-        <w:t>本集义：逐项查看、讨论或实施一个过程。</w:t>
-      </w:r>
-    </w:p>
-    <w:p>
-      <w:r>
-        <w:t>用法：多义。go through a difficult time 是经历困难。</w:t>
-      </w:r>
-    </w:p>
-    <w:p>
-      <w:r>
-        <w:t>1. She went through a difficult month.</w:t>
+        <w:t>07. infraction · 关键词</w:t>
+      </w:r>
+    </w:p>
+    <w:p>
+      <w:r>
+        <w:t>轻微违法；违规</w:t>
+      </w:r>
+    </w:p>
+    <w:p>
+      <w:r>
+        <w:t>回看 00:11:19 · 字幕中出现：infractions</w:t>
+      </w:r>
+    </w:p>
+    <w:p>
+      <w:r>
+        <w:t>通常比 felony、misdemeanor 轻，但分类依地区。</w:t>
+      </w:r>
+    </w:p>
+    <w:p>
+      <w:r>
+        <w:t>1. He received a citation for a traffic infraction.</w:t>
         <w:br/>
-        <w:t>她度过了艰难的一个月。</w:t>
-      </w:r>
-    </w:p>
-    <w:p>
-      <w:r>
-        <w:t>2. Let's go through each item on the list.</w:t>
+        <w:t>他因交通违规收到了传票。</w:t>
+      </w:r>
+    </w:p>
+    <w:p>
+      <w:r>
+        <w:t>2. The infraction carried a fine.</w:t>
         <w:br/>
-        <w:t>我们逐项查看清单。</w:t>
-      </w:r>
-    </w:p>
-    <w:p>
-      <w:r>
-        <w:t>3. The payment hasn't gone through yet.</w:t>
+        <w:t>这项违规处以罚款。</w:t>
+      </w:r>
+    </w:p>
+    <w:p>
+      <w:r>
+        <w:t>3. They disputed whether any infraction occurred.</w:t>
         <w:br/>
-        <w:t>付款还没完成处理。</w:t>
+        <w:t>他们争论是否发生了违规。</w:t>
       </w:r>
     </w:p>
     <w:p>
@@ -967,43 +4212,43 @@
         <w:pStyle w:val="Heading2"/>
       </w:pPr>
       <w:r>
-        <w:t>09. at this point  ·  00:41:32</w:t>
-      </w:r>
-    </w:p>
-    <w:p>
-      <w:r>
-        <w:t>在这个阶段；到目前这一步</w:t>
-      </w:r>
-    </w:p>
-    <w:p>
-      <w:r>
-        <w:t>本集义：在这个阶段；到目前这一步</w:t>
-      </w:r>
-    </w:p>
-    <w:p>
-      <w:r>
-        <w:t>用法：强调当前进展，常用于评估或决策。</w:t>
-      </w:r>
-    </w:p>
-    <w:p>
-      <w:r>
-        <w:t>1. At this point, we don't have enough information.</w:t>
+        <w:t>08. breach of contract · 词组 / 术语</w:t>
+      </w:r>
+    </w:p>
+    <w:p>
+      <w:r>
+        <w:t>违约；违反合同</w:t>
+      </w:r>
+    </w:p>
+    <w:p>
+      <w:r>
+        <w:t>回看 00:34:04 · 字幕中出现：breach of contract</w:t>
+      </w:r>
+    </w:p>
+    <w:p>
+      <w:r>
+        <w:t>breach 可作名词或动词；不同于 breach of trust 背信。</w:t>
+      </w:r>
+    </w:p>
+    <w:p>
+      <w:r>
+        <w:t>1. The supplier was sued for breach of contract.</w:t>
         <w:br/>
-        <w:t>目前我们掌握的信息还不够。</w:t>
-      </w:r>
-    </w:p>
-    <w:p>
-      <w:r>
-        <w:t>2. I can't change the booking at this point.</w:t>
+        <w:t>供应商因违约被起诉。</w:t>
+      </w:r>
+    </w:p>
+    <w:p>
+      <w:r>
+        <w:t>2. Late delivery may constitute a breach of contract.</w:t>
         <w:br/>
-        <w:t>到了这一步，我无法更改预订。</w:t>
-      </w:r>
-    </w:p>
-    <w:p>
-      <w:r>
-        <w:t>3. What are our options at this point?</w:t>
+        <w:t>逾期交货可能构成违约。</w:t>
+      </w:r>
+    </w:p>
+    <w:p>
+      <w:r>
+        <w:t>3. They settled the breach-of-contract claim.</w:t>
         <w:br/>
-        <w:t>在这个阶段，我们有哪些选择？</w:t>
+        <w:t>他们和解了违约索赔。</w:t>
       </w:r>
     </w:p>
     <w:p>
@@ -1011,43 +4256,55 @@
         <w:pStyle w:val="Heading2"/>
       </w:pPr>
       <w:r>
-        <w:t>10. witness  ·  00:50:22</w:t>
-      </w:r>
-    </w:p>
-    <w:p>
-      <w:r>
-        <w:t>证人；目击者；目睹</w:t>
-      </w:r>
-    </w:p>
-    <w:p>
-      <w:r>
-        <w:t>本集义：证人；目击者；目睹</w:t>
-      </w:r>
-    </w:p>
-    <w:p>
-      <w:r>
-        <w:t>用法：名词可数；作动词时可直接接所目睹的事件。</w:t>
-      </w:r>
-    </w:p>
-    <w:p>
-      <w:r>
-        <w:t>1. A witness described the accident.</w:t>
-        <w:br/>
-        <w:t>一名目击者描述了事故。</w:t>
-      </w:r>
-    </w:p>
-    <w:p>
-      <w:r>
-        <w:t>2. Did anyone witness the conversation?</w:t>
-        <w:br/>
-        <w:t>有人目睹那次谈话吗？</w:t>
-      </w:r>
-    </w:p>
-    <w:p>
-      <w:r>
-        <w:t>3. The lawyer called another witness.</w:t>
-        <w:br/>
-        <w:t>律师传唤了另一名证人。</w:t>
+        <w:t>汉译英与复述</w:t>
+      </w:r>
+    </w:p>
+    <w:p>
+      <w:r>
+        <w:t>1. 他们就损害责任发生争议。</w:t>
+      </w:r>
+    </w:p>
+    <w:p>
+      <w:r>
+        <w:t>2. 诉讼可能昂贵且漫长。</w:t>
+      </w:r>
+    </w:p>
+    <w:p>
+      <w:r>
+        <w:t>3. 逾期交货可能构成违约。</w:t>
+      </w:r>
+    </w:p>
+    <w:p>
+      <w:r>
+        <w:t>参考答案：</w:t>
+      </w:r>
+    </w:p>
+    <w:p>
+      <w:r>
+        <w:t>1. They disputed liability for the damage. [liability]</w:t>
+      </w:r>
+    </w:p>
+    <w:p>
+      <w:r>
+        <w:t>2. Litigation can be expensive and slow. [litigation]</w:t>
+      </w:r>
+    </w:p>
+    <w:p>
+      <w:r>
+        <w:t>3. Late delivery may constitute a breach of contract. [breach of contract]</w:t>
+      </w:r>
+    </w:p>
+    <w:p>
+      <w:r>
+        <w:br w:type="page"/>
+      </w:r>
+    </w:p>
+    <w:p>
+      <w:pPr>
+        <w:pStyle w:val="Heading1"/>
+      </w:pPr>
+      <w:r>
+        <w:t>S03E10 · Lantern</w:t>
       </w:r>
     </w:p>
     <w:p>
@@ -1055,50 +4312,412 @@
         <w:pStyle w:val="Heading2"/>
       </w:pPr>
       <w:r>
-        <w:t>汉译英练习</w:t>
-      </w:r>
-    </w:p>
-    <w:p>
-      <w:r>
-        <w:t>1. 你的建议对我很有帮助。</w:t>
-      </w:r>
-    </w:p>
-    <w:p>
-      <w:r>
-        <w:t>2. 他因在课堂上大喊受到批评。</w:t>
-      </w:r>
-    </w:p>
-    <w:p>
-      <w:r>
-        <w:t>3. 到了这一步，我无法更改预订。</w:t>
-      </w:r>
-    </w:p>
-    <w:p>
-      <w:r>
-        <w:t>口头输出：任选三个表达，说一段 30—60 秒的个人经历。</w:t>
+        <w:t>英文内容梗概（74 words）</w:t>
+      </w:r>
+    </w:p>
+    <w:p>
+      <w:r>
+        <w:t>Kim begins recovering from her accident and reconsiders her workload. Jimmy sees the harm he caused Irene and deliberately exposes his own manipulation so that her friendships can recover, sacrificing his elder-law reputation. Howard buys Chuck out of HHM after their dispute becomes untenable. Hector collapses during a confrontation, and Gus intervenes to keep him alive. Alone and increasingly distressed, Chuck dismantles his home searching for electricity before starting the fire that kills him.</w:t>
+      </w:r>
+    </w:p>
+    <w:p>
+      <w:r>
+        <w:t>双语字幕原始来源（整季合集）：https://subhd.tv/a/n0wjaq</w:t>
       </w:r>
     </w:p>
     <w:p>
       <w:pPr>
-        <w:pStyle w:val="Heading3"/>
+        <w:pStyle w:val="Heading2"/>
       </w:pPr>
       <w:r>
-        <w:t>参考答案</w:t>
-      </w:r>
-    </w:p>
-    <w:p>
-      <w:r>
-        <w:t>1. Your advice made a difference to me.  [make a difference]</w:t>
-      </w:r>
-    </w:p>
-    <w:p>
-      <w:r>
-        <w:t>2. He got in trouble for shouting in class.  [in trouble]</w:t>
-      </w:r>
-    </w:p>
-    <w:p>
-      <w:r>
-        <w:t>3. I can't change the booking at this point.  [at this point]</w:t>
+        <w:t>01. settlement · 关键词</w:t>
+      </w:r>
+    </w:p>
+    <w:p>
+      <w:r>
+        <w:t>和解；和解协议或款项</w:t>
+      </w:r>
+    </w:p>
+    <w:p>
+      <w:r>
+        <w:t>回看 00:29:19 · 字幕中出现：settlement</w:t>
+      </w:r>
+    </w:p>
+    <w:p>
+      <w:r>
+        <w:t>诉讼中常指双方协议解决争议；不等于法院判决。</w:t>
+      </w:r>
+    </w:p>
+    <w:p>
+      <w:r>
+        <w:t>1. The parties reached a settlement.</w:t>
+        <w:br/>
+        <w:t>双方达成了和解。</w:t>
+      </w:r>
+    </w:p>
+    <w:p>
+      <w:r>
+        <w:t>2. They rejected the first settlement offer.</w:t>
+        <w:br/>
+        <w:t>他们拒绝了第一次和解报价。</w:t>
+      </w:r>
+    </w:p>
+    <w:p>
+      <w:r>
+        <w:t>3. Is the settlement in writing?</w:t>
+        <w:br/>
+        <w:t>和解协议有书面形式吗？</w:t>
+      </w:r>
+    </w:p>
+    <w:p>
+      <w:pPr>
+        <w:pStyle w:val="Heading2"/>
+      </w:pPr>
+      <w:r>
+        <w:t>02. remorse · 关键词</w:t>
+      </w:r>
+    </w:p>
+    <w:p>
+      <w:r>
+        <w:t>懊悔；对过错的内疚</w:t>
+      </w:r>
+    </w:p>
+    <w:p>
+      <w:r>
+        <w:t>回看 00:24:27 · 字幕中出现：remorse</w:t>
+      </w:r>
+    </w:p>
+    <w:p>
+      <w:r>
+        <w:t>show remorse；比单纯 regret 更突出对伤害或过错的道德反省。</w:t>
+      </w:r>
+    </w:p>
+    <w:p>
+      <w:r>
+        <w:t>1. He showed genuine remorse.</w:t>
+        <w:br/>
+        <w:t>他表现出真诚的悔意。</w:t>
+      </w:r>
+    </w:p>
+    <w:p>
+      <w:r>
+        <w:t>2. She felt remorse for deceiving her friend.</w:t>
+        <w:br/>
+        <w:t>她因欺骗朋友感到内疚。</w:t>
+      </w:r>
+    </w:p>
+    <w:p>
+      <w:r>
+        <w:t>3. The apology contained little remorse.</w:t>
+        <w:br/>
+        <w:t>道歉中几乎没有悔意。</w:t>
+      </w:r>
+    </w:p>
+    <w:p>
+      <w:pPr>
+        <w:pStyle w:val="Heading2"/>
+      </w:pPr>
+      <w:r>
+        <w:t>03. hindsight · 关键词</w:t>
+      </w:r>
+    </w:p>
+    <w:p>
+      <w:r>
+        <w:t>事后认识；后见之明</w:t>
+      </w:r>
+    </w:p>
+    <w:p>
+      <w:r>
+        <w:t>回看 00:23:18 · 字幕中出现：hindsight</w:t>
+      </w:r>
+    </w:p>
+    <w:p>
+      <w:r>
+        <w:t>in hindsight 回头来看；常提醒当时无法知道结果。</w:t>
+      </w:r>
+    </w:p>
+    <w:p>
+      <w:r>
+        <w:t>1. In hindsight, the warning was clear.</w:t>
+        <w:br/>
+        <w:t>事后看来，警告很明确。</w:t>
+      </w:r>
+    </w:p>
+    <w:p>
+      <w:r>
+        <w:t>2. Hindsight made the decision look easy.</w:t>
+        <w:br/>
+        <w:t>事后认识使这个决定看起来很简单。</w:t>
+      </w:r>
+    </w:p>
+    <w:p>
+      <w:r>
+        <w:t>3. We should not judge only with hindsight.</w:t>
+        <w:br/>
+        <w:t>我们不应仅凭事后认识来评判。</w:t>
+      </w:r>
+    </w:p>
+    <w:p>
+      <w:pPr>
+        <w:pStyle w:val="Heading2"/>
+      </w:pPr>
+      <w:r>
+        <w:t>04. integrity · 关键词</w:t>
+      </w:r>
+    </w:p>
+    <w:p>
+      <w:r>
+        <w:t>正直；完整性</w:t>
+      </w:r>
+    </w:p>
+    <w:p>
+      <w:r>
+        <w:t>回看 00:30:37 · 字幕中出现：integrity</w:t>
+      </w:r>
+    </w:p>
+    <w:p>
+      <w:r>
+        <w:t>个人 integrity 指诚实守原则；data integrity 指数据完整性。</w:t>
+      </w:r>
+    </w:p>
+    <w:p>
+      <w:r>
+        <w:t>1. Her integrity earned their trust.</w:t>
+        <w:br/>
+        <w:t>她的正直赢得了他们的信任。</w:t>
+      </w:r>
+    </w:p>
+    <w:p>
+      <w:r>
+        <w:t>2. The leak threatened the integrity of the process.</w:t>
+        <w:br/>
+        <w:t>泄密危及了流程的公正完整。</w:t>
+      </w:r>
+    </w:p>
+    <w:p>
+      <w:r>
+        <w:t>3. We checked the integrity of the records.</w:t>
+        <w:br/>
+        <w:t>我们检查了记录的完整性。</w:t>
+      </w:r>
+    </w:p>
+    <w:p>
+      <w:pPr>
+        <w:pStyle w:val="Heading2"/>
+      </w:pPr>
+      <w:r>
+        <w:t>05. betrayal · 关键词</w:t>
+      </w:r>
+    </w:p>
+    <w:p>
+      <w:r>
+        <w:t>背叛；辜负信任</w:t>
+      </w:r>
+    </w:p>
+    <w:p>
+      <w:r>
+        <w:t>回看 00:05:30 · 字幕中出现：betrayal</w:t>
+      </w:r>
+    </w:p>
+    <w:p>
+      <w:r>
+        <w:t>名词；a betrayal of trust 常用于人际及职业伦理。</w:t>
+      </w:r>
+    </w:p>
+    <w:p>
+      <w:r>
+        <w:t>1. She regarded the disclosure as a betrayal.</w:t>
+        <w:br/>
+        <w:t>她把泄密视为背叛。</w:t>
+      </w:r>
+    </w:p>
+    <w:p>
+      <w:r>
+        <w:t>2. The betrayal damaged their partnership.</w:t>
+        <w:br/>
+        <w:t>这次背叛损害了他们的合作关系。</w:t>
+      </w:r>
+    </w:p>
+    <w:p>
+      <w:r>
+        <w:t>3. He struggled to forgive the betrayal of trust.</w:t>
+        <w:br/>
+        <w:t>他很难原谅这种对信任的辜负。</w:t>
+      </w:r>
+    </w:p>
+    <w:p>
+      <w:pPr>
+        <w:pStyle w:val="Heading2"/>
+      </w:pPr>
+      <w:r>
+        <w:t>06. bankrupt · 关键词</w:t>
+      </w:r>
+    </w:p>
+    <w:p>
+      <w:r>
+        <w:t>使破产；破产的</w:t>
+      </w:r>
+    </w:p>
+    <w:p>
+      <w:r>
+        <w:t>回看 00:03:28 · 字幕中出现：bankrupt</w:t>
+      </w:r>
+    </w:p>
+    <w:p>
+      <w:r>
+        <w:t>可作动词或形容词；bankrupt a company 强调造成无力偿债。</w:t>
+      </w:r>
+    </w:p>
+    <w:p>
+      <w:r>
+        <w:t>1. The lawsuit could bankrupt the firm.</w:t>
+        <w:br/>
+        <w:t>诉讼可能让公司破产。</w:t>
+      </w:r>
+    </w:p>
+    <w:p>
+      <w:r>
+        <w:t>2. The company went bankrupt last year.</w:t>
+        <w:br/>
+        <w:t>公司去年破产了。</w:t>
+      </w:r>
+    </w:p>
+    <w:p>
+      <w:r>
+        <w:t>3. Critics called the proposal morally bankrupt.</w:t>
+        <w:br/>
+        <w:t>批评者说这项提案在道德上毫无价值。</w:t>
+      </w:r>
+    </w:p>
+    <w:p>
+      <w:pPr>
+        <w:pStyle w:val="Heading2"/>
+      </w:pPr>
+      <w:r>
+        <w:t>07. recriminations · 关键词</w:t>
+      </w:r>
+    </w:p>
+    <w:p>
+      <w:r>
+        <w:t>相互指责；反唇相讥</w:t>
+      </w:r>
+    </w:p>
+    <w:p>
+      <w:r>
+        <w:t>回看 00:02:59 · 字幕中出现：Recriminations</w:t>
+      </w:r>
+    </w:p>
+    <w:p>
+      <w:r>
+        <w:t>常用复数，强调冲突后的互相责怪。</w:t>
+      </w:r>
+    </w:p>
+    <w:p>
+      <w:r>
+        <w:t>1. The meeting ended in recriminations.</w:t>
+        <w:br/>
+        <w:t>会议以相互指责结束。</w:t>
+      </w:r>
+    </w:p>
+    <w:p>
+      <w:r>
+        <w:t>2. There was no time for recriminations.</w:t>
+        <w:br/>
+        <w:t>没有时间互相责怪了。</w:t>
+      </w:r>
+    </w:p>
+    <w:p>
+      <w:r>
+        <w:t>3. Recriminations made cooperation harder.</w:t>
+        <w:br/>
+        <w:t>相互指责使合作更难。</w:t>
+      </w:r>
+    </w:p>
+    <w:p>
+      <w:pPr>
+        <w:pStyle w:val="Heading2"/>
+      </w:pPr>
+      <w:r>
+        <w:t>08. let bygones be bygones · 词组 / 术语</w:t>
+      </w:r>
+    </w:p>
+    <w:p>
+      <w:r>
+        <w:t>既往不咎</w:t>
+      </w:r>
+    </w:p>
+    <w:p>
+      <w:r>
+        <w:t>回看 00:03:51 · 字幕中出现：let bygones be bygones</w:t>
+      </w:r>
+    </w:p>
+    <w:p>
+      <w:r>
+        <w:t>通常用于和解提议；bygones 指过去的不快。</w:t>
+      </w:r>
+    </w:p>
+    <w:p>
+      <w:r>
+        <w:t>1. Can we let bygones be bygones?</w:t>
+        <w:br/>
+        <w:t>我们能既往不咎吗？</w:t>
+      </w:r>
+    </w:p>
+    <w:p>
+      <w:r>
+        <w:t>2. She agreed to let bygones be bygones.</w:t>
+        <w:br/>
+        <w:t>她同意不再计较旧事。</w:t>
+      </w:r>
+    </w:p>
+    <w:p>
+      <w:r>
+        <w:t>3. He wasn't ready to let bygones be bygones.</w:t>
+        <w:br/>
+        <w:t>他还不愿意放下过去的恩怨。</w:t>
+      </w:r>
+    </w:p>
+    <w:p>
+      <w:pPr>
+        <w:pStyle w:val="Heading2"/>
+      </w:pPr>
+      <w:r>
+        <w:t>汉译英与复述</w:t>
+      </w:r>
+    </w:p>
+    <w:p>
+      <w:r>
+        <w:t>1. 他们拒绝了第一次和解报价。</w:t>
+      </w:r>
+    </w:p>
+    <w:p>
+      <w:r>
+        <w:t>2. 这次背叛损害了他们的合作关系。</w:t>
+      </w:r>
+    </w:p>
+    <w:p>
+      <w:r>
+        <w:t>3. 她同意不再计较旧事。</w:t>
+      </w:r>
+    </w:p>
+    <w:p>
+      <w:r>
+        <w:t>参考答案：</w:t>
+      </w:r>
+    </w:p>
+    <w:p>
+      <w:r>
+        <w:t>1. They rejected the first settlement offer. [settlement]</w:t>
+      </w:r>
+    </w:p>
+    <w:p>
+      <w:r>
+        <w:t>2. The betrayal damaged their partnership. [betrayal]</w:t>
+      </w:r>
+    </w:p>
+    <w:p>
+      <w:r>
+        <w:t>3. She agreed to let bygones be bygones. [let bygones be bygones]</w:t>
       </w:r>
     </w:p>
     <w:p>
@@ -1111,4209 +4730,52 @@
         <w:pStyle w:val="Heading1"/>
       </w:pPr>
       <w:r>
-        <w:t>S03E03  Sunk Costs</w:t>
-      </w:r>
-    </w:p>
-    <w:p>
-      <w:hyperlink r:id="rId9">
-        <w:r>
-          <w:rPr>
-            <w:color w:val="245E4D"/>
-          </w:rPr>
-          <w:t>本季字幕来源</w:t>
-        </w:r>
-      </w:hyperlink>
-    </w:p>
-    <w:p>
-      <w:pPr>
-        <w:pStyle w:val="Heading2"/>
-      </w:pPr>
-      <w:r>
-        <w:t>01. let it go  ·  00:04:23</w:t>
-      </w:r>
-    </w:p>
-    <w:p>
-      <w:r>
-        <w:t>算了；放下；别再纠缠</w:t>
-      </w:r>
-    </w:p>
-    <w:p>
-      <w:r>
-        <w:t>本集义：算了；放下；别再纠缠</w:t>
-      </w:r>
-    </w:p>
-    <w:p>
-      <w:r>
-        <w:t>用法：常用于结束争执或放下过去；直接命令可能显得不体贴。</w:t>
-      </w:r>
-    </w:p>
-    <w:p>
-      <w:r>
-        <w:t>1. It was a small mistake. Let it go.</w:t>
-        <w:br/>
-        <w:t>只是个小错误，算了吧。</w:t>
-      </w:r>
-    </w:p>
-    <w:p>
-      <w:r>
-        <w:t>2. I'm trying to let it go and focus on today.</w:t>
-        <w:br/>
-        <w:t>我在努力放下过去，专注今天。</w:t>
-      </w:r>
-    </w:p>
-    <w:p>
-      <w:r>
-        <w:t>3. Can we let it go for tonight?</w:t>
-        <w:br/>
-        <w:t>今晚我们先别纠缠这件事，好吗？</w:t>
-      </w:r>
-    </w:p>
-    <w:p>
-      <w:pPr>
-        <w:pStyle w:val="Heading2"/>
-      </w:pPr>
-      <w:r>
-        <w:t>02. in person  ·  00:18:09</w:t>
-      </w:r>
-    </w:p>
-    <w:p>
-      <w:r>
-        <w:t>亲自；当面</w:t>
-      </w:r>
-    </w:p>
-    <w:p>
-      <w:r>
-        <w:t>本集义：亲自；当面</w:t>
-      </w:r>
-    </w:p>
-    <w:p>
-      <w:r>
-        <w:t>用法：与通过电话、邮件等方式相对。</w:t>
-      </w:r>
-    </w:p>
-    <w:p>
-      <w:r>
-        <w:t>1. I'd rather explain this in person.</w:t>
-        <w:br/>
-        <w:t>我更愿意当面解释。</w:t>
-      </w:r>
-    </w:p>
-    <w:p>
-      <w:r>
-        <w:t>2. We finally met in person last week.</w:t>
-        <w:br/>
-        <w:t>我们上周终于见面了。</w:t>
-      </w:r>
-    </w:p>
-    <w:p>
-      <w:r>
-        <w:t>3. Do I need to sign the form in person?</w:t>
-        <w:br/>
-        <w:t>我需要亲自签这张表吗？</w:t>
-      </w:r>
-    </w:p>
-    <w:p>
-      <w:pPr>
-        <w:pStyle w:val="Heading2"/>
-      </w:pPr>
-      <w:r>
-        <w:t>03. on my own  ·  00:20:20</w:t>
-      </w:r>
-    </w:p>
-    <w:p>
-      <w:r>
-        <w:t>独自；靠我自己</w:t>
-      </w:r>
-    </w:p>
-    <w:p>
-      <w:r>
-        <w:t>本集义：独自；靠我自己</w:t>
-      </w:r>
-    </w:p>
-    <w:p>
-      <w:r>
-        <w:t>用法：与 by myself 接近；注意区分“独处”和“独立完成”。</w:t>
-      </w:r>
-    </w:p>
-    <w:p>
-      <w:r>
-        <w:t>1. I learned to cook on my own.</w:t>
-        <w:br/>
-        <w:t>我自学了做饭。</w:t>
-      </w:r>
-    </w:p>
-    <w:p>
-      <w:r>
-        <w:t>2. I'd rather spend tonight on my own.</w:t>
-        <w:br/>
-        <w:t>今晚我更想独处。</w:t>
-      </w:r>
-    </w:p>
-    <w:p>
-      <w:r>
-        <w:t>3. I can't carry this table on my own.</w:t>
-        <w:br/>
-        <w:t>我一个人搬不动这张桌子。</w:t>
-      </w:r>
-    </w:p>
-    <w:p>
-      <w:pPr>
-        <w:pStyle w:val="Heading2"/>
-      </w:pPr>
-      <w:r>
-        <w:t>04. make a deal  ·  00:26:15</w:t>
-      </w:r>
-    </w:p>
-    <w:p>
-      <w:r>
-        <w:t>达成协议；做交易</w:t>
-      </w:r>
-    </w:p>
-    <w:p>
-      <w:r>
-        <w:t>本集义：达成协议；做交易</w:t>
-      </w:r>
-    </w:p>
-    <w:p>
-      <w:r>
-        <w:t>用法：常用 make a deal with＋某人；也可用于日常协商。</w:t>
-      </w:r>
-    </w:p>
-    <w:p>
-      <w:r>
-        <w:t>1. Let's make a deal: I'll cook, and you wash up.</w:t>
-        <w:br/>
-        <w:t>我们说好，我做饭，你洗碗。</w:t>
-      </w:r>
-    </w:p>
-    <w:p>
-      <w:r>
-        <w:t>2. They made a deal with a local supplier.</w:t>
-        <w:br/>
-        <w:t>他们与本地供应商达成了协议。</w:t>
-      </w:r>
-    </w:p>
-    <w:p>
-      <w:r>
-        <w:t>3. Can we make a deal on the delivery date?</w:t>
-        <w:br/>
-        <w:t>我们能就交货日期谈妥吗？</w:t>
-      </w:r>
-    </w:p>
-    <w:p>
-      <w:pPr>
-        <w:pStyle w:val="Heading2"/>
-      </w:pPr>
-      <w:r>
-        <w:t>05. go for it  ·  00:26:45</w:t>
-      </w:r>
-    </w:p>
-    <w:p>
-      <w:r>
-        <w:t>放手试试；去争取吧</w:t>
-      </w:r>
-    </w:p>
-    <w:p>
-      <w:r>
-        <w:t>本集义：放手试试；去争取吧</w:t>
-      </w:r>
-    </w:p>
-    <w:p>
-      <w:r>
-        <w:t>用法：口语鼓励；it 指前面提到的目标或行动。</w:t>
-      </w:r>
-    </w:p>
-    <w:p>
-      <w:r>
-        <w:t>1. You want to apply? Go for it.</w:t>
-        <w:br/>
-        <w:t>你想申请？去试试吧。</w:t>
-      </w:r>
-    </w:p>
-    <w:p>
-      <w:r>
-        <w:t>2. If you like the idea, go for it.</w:t>
-        <w:br/>
-        <w:t>如果喜欢这个点子，就行动吧。</w:t>
-      </w:r>
-    </w:p>
-    <w:p>
-      <w:r>
-        <w:t>3. We decided to go for it and open a small shop.</w:t>
-        <w:br/>
-        <w:t>我们决定放手一试，开一家小店。</w:t>
-      </w:r>
-    </w:p>
-    <w:p>
-      <w:pPr>
-        <w:pStyle w:val="Heading2"/>
-      </w:pPr>
-      <w:r>
-        <w:t>06. even though  ·  00:32:06</w:t>
-      </w:r>
-    </w:p>
-    <w:p>
-      <w:r>
-        <w:t>尽管；虽然</w:t>
-      </w:r>
-    </w:p>
-    <w:p>
-      <w:r>
-        <w:t>本集义：尽管；虽然</w:t>
-      </w:r>
-    </w:p>
-    <w:p>
-      <w:r>
-        <w:t>用法：引出通常被当作事实的让步条件。</w:t>
-      </w:r>
-    </w:p>
-    <w:p>
-      <w:r>
-        <w:t>1. I went for a walk even though it was raining.</w:t>
-        <w:br/>
-        <w:t>虽然下着雨，我还是去散步了。</w:t>
-      </w:r>
-    </w:p>
-    <w:p>
-      <w:r>
-        <w:t>2. She helped even though she was busy.</w:t>
-        <w:br/>
-        <w:t>虽然很忙，她还是帮了忙。</w:t>
-      </w:r>
-    </w:p>
-    <w:p>
-      <w:r>
-        <w:t>3. Even though it's small, the room feels bright.</w:t>
-        <w:br/>
-        <w:t>虽然房间小，但感觉很明亮。</w:t>
-      </w:r>
-    </w:p>
-    <w:p>
-      <w:pPr>
-        <w:pStyle w:val="Heading2"/>
-      </w:pPr>
-      <w:r>
-        <w:t>07. testimony  ·  00:32:13</w:t>
-      </w:r>
-    </w:p>
-    <w:p>
-      <w:r>
-        <w:t>证言；证词</w:t>
-      </w:r>
-    </w:p>
-    <w:p>
-      <w:r>
-        <w:t>本集义：证言；证词</w:t>
-      </w:r>
-    </w:p>
-    <w:p>
-      <w:r>
-        <w:t>用法：法律语境常不可数；指证人陈述，不等于所有证据。</w:t>
-      </w:r>
-    </w:p>
-    <w:p>
-      <w:r>
-        <w:t>1. The witness gave testimony in court.</w:t>
-        <w:br/>
-        <w:t>证人在法庭上作了证。</w:t>
-      </w:r>
-    </w:p>
-    <w:p>
-      <w:r>
-        <w:t>2. Her testimony helped clarify the timeline.</w:t>
-        <w:br/>
-        <w:t>她的证词帮助理清了时间线。</w:t>
-      </w:r>
-    </w:p>
-    <w:p>
-      <w:r>
-        <w:t>3. Was the testimony consistent with the records?</w:t>
-        <w:br/>
-        <w:t>证词与记录一致吗？</w:t>
-      </w:r>
-    </w:p>
-    <w:p>
-      <w:pPr>
-        <w:pStyle w:val="Heading2"/>
-      </w:pPr>
-      <w:r>
-        <w:t>08. unless  ·  00:33:31</w:t>
-      </w:r>
-    </w:p>
-    <w:p>
-      <w:r>
-        <w:t>除非；如果不</w:t>
-      </w:r>
-    </w:p>
-    <w:p>
-      <w:r>
-        <w:t>本集义：除非；如果不</w:t>
-      </w:r>
-    </w:p>
-    <w:p>
-      <w:r>
-        <w:t>用法：后接从句；通常不用再加否定，以免意思相反。</w:t>
-      </w:r>
-    </w:p>
-    <w:p>
-      <w:r>
-        <w:t>1. I'll walk unless it rains.</w:t>
-        <w:br/>
-        <w:t>除非下雨，否则我会走路去。</w:t>
-      </w:r>
-    </w:p>
-    <w:p>
-      <w:r>
-        <w:t>2. Don't call unless it's urgent.</w:t>
-        <w:br/>
-        <w:t>除非紧急，否则别打电话。</w:t>
-      </w:r>
-    </w:p>
-    <w:p>
-      <w:r>
-        <w:t>3. We can't start unless everyone agrees.</w:t>
-        <w:br/>
-        <w:t>除非大家同意，否则我们无法开始。</w:t>
-      </w:r>
-    </w:p>
-    <w:p>
-      <w:pPr>
-        <w:pStyle w:val="Heading2"/>
-      </w:pPr>
-      <w:r>
-        <w:t>09. I can't help  ·  00:34:01</w:t>
-      </w:r>
-    </w:p>
-    <w:p>
-      <w:r>
-        <w:t>我忍不住；我没办法帮忙</w:t>
-      </w:r>
-    </w:p>
-    <w:p>
-      <w:r>
-        <w:t>本集义：忍不住、不禁；本集使用动名词或 can't help but＋原形结构。</w:t>
-      </w:r>
-    </w:p>
-    <w:p>
-      <w:r>
-        <w:t>用法：can't help＋动名词表示忍不住；can't help you 指无法帮你。 can't help but＋动词原形也表示忍不住。</w:t>
-      </w:r>
-    </w:p>
-    <w:p>
-      <w:r>
-        <w:t>1. I can't help laughing at that photo.</w:t>
-        <w:br/>
-        <w:t>看到那张照片我就忍不住笑。</w:t>
-      </w:r>
-    </w:p>
-    <w:p>
-      <w:r>
-        <w:t>2. I can't help wondering what happened.</w:t>
-        <w:br/>
-        <w:t>我忍不住想知道发生了什么。</w:t>
-      </w:r>
-    </w:p>
-    <w:p>
-      <w:r>
-        <w:t>3. I'm sorry, but I can't help with the move today.</w:t>
-        <w:br/>
-        <w:t>抱歉，今天我没法帮你搬家。</w:t>
-      </w:r>
-    </w:p>
-    <w:p>
-      <w:pPr>
-        <w:pStyle w:val="Heading2"/>
-      </w:pPr>
-      <w:r>
-        <w:t>10. prosecution  ·  00:41:27</w:t>
-      </w:r>
-    </w:p>
-    <w:p>
-      <w:r>
-        <w:t>控方；起诉；检控</w:t>
-      </w:r>
-    </w:p>
-    <w:p>
-      <w:r>
-        <w:t>本集义：控方；起诉；检控</w:t>
-      </w:r>
-    </w:p>
-    <w:p>
-      <w:r>
-        <w:t>用法：the prosecution 常指刑事案件中的控方。</w:t>
-      </w:r>
-    </w:p>
-    <w:p>
-      <w:r>
-        <w:t>1. The prosecution presented its evidence.</w:t>
-        <w:br/>
-        <w:t>控方出示了证据。</w:t>
-      </w:r>
-    </w:p>
-    <w:p>
-      <w:r>
-        <w:t>2. The defense challenged the prosecution's account.</w:t>
-        <w:br/>
-        <w:t>辩方质疑了控方的说法。</w:t>
-      </w:r>
-    </w:p>
-    <w:p>
-      <w:r>
-        <w:t>3. The file was sent for prosecution.</w:t>
-        <w:br/>
-        <w:t>案卷被移送起诉。</w:t>
-      </w:r>
-    </w:p>
-    <w:p>
-      <w:pPr>
-        <w:pStyle w:val="Heading2"/>
-      </w:pPr>
-      <w:r>
-        <w:t>汉译英练习</w:t>
-      </w:r>
-    </w:p>
-    <w:p>
-      <w:r>
-        <w:t>1. 我在努力放下过去，专注今天。</w:t>
-      </w:r>
-    </w:p>
-    <w:p>
-      <w:r>
-        <w:t>2. 如果喜欢这个点子，就行动吧。</w:t>
-      </w:r>
-    </w:p>
-    <w:p>
-      <w:r>
-        <w:t>3. 我忍不住想知道发生了什么。</w:t>
-      </w:r>
-    </w:p>
-    <w:p>
-      <w:r>
-        <w:t>口头输出：任选三个表达，说一段 30—60 秒的个人经历。</w:t>
-      </w:r>
-    </w:p>
-    <w:p>
-      <w:pPr>
-        <w:pStyle w:val="Heading3"/>
-      </w:pPr>
-      <w:r>
-        <w:t>参考答案</w:t>
-      </w:r>
-    </w:p>
-    <w:p>
-      <w:r>
-        <w:t>1. I'm trying to let it go and focus on today.  [let it go]</w:t>
-      </w:r>
-    </w:p>
-    <w:p>
-      <w:r>
-        <w:t>2. If you like the idea, go for it.  [go for it]</w:t>
-      </w:r>
-    </w:p>
-    <w:p>
-      <w:r>
-        <w:t>3. I can't help wondering what happened.  [I can't help]</w:t>
-      </w:r>
-    </w:p>
-    <w:p>
-      <w:r>
-        <w:br w:type="page"/>
-      </w:r>
-    </w:p>
-    <w:p>
-      <w:pPr>
-        <w:pStyle w:val="Heading1"/>
-      </w:pPr>
-      <w:r>
-        <w:t>S03E04  Sabrosito</w:t>
-      </w:r>
-    </w:p>
-    <w:p>
-      <w:hyperlink r:id="rId9">
-        <w:r>
-          <w:rPr>
-            <w:color w:val="245E4D"/>
-          </w:rPr>
-          <w:t>本季字幕来源</w:t>
-        </w:r>
-      </w:hyperlink>
-    </w:p>
-    <w:p>
-      <w:pPr>
-        <w:pStyle w:val="Heading2"/>
-      </w:pPr>
-      <w:r>
-        <w:t>01. thanks to  ·  00:08:56</w:t>
-      </w:r>
-    </w:p>
-    <w:p>
-      <w:r>
-        <w:t>多亏；由于</w:t>
-      </w:r>
-    </w:p>
-    <w:p>
-      <w:r>
-        <w:t>本集义：多亏；由于</w:t>
-      </w:r>
-    </w:p>
-    <w:p>
-      <w:r>
-        <w:t>用法：通常引出积极原因，也可在讽刺语气中引出坏结果。</w:t>
-      </w:r>
-    </w:p>
-    <w:p>
-      <w:r>
-        <w:t>1. Thanks to your help, we finished early.</w:t>
-        <w:br/>
-        <w:t>多亏你的帮助，我们提前完成了。</w:t>
-      </w:r>
-    </w:p>
-    <w:p>
-      <w:r>
-        <w:t>2. The room is warmer thanks to the new windows.</w:t>
-        <w:br/>
-        <w:t>因为换了新窗户，房间更暖和了。</w:t>
-      </w:r>
-    </w:p>
-    <w:p>
-      <w:r>
-        <w:t>3. We made it on time thanks to the shortcut.</w:t>
-        <w:br/>
-        <w:t>多亏抄了近路，我们准时到达。</w:t>
-      </w:r>
-    </w:p>
-    <w:p>
-      <w:pPr>
-        <w:pStyle w:val="Heading2"/>
-      </w:pPr>
-      <w:r>
-        <w:t>02. according to  ·  00:10:09</w:t>
-      </w:r>
-    </w:p>
-    <w:p>
-      <w:r>
-        <w:t>根据；按照……的说法</w:t>
-      </w:r>
-    </w:p>
-    <w:p>
-      <w:r>
-        <w:t>本集义：根据；按照……的说法</w:t>
-      </w:r>
-    </w:p>
-    <w:p>
-      <w:r>
-        <w:t>用法：用于转述来源；通常不说 according to me，表达自己观点可用 in my opinion。</w:t>
-      </w:r>
-    </w:p>
-    <w:p>
-      <w:r>
-        <w:t>1. According to the map, the café is nearby.</w:t>
-        <w:br/>
-        <w:t>根据地图，咖啡馆就在附近。</w:t>
-      </w:r>
-    </w:p>
-    <w:p>
-      <w:r>
-        <w:t>2. According to the email, we start at ten.</w:t>
-        <w:br/>
-        <w:t>邮件说我们十点开始。</w:t>
-      </w:r>
-    </w:p>
-    <w:p>
-      <w:r>
-        <w:t>3. The work was completed according to plan.</w:t>
-        <w:br/>
-        <w:t>工作按计划完成了。</w:t>
-      </w:r>
-    </w:p>
-    <w:p>
-      <w:pPr>
-        <w:pStyle w:val="Heading2"/>
-      </w:pPr>
-      <w:r>
-        <w:t>03. what do you mean  ·  00:10:35</w:t>
-      </w:r>
-    </w:p>
-    <w:p>
-      <w:r>
-        <w:t>你是什么意思</w:t>
-      </w:r>
-    </w:p>
-    <w:p>
-      <w:r>
-        <w:t>本集义：你是什么意思</w:t>
-      </w:r>
-    </w:p>
-    <w:p>
-      <w:r>
-        <w:t>用法：可请求解释，也可能表达不满；温和替代是 Could you explain?。</w:t>
-      </w:r>
-    </w:p>
-    <w:p>
-      <w:r>
-        <w:t>1. What do you mean by flexible hours?</w:t>
-        <w:br/>
-        <w:t>你说的弹性工作时间是什么意思？</w:t>
-      </w:r>
-    </w:p>
-    <w:p>
-      <w:r>
-        <w:t>2. What do you mean, the booking is gone?</w:t>
-        <w:br/>
-        <w:t>你说预订没了是什么意思？</w:t>
-      </w:r>
-    </w:p>
-    <w:p>
-      <w:r>
-        <w:t>3. I'm not sure I follow. What do you mean?</w:t>
-        <w:br/>
-        <w:t>我不太明白，你是什么意思？</w:t>
-      </w:r>
-    </w:p>
-    <w:p>
-      <w:pPr>
-        <w:pStyle w:val="Heading2"/>
-      </w:pPr>
-      <w:r>
-        <w:t>04. are you kidding  ·  00:10:39</w:t>
-      </w:r>
-    </w:p>
-    <w:p>
-      <w:r>
-        <w:t>你开玩笑吗</w:t>
-      </w:r>
-    </w:p>
-    <w:p>
-      <w:r>
-        <w:t>本集义：你开玩笑吗</w:t>
-      </w:r>
-    </w:p>
-    <w:p>
-      <w:r>
-        <w:t>用法：可表达惊讶或强烈反对；比温和求证更有情绪。</w:t>
-      </w:r>
-    </w:p>
-    <w:p>
-      <w:r>
-        <w:t>1. Are you kidding? That's a great price.</w:t>
-        <w:br/>
-        <w:t>你开玩笑吗？这价格很划算。</w:t>
-      </w:r>
-    </w:p>
-    <w:p>
-      <w:r>
-        <w:t>2. Are you kidding me? Another delay?</w:t>
-        <w:br/>
-        <w:t>不是吧，又延误？</w:t>
-      </w:r>
-    </w:p>
-    <w:p>
-      <w:r>
-        <w:t>3. You want to walk in this rain? Are you kidding?</w:t>
-        <w:br/>
-        <w:t>你想冒这雨走路？你认真的吗？</w:t>
-      </w:r>
-    </w:p>
-    <w:p>
-      <w:pPr>
-        <w:pStyle w:val="Heading2"/>
-      </w:pPr>
-      <w:r>
-        <w:t>05. don't mind  ·  00:12:32</w:t>
-      </w:r>
-    </w:p>
-    <w:p>
-      <w:r>
-        <w:t>不介意</w:t>
-      </w:r>
-    </w:p>
-    <w:p>
-      <w:r>
-        <w:t>本集义：不介意</w:t>
-      </w:r>
-    </w:p>
-    <w:p>
-      <w:r>
-        <w:t>用法：mind 后常接名词或动名词；回答 Do you mind? 时 No 表示不介意。</w:t>
-      </w:r>
-    </w:p>
-    <w:p>
-      <w:r>
-        <w:t>1. I don't mind waiting a few minutes.</w:t>
-        <w:br/>
-        <w:t>等几分钟我不介意。</w:t>
-      </w:r>
-    </w:p>
-    <w:p>
-      <w:r>
-        <w:t>2. Do you mind if I open the window?</w:t>
-        <w:br/>
-        <w:t>你介意我开窗吗？</w:t>
-      </w:r>
-    </w:p>
-    <w:p>
-      <w:r>
-        <w:t>3. I don't mind the noise during the day.</w:t>
-        <w:br/>
-        <w:t>白天的噪声我不介意。</w:t>
-      </w:r>
-    </w:p>
-    <w:p>
-      <w:pPr>
-        <w:pStyle w:val="Heading2"/>
-      </w:pPr>
-      <w:r>
-        <w:t>06. due to  ·  00:22:46</w:t>
-      </w:r>
-    </w:p>
-    <w:p>
-      <w:r>
-        <w:t>由于；因为</w:t>
-      </w:r>
-    </w:p>
-    <w:p>
-      <w:r>
-        <w:t>本集义：由于；因为</w:t>
-      </w:r>
-    </w:p>
-    <w:p>
-      <w:r>
-        <w:t>用法：后接名词或名词短语；不要直接接独立完整句。</w:t>
-      </w:r>
-    </w:p>
-    <w:p>
-      <w:r>
-        <w:t>1. The train is delayed due to heavy rain.</w:t>
-        <w:br/>
-        <w:t>火车因大雨晚点。</w:t>
-      </w:r>
-    </w:p>
-    <w:p>
-      <w:r>
-        <w:t>2. The shop closed early due to a power cut.</w:t>
-        <w:br/>
-        <w:t>店里因停电提前关门。</w:t>
-      </w:r>
-    </w:p>
-    <w:p>
-      <w:r>
-        <w:t>3. Is the change due to customer feedback?</w:t>
-        <w:br/>
-        <w:t>这次变更是因为客户反馈吗？</w:t>
-      </w:r>
-    </w:p>
-    <w:p>
-      <w:pPr>
-        <w:pStyle w:val="Heading2"/>
-      </w:pPr>
-      <w:r>
-        <w:t>07. at some point  ·  00:32:29</w:t>
-      </w:r>
-    </w:p>
-    <w:p>
-      <w:r>
-        <w:t>在某个时候；迟早某一刻</w:t>
-      </w:r>
-    </w:p>
-    <w:p>
-      <w:r>
-        <w:t>本集义：在某个时候；迟早某一刻</w:t>
-      </w:r>
-    </w:p>
-    <w:p>
-      <w:r>
-        <w:t>用法：时间不明确，不表示具体日期。</w:t>
-      </w:r>
-    </w:p>
-    <w:p>
-      <w:r>
-        <w:t>1. We should visit that town at some point.</w:t>
-        <w:br/>
-        <w:t>我们改天应该去那个小镇看看。</w:t>
-      </w:r>
-    </w:p>
-    <w:p>
-      <w:r>
-        <w:t>2. At some point, you'll need to replace the battery.</w:t>
-        <w:br/>
-        <w:t>到某个时候，你得换电池。</w:t>
-      </w:r>
-    </w:p>
-    <w:p>
-      <w:r>
-        <w:t>3. Did you meet her at some point during the trip?</w:t>
-        <w:br/>
-        <w:t>旅行期间你有没有在哪个时候见过她？</w:t>
-      </w:r>
-    </w:p>
-    <w:p>
-      <w:pPr>
-        <w:pStyle w:val="Heading2"/>
-      </w:pPr>
-      <w:r>
-        <w:t>08. let me know  ·  00:39:15</w:t>
-      </w:r>
-    </w:p>
-    <w:p>
-      <w:r>
-        <w:t>告诉我；通知我</w:t>
-      </w:r>
-    </w:p>
-    <w:p>
-      <w:r>
-        <w:t>本集义：告诉我；通知我</w:t>
-      </w:r>
-    </w:p>
-    <w:p>
-      <w:r>
-        <w:t>用法：常接 if、when、what 从句；是常用礼貌表达。</w:t>
-      </w:r>
-    </w:p>
-    <w:p>
-      <w:r>
-        <w:t>1. Let me know when you get home.</w:t>
-        <w:br/>
-        <w:t>到家告诉我一声。</w:t>
-      </w:r>
-    </w:p>
-    <w:p>
-      <w:r>
-        <w:t>2. Please let me know if the time changes.</w:t>
-        <w:br/>
-        <w:t>如果时间有变，请通知我。</w:t>
-      </w:r>
-    </w:p>
-    <w:p>
-      <w:r>
-        <w:t>3. Let me know what you decide.</w:t>
-        <w:br/>
-        <w:t>决定好了告诉我。</w:t>
-      </w:r>
-    </w:p>
-    <w:p>
-      <w:pPr>
-        <w:pStyle w:val="Heading2"/>
-      </w:pPr>
-      <w:r>
-        <w:t>09. discovery  ·  00:45:25</w:t>
-      </w:r>
-    </w:p>
-    <w:p>
-      <w:r>
-        <w:t>发现；诉讼中的证据开示</w:t>
-      </w:r>
-    </w:p>
-    <w:p>
-      <w:r>
-        <w:t>本集义：发现；诉讼中的证据开示</w:t>
-      </w:r>
-    </w:p>
-    <w:p>
-      <w:r>
-        <w:t>用法：法律义是审前依法获取对方相关信息的程序，区别于普通“发现”。</w:t>
-      </w:r>
-    </w:p>
-    <w:p>
-      <w:r>
-        <w:t>1. The parties exchanged documents during discovery.</w:t>
-        <w:br/>
-        <w:t>双方在证据开示阶段交换了文件。</w:t>
-      </w:r>
-    </w:p>
-    <w:p>
-      <w:r>
-        <w:t>2. The lawyer requested more time for discovery.</w:t>
-        <w:br/>
-        <w:t>律师申请延长证据开示时间。</w:t>
-      </w:r>
-    </w:p>
-    <w:p>
-      <w:r>
-        <w:t>3. The discovery of a leak changed our schedule.</w:t>
-        <w:br/>
-        <w:t>发现漏水后，我们改变了日程。（普通义。）</w:t>
-      </w:r>
-    </w:p>
-    <w:p>
-      <w:pPr>
-        <w:pStyle w:val="Heading2"/>
-      </w:pPr>
-      <w:r>
-        <w:t>10. count on  ·  00:45:43</w:t>
-      </w:r>
-    </w:p>
-    <w:p>
-      <w:r>
-        <w:t>依靠；指望</w:t>
-      </w:r>
-    </w:p>
-    <w:p>
-      <w:r>
-        <w:t>本集义：依靠；指望</w:t>
-      </w:r>
-    </w:p>
-    <w:p>
-      <w:r>
-        <w:t>用法：常接某人或某事；count on someone to do something。</w:t>
-      </w:r>
-    </w:p>
-    <w:p>
-      <w:r>
-        <w:t>1. You can count on me.</w:t>
-        <w:br/>
-        <w:t>你可以依靠我。</w:t>
-      </w:r>
-    </w:p>
-    <w:p>
-      <w:r>
-        <w:t>2. Don't count on the weather staying dry.</w:t>
-        <w:br/>
-        <w:t>别指望天气一直不下雨。</w:t>
-      </w:r>
-    </w:p>
-    <w:p>
-      <w:r>
-        <w:t>3. Can we count on you to lead the session?</w:t>
-        <w:br/>
-        <w:t>我们能指望你来主持这次活动吗？</w:t>
-      </w:r>
-    </w:p>
-    <w:p>
-      <w:pPr>
-        <w:pStyle w:val="Heading2"/>
-      </w:pPr>
-      <w:r>
-        <w:t>汉译英练习</w:t>
-      </w:r>
-    </w:p>
-    <w:p>
-      <w:r>
-        <w:t>1. 因为换了新窗户，房间更暖和了。</w:t>
-      </w:r>
-    </w:p>
-    <w:p>
-      <w:r>
-        <w:t>2. 你介意我开窗吗？</w:t>
-      </w:r>
-    </w:p>
-    <w:p>
-      <w:r>
-        <w:t>3. 律师申请延长证据开示时间。</w:t>
-      </w:r>
-    </w:p>
-    <w:p>
-      <w:r>
-        <w:t>口头输出：任选三个表达，说一段 30—60 秒的个人经历。</w:t>
-      </w:r>
-    </w:p>
-    <w:p>
-      <w:pPr>
-        <w:pStyle w:val="Heading3"/>
-      </w:pPr>
-      <w:r>
-        <w:t>参考答案</w:t>
-      </w:r>
-    </w:p>
-    <w:p>
-      <w:r>
-        <w:t>1. The room is warmer thanks to the new windows.  [thanks to]</w:t>
-      </w:r>
-    </w:p>
-    <w:p>
-      <w:r>
-        <w:t>2. Do you mind if I open the window?  [don't mind]</w:t>
-      </w:r>
-    </w:p>
-    <w:p>
-      <w:r>
-        <w:t>3. The lawyer requested more time for discovery.  [discovery]</w:t>
-      </w:r>
-    </w:p>
-    <w:p>
-      <w:r>
-        <w:br w:type="page"/>
-      </w:r>
-    </w:p>
-    <w:p>
-      <w:pPr>
-        <w:pStyle w:val="Heading1"/>
-      </w:pPr>
-      <w:r>
-        <w:t>S03E05  Chicanery</w:t>
-      </w:r>
-    </w:p>
-    <w:p>
-      <w:hyperlink r:id="rId9">
-        <w:r>
-          <w:rPr>
-            <w:color w:val="245E4D"/>
-          </w:rPr>
-          <w:t>本季字幕来源</w:t>
-        </w:r>
-      </w:hyperlink>
-    </w:p>
-    <w:p>
-      <w:pPr>
-        <w:pStyle w:val="Heading2"/>
-      </w:pPr>
-      <w:r>
-        <w:t>01. don't bother  ·  00:00:47</w:t>
-      </w:r>
-    </w:p>
-    <w:p>
-      <w:r>
-        <w:t>不用费心；别麻烦了</w:t>
-      </w:r>
-    </w:p>
-    <w:p>
-      <w:r>
-        <w:t>本集义：不用费心；别麻烦了</w:t>
-      </w:r>
-    </w:p>
-    <w:p>
-      <w:r>
-        <w:t>用法：可表示体贴，也可因失望而显得冷淡；注意语调。</w:t>
-      </w:r>
-    </w:p>
-    <w:p>
-      <w:r>
-        <w:t>1. Don't bother cooking. I brought dinner.</w:t>
-        <w:br/>
-        <w:t>不用做饭了，我带了晚饭。</w:t>
-      </w:r>
-    </w:p>
-    <w:p>
-      <w:r>
-        <w:t>2. Don't bother calling him now; he's on a flight.</w:t>
-        <w:br/>
-        <w:t>现在不用给他打电话，他在飞机上。</w:t>
-      </w:r>
-    </w:p>
-    <w:p>
-      <w:r>
-        <w:t>3. If it's too much trouble, don't bother.</w:t>
-        <w:br/>
-        <w:t>如果太麻烦，就不用费心了。</w:t>
-      </w:r>
-    </w:p>
-    <w:p>
-      <w:pPr>
-        <w:pStyle w:val="Heading2"/>
-      </w:pPr>
-      <w:r>
-        <w:t>02. thanks to  ·  00:16:52</w:t>
-      </w:r>
-    </w:p>
-    <w:p>
-      <w:r>
-        <w:t>多亏；由于</w:t>
-      </w:r>
-    </w:p>
-    <w:p>
-      <w:r>
-        <w:t>本集义：多亏；由于</w:t>
-      </w:r>
-    </w:p>
-    <w:p>
-      <w:r>
-        <w:t>用法：通常引出积极原因，也可在讽刺语气中引出坏结果。</w:t>
-      </w:r>
-    </w:p>
-    <w:p>
-      <w:r>
-        <w:t>1. Thanks to your help, we finished early.</w:t>
-        <w:br/>
-        <w:t>多亏你的帮助，我们提前完成了。</w:t>
-      </w:r>
-    </w:p>
-    <w:p>
-      <w:r>
-        <w:t>2. The room is warmer thanks to the new windows.</w:t>
-        <w:br/>
-        <w:t>因为换了新窗户，房间更暖和了。</w:t>
-      </w:r>
-    </w:p>
-    <w:p>
-      <w:r>
-        <w:t>3. We made it on time thanks to the shortcut.</w:t>
-        <w:br/>
-        <w:t>多亏抄了近路，我们准时到达。</w:t>
-      </w:r>
-    </w:p>
-    <w:p>
-      <w:pPr>
-        <w:pStyle w:val="Heading2"/>
-      </w:pPr>
-      <w:r>
-        <w:t>03. objection  ·  00:19:35</w:t>
-      </w:r>
-    </w:p>
-    <w:p>
-      <w:r>
-        <w:t>反对；异议</w:t>
-      </w:r>
-    </w:p>
-    <w:p>
-      <w:r>
-        <w:t>本集义：反对；异议</w:t>
-      </w:r>
-    </w:p>
-    <w:p>
-      <w:r>
-        <w:t>用法：法庭中指对提问或证据等正式提出异议；日常也可表达反对。</w:t>
-      </w:r>
-    </w:p>
-    <w:p>
-      <w:r>
-        <w:t>1. The lawyer raised an objection.</w:t>
-        <w:br/>
-        <w:t>律师提出了异议。</w:t>
-      </w:r>
-    </w:p>
-    <w:p>
-      <w:r>
-        <w:t>2. Do you have any objection to the new time?</w:t>
-        <w:br/>
-        <w:t>你反对新的时间安排吗？</w:t>
-      </w:r>
-    </w:p>
-    <w:p>
-      <w:r>
-        <w:t>3. The judge sustained the objection.</w:t>
-        <w:br/>
-        <w:t>法官认可了该异议。</w:t>
-      </w:r>
-    </w:p>
-    <w:p>
-      <w:pPr>
-        <w:pStyle w:val="Heading2"/>
-      </w:pPr>
-      <w:r>
-        <w:t>04. due to  ·  00:23:00</w:t>
-      </w:r>
-    </w:p>
-    <w:p>
-      <w:r>
-        <w:t>由于；因为</w:t>
-      </w:r>
-    </w:p>
-    <w:p>
-      <w:r>
-        <w:t>本集义：由于；因为</w:t>
-      </w:r>
-    </w:p>
-    <w:p>
-      <w:r>
-        <w:t>用法：后接名词或名词短语；不要直接接独立完整句。</w:t>
-      </w:r>
-    </w:p>
-    <w:p>
-      <w:r>
-        <w:t>1. The train is delayed due to heavy rain.</w:t>
-        <w:br/>
-        <w:t>火车因大雨晚点。</w:t>
-      </w:r>
-    </w:p>
-    <w:p>
-      <w:r>
-        <w:t>2. The shop closed early due to a power cut.</w:t>
-        <w:br/>
-        <w:t>店里因停电提前关门。</w:t>
-      </w:r>
-    </w:p>
-    <w:p>
-      <w:r>
-        <w:t>3. Is the change due to customer feedback?</w:t>
-        <w:br/>
-        <w:t>这次变更是因为客户反馈吗？</w:t>
-      </w:r>
-    </w:p>
-    <w:p>
-      <w:pPr>
-        <w:pStyle w:val="Heading2"/>
-      </w:pPr>
-      <w:r>
-        <w:t>05. on the same page  ·  00:31:24</w:t>
-      </w:r>
-    </w:p>
-    <w:p>
-      <w:r>
-        <w:t>理解一致；达成共识</w:t>
-      </w:r>
-    </w:p>
-    <w:p>
-      <w:r>
-        <w:t>本集义：理解一致；达成共识</w:t>
-      </w:r>
-    </w:p>
-    <w:p>
-      <w:r>
-        <w:t>用法：工作沟通常用；表示对计划或信息有共同理解。</w:t>
-      </w:r>
-    </w:p>
-    <w:p>
-      <w:r>
-        <w:t>1. Let's make sure we're on the same page.</w:t>
-        <w:br/>
-        <w:t>我们确认一下理解是否一致。</w:t>
-      </w:r>
-    </w:p>
-    <w:p>
-      <w:r>
-        <w:t>2. Are we on the same page about the deadline?</w:t>
-        <w:br/>
-        <w:t>我们对截止日期的理解一致吗？</w:t>
-      </w:r>
-    </w:p>
-    <w:p>
-      <w:r>
-        <w:t>3. We finally got everyone on the same page.</w:t>
-        <w:br/>
-        <w:t>我们终于让大家达成了共识。</w:t>
-      </w:r>
-    </w:p>
-    <w:p>
-      <w:pPr>
-        <w:pStyle w:val="Heading2"/>
-      </w:pPr>
-      <w:r>
-        <w:t>06. subpoena  ·  00:34:18</w:t>
-      </w:r>
-    </w:p>
-    <w:p>
-      <w:r>
-        <w:t>传票；以传票要求出庭或提交材料</w:t>
-      </w:r>
-    </w:p>
-    <w:p>
-      <w:r>
-        <w:t>本集义：传票；以传票要求出庭或提交材料</w:t>
-      </w:r>
-    </w:p>
-    <w:p>
-      <w:r>
-        <w:t>用法：法律名词也可作动词；不等同于 arrest warrant 逮捕令。</w:t>
-      </w:r>
-    </w:p>
-    <w:p>
-      <w:r>
-        <w:t>1. The witness received a subpoena.</w:t>
-        <w:br/>
-        <w:t>证人收到了传票。</w:t>
-      </w:r>
-    </w:p>
-    <w:p>
-      <w:r>
-        <w:t>2. The court issued a subpoena for the records.</w:t>
-        <w:br/>
-        <w:t>法院发出传票，要求提交记录。</w:t>
-      </w:r>
-    </w:p>
-    <w:p>
-      <w:r>
-        <w:t>3. The lawyer sought to subpoena another witness.</w:t>
-        <w:br/>
-        <w:t>律师申请以传票传唤另一名证人。</w:t>
-      </w:r>
-    </w:p>
-    <w:p>
-      <w:pPr>
-        <w:pStyle w:val="Heading2"/>
-      </w:pPr>
-      <w:r>
-        <w:t>07. under oath  ·  00:36:30</w:t>
-      </w:r>
-    </w:p>
-    <w:p>
-      <w:r>
-        <w:t>在宣誓后；在誓言约束下</w:t>
-      </w:r>
-    </w:p>
-    <w:p>
-      <w:r>
-        <w:t>本集义：在宣誓后；在誓言约束下</w:t>
-      </w:r>
-    </w:p>
-    <w:p>
-      <w:r>
-        <w:t>用法：法律表达；描述证言须真实这一正式要求。</w:t>
-      </w:r>
-    </w:p>
-    <w:p>
-      <w:r>
-        <w:t>1. The witness answered the questions under oath.</w:t>
-        <w:br/>
-        <w:t>证人宣誓后回答了问题。</w:t>
-      </w:r>
-    </w:p>
-    <w:p>
-      <w:r>
-        <w:t>2. She gave that statement under oath.</w:t>
-        <w:br/>
-        <w:t>她在宣誓后作出了那份陈述。</w:t>
-      </w:r>
-    </w:p>
-    <w:p>
-      <w:r>
-        <w:t>3. Were you under oath when you said that?</w:t>
-        <w:br/>
-        <w:t>你说那句话时是在宣誓作证吗？</w:t>
-      </w:r>
-    </w:p>
-    <w:p>
-      <w:pPr>
-        <w:pStyle w:val="Heading2"/>
-      </w:pPr>
-      <w:r>
-        <w:t>08. fair enough  ·  00:36:55</w:t>
-      </w:r>
-    </w:p>
-    <w:p>
-      <w:r>
-        <w:t>有道理；可以接受</w:t>
-      </w:r>
-    </w:p>
-    <w:p>
-      <w:r>
-        <w:t>本集义：有道理；可以接受</w:t>
-      </w:r>
-    </w:p>
-    <w:p>
-      <w:r>
-        <w:t>用法：认可对方解释或条件，不一定表示完全赞同。</w:t>
-      </w:r>
-    </w:p>
-    <w:p>
-      <w:r>
-        <w:t>1. You need more time? Fair enough.</w:t>
-        <w:br/>
-        <w:t>你需要更多时间？可以理解。</w:t>
-      </w:r>
-    </w:p>
-    <w:p>
-      <w:r>
-        <w:t>2. Fair enough. Let's try your approach.</w:t>
-        <w:br/>
-        <w:t>有道理，我们试试你的办法。</w:t>
-      </w:r>
-    </w:p>
-    <w:p>
-      <w:r>
-        <w:t>3. If you don't want to discuss it, fair enough.</w:t>
-        <w:br/>
-        <w:t>如果你不想谈，可以理解。</w:t>
-      </w:r>
-    </w:p>
-    <w:p>
-      <w:pPr>
-        <w:pStyle w:val="Heading2"/>
-      </w:pPr>
-      <w:r>
-        <w:t>09. follow up  ·  00:39:56</w:t>
-      </w:r>
-    </w:p>
-    <w:p>
-      <w:r>
-        <w:t>跟进；进一步了解</w:t>
-      </w:r>
-    </w:p>
-    <w:p>
-      <w:r>
-        <w:t>本集义：继续追问；这里与交叉询问的语境有关。</w:t>
-      </w:r>
-    </w:p>
-    <w:p>
-      <w:r>
-        <w:t>用法：动词为 follow up；名词或形容词常写 follow-up。</w:t>
-      </w:r>
-    </w:p>
-    <w:p>
-      <w:r>
-        <w:t>1. I'll follow up with you next week.</w:t>
-        <w:br/>
-        <w:t>我下周会与你跟进。</w:t>
-      </w:r>
-    </w:p>
-    <w:p>
-      <w:r>
-        <w:t>2. Please follow up on the missing invoice.</w:t>
-        <w:br/>
-        <w:t>请跟进缺失的发票。</w:t>
-      </w:r>
-    </w:p>
-    <w:p>
-      <w:r>
-        <w:t>3. We need a follow-up meeting.</w:t>
-        <w:br/>
-        <w:t>我们需要一次后续会议。</w:t>
-      </w:r>
-    </w:p>
-    <w:p>
-      <w:pPr>
-        <w:pStyle w:val="Heading2"/>
-      </w:pPr>
-      <w:r>
-        <w:t>10. I doubt it  ·  00:41:05</w:t>
-      </w:r>
-    </w:p>
-    <w:p>
-      <w:r>
-        <w:t>我对此表示怀疑；我觉得不太可能</w:t>
-      </w:r>
-    </w:p>
-    <w:p>
-      <w:r>
-        <w:t>本集义：我对此表示怀疑；我觉得不太可能</w:t>
-      </w:r>
-    </w:p>
-    <w:p>
-      <w:r>
-        <w:t>用法：用 it 回指上一种可能性；不是确定否定。</w:t>
-      </w:r>
-    </w:p>
-    <w:p>
-      <w:r>
-        <w:t>1. Will it snow tonight? — I doubt it.</w:t>
-        <w:br/>
-        <w:t>今晚会下雪吗？——我觉得不太可能。</w:t>
-      </w:r>
-    </w:p>
-    <w:p>
-      <w:r>
-        <w:t>2. He says the repair is free, but I doubt it.</w:t>
-        <w:br/>
-        <w:t>他说维修免费，但我很怀疑。</w:t>
-      </w:r>
-    </w:p>
-    <w:p>
-      <w:r>
-        <w:t>3. Can we finish before lunch? I doubt it.</w:t>
-        <w:br/>
-        <w:t>我们能午饭前完成吗？我看不太可能。</w:t>
-      </w:r>
-    </w:p>
-    <w:p>
-      <w:pPr>
-        <w:pStyle w:val="Heading2"/>
-      </w:pPr>
-      <w:r>
-        <w:t>汉译英练习</w:t>
-      </w:r>
-    </w:p>
-    <w:p>
-      <w:r>
-        <w:t>1. 现在不用给他打电话，他在飞机上。</w:t>
-      </w:r>
-    </w:p>
-    <w:p>
-      <w:r>
-        <w:t>2. 我们对截止日期的理解一致吗？</w:t>
-      </w:r>
-    </w:p>
-    <w:p>
-      <w:r>
-        <w:t>3. 请跟进缺失的发票。</w:t>
-      </w:r>
-    </w:p>
-    <w:p>
-      <w:r>
-        <w:t>口头输出：任选三个表达，说一段 30—60 秒的个人经历。</w:t>
-      </w:r>
-    </w:p>
-    <w:p>
-      <w:pPr>
-        <w:pStyle w:val="Heading3"/>
-      </w:pPr>
-      <w:r>
-        <w:t>参考答案</w:t>
-      </w:r>
-    </w:p>
-    <w:p>
-      <w:r>
-        <w:t>1. Don't bother calling him now; he's on a flight.  [don't bother]</w:t>
-      </w:r>
-    </w:p>
-    <w:p>
-      <w:r>
-        <w:t>2. Are we on the same page about the deadline?  [on the same page]</w:t>
-      </w:r>
-    </w:p>
-    <w:p>
-      <w:r>
-        <w:t>3. Please follow up on the missing invoice.  [follow up]</w:t>
-      </w:r>
-    </w:p>
-    <w:p>
-      <w:r>
-        <w:br w:type="page"/>
-      </w:r>
-    </w:p>
-    <w:p>
-      <w:pPr>
-        <w:pStyle w:val="Heading1"/>
-      </w:pPr>
-      <w:r>
-        <w:t>S03E06  Off Brand</w:t>
-      </w:r>
-    </w:p>
-    <w:p>
-      <w:hyperlink r:id="rId9">
-        <w:r>
-          <w:rPr>
-            <w:color w:val="245E4D"/>
-          </w:rPr>
-          <w:t>本季字幕来源</w:t>
-        </w:r>
-      </w:hyperlink>
-    </w:p>
-    <w:p>
-      <w:pPr>
-        <w:pStyle w:val="Heading2"/>
-      </w:pPr>
-      <w:r>
-        <w:t>01. evidence  ·  00:08:13</w:t>
-      </w:r>
-    </w:p>
-    <w:p>
-      <w:r>
-        <w:t>证据；根据</w:t>
-      </w:r>
-    </w:p>
-    <w:p>
-      <w:r>
-        <w:t>本集义：证据；根据</w:t>
-      </w:r>
-    </w:p>
-    <w:p>
-      <w:r>
-        <w:t>用法：通常不可数；说 a piece of evidence，不说 an evidence。</w:t>
-      </w:r>
-    </w:p>
-    <w:p>
-      <w:r>
-        <w:t>1. We need evidence before changing the plan.</w:t>
-        <w:br/>
-        <w:t>改变计划前我们需要依据。</w:t>
-      </w:r>
-    </w:p>
-    <w:p>
-      <w:r>
-        <w:t>2. Is there any evidence that the method works?</w:t>
-        <w:br/>
-        <w:t>有证据表明这个方法有效吗？</w:t>
-      </w:r>
-    </w:p>
-    <w:p>
-      <w:r>
-        <w:t>3. The lawyer reviewed each piece of evidence.</w:t>
-        <w:br/>
-        <w:t>律师逐项查看了证据。</w:t>
-      </w:r>
-    </w:p>
-    <w:p>
-      <w:pPr>
-        <w:pStyle w:val="Heading2"/>
-      </w:pPr>
-      <w:r>
-        <w:t>02. sort of  ·  00:13:33</w:t>
-      </w:r>
-    </w:p>
-    <w:p>
-      <w:r>
-        <w:t>有点；某种</w:t>
-      </w:r>
-    </w:p>
-    <w:p>
-      <w:r>
-        <w:t>本集义：有点、算是；用来弱化判断。</w:t>
-      </w:r>
-    </w:p>
-    <w:p>
-      <w:r>
-        <w:t>用法：口语中近似 kind of；避免在正式表达中过度使用。</w:t>
-      </w:r>
-    </w:p>
-    <w:p>
-      <w:r>
-        <w:t>1. I sort of understand what you mean.</w:t>
-        <w:br/>
-        <w:t>我有点明白你的意思。</w:t>
-      </w:r>
-    </w:p>
-    <w:p>
-      <w:r>
-        <w:t>2. It's a sort of outdoor classroom.</w:t>
-        <w:br/>
-        <w:t>那是一种户外课堂。</w:t>
-      </w:r>
-    </w:p>
-    <w:p>
-      <w:r>
-        <w:t>3. Do you like it? — Sort of.</w:t>
-        <w:br/>
-        <w:t>你喜欢吗？——算是吧。</w:t>
-      </w:r>
-    </w:p>
-    <w:p>
-      <w:pPr>
-        <w:pStyle w:val="Heading2"/>
-      </w:pPr>
-      <w:r>
-        <w:t>03. not really  ·  00:13:50</w:t>
-      </w:r>
-    </w:p>
-    <w:p>
-      <w:r>
-        <w:t>不太；其实没有</w:t>
-      </w:r>
-    </w:p>
-    <w:p>
-      <w:r>
-        <w:t>本集义：不太；其实没有</w:t>
-      </w:r>
-    </w:p>
-    <w:p>
-      <w:r>
-        <w:t>用法：常用作保留或较柔和的否定；不总等于完全没有。</w:t>
-      </w:r>
-    </w:p>
-    <w:p>
-      <w:r>
-        <w:t>1. Did you enjoy the party? — Not really.</w:t>
-        <w:br/>
-        <w:t>你喜欢那个聚会吗？——不太喜欢。</w:t>
-      </w:r>
-    </w:p>
-    <w:p>
-      <w:r>
-        <w:t>2. I'm not really sure what happened.</w:t>
-        <w:br/>
-        <w:t>我不太确定发生了什么。</w:t>
-      </w:r>
-    </w:p>
-    <w:p>
-      <w:r>
-        <w:t>3. Do you need help? — Not really, thanks.</w:t>
-        <w:br/>
-        <w:t>你需要帮忙吗？——不用了，谢谢。</w:t>
-      </w:r>
-    </w:p>
-    <w:p>
-      <w:pPr>
-        <w:pStyle w:val="Heading2"/>
-      </w:pPr>
-      <w:r>
-        <w:t>04. hear me out  ·  00:16:42</w:t>
-      </w:r>
-    </w:p>
-    <w:p>
-      <w:r>
-        <w:t>先听我把话说完</w:t>
-      </w:r>
-    </w:p>
-    <w:p>
-      <w:r>
-        <w:t>本集义：先听我把话说完</w:t>
-      </w:r>
-    </w:p>
-    <w:p>
-      <w:r>
-        <w:t>用法：希望对方先别打断或下结论；口语较直接。</w:t>
-      </w:r>
-    </w:p>
-    <w:p>
-      <w:r>
-        <w:t>1. Hear me out before you say no.</w:t>
-        <w:br/>
-        <w:t>先听我说完再拒绝。</w:t>
-      </w:r>
-    </w:p>
-    <w:p>
-      <w:r>
-        <w:t>2. I know it sounds odd, but hear me out.</w:t>
-        <w:br/>
-        <w:t>我知道这听着奇怪，但先听我讲完。</w:t>
-      </w:r>
-    </w:p>
-    <w:p>
-      <w:r>
-        <w:t>3. Could you hear me out for one minute?</w:t>
-        <w:br/>
-        <w:t>你能听我把这一分钟的话说完吗？</w:t>
-      </w:r>
-    </w:p>
-    <w:p>
-      <w:pPr>
-        <w:pStyle w:val="Heading2"/>
-      </w:pPr>
-      <w:r>
-        <w:t>05. worth it  ·  00:17:13</w:t>
-      </w:r>
-    </w:p>
-    <w:p>
-      <w:r>
-        <w:t>值得付出时间、金钱或努力</w:t>
-      </w:r>
-    </w:p>
-    <w:p>
-      <w:r>
-        <w:t>本集义：值得付出时间、金钱或努力</w:t>
-      </w:r>
-    </w:p>
-    <w:p>
-      <w:r>
-        <w:t>用法：常用 be worth it；worth 后直接接名词或动名词，不接 to do。</w:t>
-      </w:r>
-    </w:p>
-    <w:p>
-      <w:r>
-        <w:t>1. The walk was long, but it was worth it.</w:t>
-        <w:br/>
-        <w:t>路很长，但值得。</w:t>
-      </w:r>
-    </w:p>
-    <w:p>
-      <w:r>
-        <w:t>2. Is the extra training worth it?</w:t>
-        <w:br/>
-        <w:t>额外培训值得吗？</w:t>
-      </w:r>
-    </w:p>
-    <w:p>
-      <w:r>
-        <w:t>3. It costs more, but the comfort is worth it.</w:t>
-        <w:br/>
-        <w:t>虽然更贵，但舒适度值得这个价。</w:t>
-      </w:r>
-    </w:p>
-    <w:p>
-      <w:pPr>
-        <w:pStyle w:val="Heading2"/>
-      </w:pPr>
-      <w:r>
-        <w:t>06. set up  ·  00:25:30</w:t>
-      </w:r>
-    </w:p>
-    <w:p>
-      <w:r>
-        <w:t>安排；建立；安装；设圈套</w:t>
-      </w:r>
-    </w:p>
-    <w:p>
-      <w:r>
-        <w:t>本集义：安排、设置或布置；注意宾语决定具体译法。</w:t>
-      </w:r>
-    </w:p>
-    <w:p>
-      <w:r>
-        <w:t>用法：多义。set someone up 可指陷害或安排约会，需特别看语境。</w:t>
-      </w:r>
-    </w:p>
-    <w:p>
-      <w:r>
-        <w:t>1. I'll set up a meeting for Tuesday.</w:t>
-        <w:br/>
-        <w:t>我会安排周二开会。</w:t>
-      </w:r>
-    </w:p>
-    <w:p>
-      <w:r>
-        <w:t>2. Can you help me set up the printer?</w:t>
-        <w:br/>
-        <w:t>你能帮我安装打印机吗？</w:t>
-      </w:r>
-    </w:p>
-    <w:p>
-      <w:r>
-        <w:t>3. They set up a small company last year.</w:t>
-        <w:br/>
-        <w:t>他们去年成立了一家小公司。</w:t>
-      </w:r>
-    </w:p>
-    <w:p>
-      <w:pPr>
-        <w:pStyle w:val="Heading2"/>
-      </w:pPr>
-      <w:r>
-        <w:t>07. give up  ·  00:25:45</w:t>
-      </w:r>
-    </w:p>
-    <w:p>
-      <w:r>
-        <w:t>放弃；停止尝试</w:t>
-      </w:r>
-    </w:p>
-    <w:p>
-      <w:r>
-        <w:t>本集义：放弃；停止尝试</w:t>
-      </w:r>
-    </w:p>
-    <w:p>
-      <w:r>
-        <w:t>用法：代词宾语放中间，如 give it up；也可不接宾语。</w:t>
-      </w:r>
-    </w:p>
-    <w:p>
-      <w:r>
-        <w:t>1. Don't give up after one bad lesson.</w:t>
-        <w:br/>
-        <w:t>别因为一节课没学好就放弃。</w:t>
-      </w:r>
-    </w:p>
-    <w:p>
-      <w:r>
-        <w:t>2. She gave up coffee for a month.</w:t>
-        <w:br/>
-        <w:t>她停喝咖啡一个月。</w:t>
-      </w:r>
-    </w:p>
-    <w:p>
-      <w:r>
-        <w:t>3. Are you ready to give up, or shall we try again?</w:t>
-        <w:br/>
-        <w:t>你想放弃，还是我们再试一次？</w:t>
-      </w:r>
-    </w:p>
-    <w:p>
-      <w:pPr>
-        <w:pStyle w:val="Heading2"/>
-      </w:pPr>
-      <w:r>
-        <w:t>08. show up  ·  00:26:21</w:t>
-      </w:r>
-    </w:p>
-    <w:p>
-      <w:r>
-        <w:t>出现；到场</w:t>
-      </w:r>
-    </w:p>
-    <w:p>
-      <w:r>
-        <w:t>本集义：出现；到场</w:t>
-      </w:r>
-    </w:p>
-    <w:p>
-      <w:r>
-        <w:t>用法：非正式；常含“如约或意外到来”的意思。</w:t>
-      </w:r>
-    </w:p>
-    <w:p>
-      <w:r>
-        <w:t>1. Please show up ten minutes early.</w:t>
-        <w:br/>
-        <w:t>请提前十分钟到场。</w:t>
-      </w:r>
-    </w:p>
-    <w:p>
-      <w:r>
-        <w:t>2. Only three people showed up.</w:t>
-        <w:br/>
-        <w:t>只有三个人来了。</w:t>
-      </w:r>
-    </w:p>
-    <w:p>
-      <w:r>
-        <w:t>3. What if nobody shows up?</w:t>
-        <w:br/>
-        <w:t>如果没人来怎么办？</w:t>
-      </w:r>
-    </w:p>
-    <w:p>
-      <w:pPr>
-        <w:pStyle w:val="Heading2"/>
-      </w:pPr>
-      <w:r>
-        <w:t>09. either way  ·  00:32:11</w:t>
-      </w:r>
-    </w:p>
-    <w:p>
-      <w:r>
-        <w:t>无论哪种情况；两种方式中的任一种</w:t>
-      </w:r>
-    </w:p>
-    <w:p>
-      <w:r>
-        <w:t>本集义：无论哪种情况；两种方式中的任一种</w:t>
-      </w:r>
-    </w:p>
-    <w:p>
-      <w:r>
-        <w:t>用法：常用于说明两种结果都不影响后续安排。</w:t>
-      </w:r>
-    </w:p>
-    <w:p>
-      <w:r>
-        <w:t>1. We can walk or take the bus. Either way, we'll be on time.</w:t>
-        <w:br/>
-        <w:t>我们可以走路或坐公交，都会准时。</w:t>
-      </w:r>
-    </w:p>
-    <w:p>
-      <w:r>
-        <w:t>2. Either way, I'll support your decision.</w:t>
-        <w:br/>
-        <w:t>无论如何我都会支持你的决定。</w:t>
-      </w:r>
-    </w:p>
-    <w:p>
-      <w:r>
-        <w:t>3. Let me know either way.</w:t>
-        <w:br/>
-        <w:t>不管决定是什么，都告诉我。</w:t>
-      </w:r>
-    </w:p>
-    <w:p>
-      <w:pPr>
-        <w:pStyle w:val="Heading2"/>
-      </w:pPr>
-      <w:r>
-        <w:t>10. keep in mind  ·  00:45:14</w:t>
-      </w:r>
-    </w:p>
-    <w:p>
-      <w:r>
-        <w:t>记住；考虑到</w:t>
-      </w:r>
-    </w:p>
-    <w:p>
-      <w:r>
-        <w:t>本集义：记住；考虑到</w:t>
-      </w:r>
-    </w:p>
-    <w:p>
-      <w:r>
-        <w:t>用法：常接 that 从句；Keep that in mind 可独立作提醒。</w:t>
-      </w:r>
-    </w:p>
-    <w:p>
-      <w:r>
-        <w:t>1. Keep in mind that the shop closes early.</w:t>
-        <w:br/>
-        <w:t>记住，这家店关门很早。</w:t>
-      </w:r>
-    </w:p>
-    <w:p>
-      <w:r>
-        <w:t>2. We'll keep your suggestion in mind.</w:t>
-        <w:br/>
-        <w:t>我们会考虑你的建议。</w:t>
-      </w:r>
-    </w:p>
-    <w:p>
-      <w:r>
-        <w:t>3. What should I keep in mind before the interview?</w:t>
-        <w:br/>
-        <w:t>面试前我应该注意什么？</w:t>
-      </w:r>
-    </w:p>
-    <w:p>
-      <w:pPr>
-        <w:pStyle w:val="Heading2"/>
-      </w:pPr>
-      <w:r>
-        <w:t>汉译英练习</w:t>
-      </w:r>
-    </w:p>
-    <w:p>
-      <w:r>
-        <w:t>1. 有证据表明这个方法有效吗？</w:t>
-      </w:r>
-    </w:p>
-    <w:p>
-      <w:r>
-        <w:t>2. 额外培训值得吗？</w:t>
-      </w:r>
-    </w:p>
-    <w:p>
-      <w:r>
-        <w:t>3. 无论如何我都会支持你的决定。</w:t>
-      </w:r>
-    </w:p>
-    <w:p>
-      <w:r>
-        <w:t>口头输出：任选三个表达，说一段 30—60 秒的个人经历。</w:t>
-      </w:r>
-    </w:p>
-    <w:p>
-      <w:pPr>
-        <w:pStyle w:val="Heading3"/>
-      </w:pPr>
-      <w:r>
-        <w:t>参考答案</w:t>
-      </w:r>
-    </w:p>
-    <w:p>
-      <w:r>
-        <w:t>1. Is there any evidence that the method works?  [evidence]</w:t>
-      </w:r>
-    </w:p>
-    <w:p>
-      <w:r>
-        <w:t>2. Is the extra training worth it?  [worth it]</w:t>
-      </w:r>
-    </w:p>
-    <w:p>
-      <w:r>
-        <w:t>3. Either way, I'll support your decision.  [either way]</w:t>
-      </w:r>
-    </w:p>
-    <w:p>
-      <w:r>
-        <w:br w:type="page"/>
-      </w:r>
-    </w:p>
-    <w:p>
-      <w:pPr>
-        <w:pStyle w:val="Heading1"/>
-      </w:pPr>
-      <w:r>
-        <w:t>S03E07  Expenses</w:t>
-      </w:r>
-    </w:p>
-    <w:p>
-      <w:hyperlink r:id="rId9">
-        <w:r>
-          <w:rPr>
-            <w:color w:val="245E4D"/>
-          </w:rPr>
-          <w:t>本季字幕来源</w:t>
-        </w:r>
-      </w:hyperlink>
-    </w:p>
-    <w:p>
-      <w:pPr>
-        <w:pStyle w:val="Heading2"/>
-      </w:pPr>
-      <w:r>
-        <w:t>01. look into  ·  00:09:16</w:t>
-      </w:r>
-    </w:p>
-    <w:p>
-      <w:r>
-        <w:t>调查；了解</w:t>
-      </w:r>
-    </w:p>
-    <w:p>
-      <w:r>
-        <w:t>本集义：调查；了解</w:t>
-      </w:r>
-    </w:p>
-    <w:p>
-      <w:r>
-        <w:t>用法：后接问题或事项；表示会研究，不代表已有结论。</w:t>
-      </w:r>
-    </w:p>
-    <w:p>
-      <w:r>
-        <w:t>1. I'll look into the delivery problem.</w:t>
-        <w:br/>
-        <w:t>我会调查配送问题。</w:t>
-      </w:r>
-    </w:p>
-    <w:p>
-      <w:r>
-        <w:t>2. We're looking into a cheaper option.</w:t>
-        <w:br/>
-        <w:t>我们在研究更便宜的选择。</w:t>
-      </w:r>
-    </w:p>
-    <w:p>
-      <w:r>
-        <w:t>3. Could you look into why the bill changed?</w:t>
-        <w:br/>
-        <w:t>你能查查账单为什么变了吗？</w:t>
-      </w:r>
-    </w:p>
-    <w:p>
-      <w:pPr>
-        <w:pStyle w:val="Heading2"/>
-      </w:pPr>
-      <w:r>
-        <w:t>02. what's the point  ·  00:16:23</w:t>
-      </w:r>
-    </w:p>
-    <w:p>
-      <w:r>
-        <w:t>有什么意义</w:t>
-      </w:r>
-    </w:p>
-    <w:p>
-      <w:r>
-        <w:t>本集义：有什么意义</w:t>
-      </w:r>
-    </w:p>
-    <w:p>
-      <w:r>
-        <w:t>用法：常接 of＋名词或动名词；可能显得消极或挑战对方。</w:t>
-      </w:r>
-    </w:p>
-    <w:p>
-      <w:r>
-        <w:t>1. What's the point of keeping a broken charger?</w:t>
-        <w:br/>
-        <w:t>留着坏充电器有什么意义？</w:t>
-      </w:r>
-    </w:p>
-    <w:p>
-      <w:r>
-        <w:t>2. What's the point if nobody reads the report?</w:t>
-        <w:br/>
-        <w:t>如果没人读报告，那有什么意义？</w:t>
-      </w:r>
-    </w:p>
-    <w:p>
-      <w:r>
-        <w:t>3. I see your plan, but what's the point?</w:t>
-        <w:br/>
-        <w:t>我明白你的计划，但目的是什么？</w:t>
-      </w:r>
-    </w:p>
-    <w:p>
-      <w:pPr>
-        <w:pStyle w:val="Heading2"/>
-      </w:pPr>
-      <w:r>
-        <w:t>03. you're kidding  ·  00:19:00</w:t>
-      </w:r>
-    </w:p>
-    <w:p>
-      <w:r>
-        <w:t>你在开玩笑吧</w:t>
-      </w:r>
-    </w:p>
-    <w:p>
-      <w:r>
-        <w:t>本集义：你在开玩笑吧</w:t>
-      </w:r>
-    </w:p>
-    <w:p>
-      <w:r>
-        <w:t>用法：口语表达惊讶；不一定真在指责对方骗人。</w:t>
-      </w:r>
-    </w:p>
-    <w:p>
-      <w:r>
-        <w:t>1. The tickets are free? You're kidding!</w:t>
-        <w:br/>
-        <w:t>票免费？你开玩笑吧！</w:t>
-      </w:r>
-    </w:p>
-    <w:p>
-      <w:r>
-        <w:t>2. You're kidding. You finished already?</w:t>
-        <w:br/>
-        <w:t>不会吧，你已经做完了？</w:t>
-      </w:r>
-    </w:p>
-    <w:p>
-      <w:r>
-        <w:t>3. Please tell me you're kidding.</w:t>
-        <w:br/>
-        <w:t>请告诉我你是在开玩笑。</w:t>
-      </w:r>
-    </w:p>
-    <w:p>
-      <w:pPr>
-        <w:pStyle w:val="Heading2"/>
-      </w:pPr>
-      <w:r>
-        <w:t>04. not exactly  ·  00:22:12</w:t>
-      </w:r>
-    </w:p>
-    <w:p>
-      <w:r>
-        <w:t>不完全是；不太算是</w:t>
-      </w:r>
-    </w:p>
-    <w:p>
-      <w:r>
-        <w:t>本集义：不完全是；不太算是</w:t>
-      </w:r>
-    </w:p>
-    <w:p>
-      <w:r>
-        <w:t>用法：用于温和纠正，也可含讽刺意味。</w:t>
-      </w:r>
-    </w:p>
-    <w:p>
-      <w:r>
-        <w:t>1. Is it free? — Not exactly.</w:t>
-        <w:br/>
-        <w:t>这是免费的吗？——也不完全是。</w:t>
-      </w:r>
-    </w:p>
-    <w:p>
-      <w:r>
-        <w:t>2. That's not exactly what I meant.</w:t>
-        <w:br/>
-        <w:t>那不完全是我的意思。</w:t>
-      </w:r>
-    </w:p>
-    <w:p>
-      <w:r>
-        <w:t>3. The weather isn't exactly ideal for camping.</w:t>
-        <w:br/>
-        <w:t>这天气可不太适合露营。</w:t>
-      </w:r>
-    </w:p>
-    <w:p>
-      <w:pPr>
-        <w:pStyle w:val="Heading2"/>
-      </w:pPr>
-      <w:r>
-        <w:t>05. make up  ·  00:22:41</w:t>
-      </w:r>
-    </w:p>
-    <w:p>
-      <w:r>
-        <w:t>编造；组成；和好；补足</w:t>
-      </w:r>
-    </w:p>
-    <w:p>
-      <w:r>
-        <w:t>本集义：编造理由或故事。</w:t>
-      </w:r>
-    </w:p>
-    <w:p>
-      <w:r>
-        <w:t>用法：多义，宾语与介词很关键；make up for 表示弥补。</w:t>
-      </w:r>
-    </w:p>
-    <w:p>
-      <w:r>
-        <w:t>1. Did you make up that story?</w:t>
-        <w:br/>
-        <w:t>那个故事是你编的吗？</w:t>
-      </w:r>
-    </w:p>
-    <w:p>
-      <w:r>
-        <w:t>2. Let's make up and stop arguing.</w:t>
-        <w:br/>
-        <w:t>我们和好，别吵了。</w:t>
-      </w:r>
-    </w:p>
-    <w:p>
-      <w:r>
-        <w:t>3. These orders make up half our sales.</w:t>
-        <w:br/>
-        <w:t>这些订单占我们销售额的一半。</w:t>
-      </w:r>
-    </w:p>
-    <w:p>
-      <w:pPr>
-        <w:pStyle w:val="Heading2"/>
-      </w:pPr>
-      <w:r>
-        <w:t>06. due diligence  ·  00:23:56</w:t>
-      </w:r>
-    </w:p>
-    <w:p>
-      <w:r>
-        <w:t>尽职调查；应有的审慎核查</w:t>
-      </w:r>
-    </w:p>
-    <w:p>
-      <w:r>
-        <w:t>本集义：尽职调查；应有的审慎核查</w:t>
-      </w:r>
-    </w:p>
-    <w:p>
-      <w:r>
-        <w:t>用法：商务常指交易前查验信息；法律中也可强调合理审慎。</w:t>
-      </w:r>
-    </w:p>
-    <w:p>
-      <w:r>
-        <w:t>1. We completed due diligence before buying the business.</w:t>
-        <w:br/>
-        <w:t>收购企业前我们完成了尽职调查。</w:t>
-      </w:r>
-    </w:p>
-    <w:p>
-      <w:r>
-        <w:t>2. The investor requested a due diligence report.</w:t>
-        <w:br/>
-        <w:t>投资者要求一份尽职调查报告。</w:t>
-      </w:r>
-    </w:p>
-    <w:p>
-      <w:r>
-        <w:t>3. Don't skip due diligence just because the price is low.</w:t>
-        <w:br/>
-        <w:t>别因为价格低就跳过尽职调查。</w:t>
-      </w:r>
-    </w:p>
-    <w:p>
-      <w:pPr>
-        <w:pStyle w:val="Heading2"/>
-      </w:pPr>
-      <w:r>
-        <w:t>07. move on  ·  00:25:13</w:t>
-      </w:r>
-    </w:p>
-    <w:p>
-      <w:r>
-        <w:t>继续前进；转到下一件事；走出过去</w:t>
-      </w:r>
-    </w:p>
-    <w:p>
-      <w:r>
-        <w:t>本集义：继续前进；转到下一件事；走出过去</w:t>
-      </w:r>
-    </w:p>
-    <w:p>
-      <w:r>
-        <w:t>用法：可接 to＋下一话题；对悲伤者直接说可能显得冷漠。</w:t>
-      </w:r>
-    </w:p>
-    <w:p>
-      <w:r>
-        <w:t>1. Let's move on to the next question.</w:t>
-        <w:br/>
-        <w:t>我们来看下一个问题。</w:t>
-      </w:r>
-    </w:p>
-    <w:p>
-      <w:r>
-        <w:t>2. It took her time to move on.</w:t>
-        <w:br/>
-        <w:t>她花了一段时间才走出来。</w:t>
-      </w:r>
-    </w:p>
-    <w:p>
-      <w:r>
-        <w:t>3. We can learn from the mistake and move on.</w:t>
-        <w:br/>
-        <w:t>我们可以吸取教训，继续前进。</w:t>
-      </w:r>
-    </w:p>
-    <w:p>
-      <w:pPr>
-        <w:pStyle w:val="Heading2"/>
-      </w:pPr>
-      <w:r>
-        <w:t>08. as far as  ·  00:26:17</w:t>
-      </w:r>
-    </w:p>
-    <w:p>
-      <w:r>
-        <w:t>就……而言；在……范围内</w:t>
-      </w:r>
-    </w:p>
-    <w:p>
-      <w:r>
-        <w:t>本集义：就某人的立场或看法而言。</w:t>
-      </w:r>
-    </w:p>
-    <w:p>
-      <w:r>
-        <w:t>用法：常用 as far as I know 据我所知；也可表示距离。</w:t>
-      </w:r>
-    </w:p>
-    <w:p>
-      <w:r>
-        <w:t>1. As far as I know, the meeting is still on.</w:t>
-        <w:br/>
-        <w:t>据我所知，会议仍会举行。</w:t>
-      </w:r>
-    </w:p>
-    <w:p>
-      <w:r>
-        <w:t>2. We walked as far as the bridge.</w:t>
-        <w:br/>
-        <w:t>我们一直走到了桥边。</w:t>
-      </w:r>
-    </w:p>
-    <w:p>
-      <w:r>
-        <w:t>3. As far as cost is concerned, this option is better.</w:t>
-        <w:br/>
-        <w:t>就费用而言，这个方案更好。</w:t>
-      </w:r>
-    </w:p>
-    <w:p>
-      <w:pPr>
-        <w:pStyle w:val="Heading2"/>
-      </w:pPr>
-      <w:r>
-        <w:t>09. after all  ·  00:35:58</w:t>
-      </w:r>
-    </w:p>
-    <w:p>
-      <w:r>
-        <w:t>毕竟；终究；结果还是</w:t>
-      </w:r>
-    </w:p>
-    <w:p>
-      <w:r>
-        <w:t>本集义：毕竟；终究；结果还是</w:t>
-      </w:r>
-    </w:p>
-    <w:p>
-      <w:r>
-        <w:t>用法：句首常补充理由；句尾也可表示与预期相反的最终结果。</w:t>
-      </w:r>
-    </w:p>
-    <w:p>
-      <w:r>
-        <w:t>1. Let's help her. After all, she's new here.</w:t>
-        <w:br/>
-        <w:t>我们帮帮她，毕竟她刚来。</w:t>
-      </w:r>
-    </w:p>
-    <w:p>
-      <w:r>
-        <w:t>2. I thought he'd cancel, but he came after all.</w:t>
-        <w:br/>
-        <w:t>我以为他会取消，但他最后还是来了。</w:t>
-      </w:r>
-    </w:p>
-    <w:p>
-      <w:r>
-        <w:t>3. It's only a game, after all.</w:t>
-        <w:br/>
-        <w:t>毕竟这只是游戏。</w:t>
-      </w:r>
-    </w:p>
-    <w:p>
-      <w:pPr>
-        <w:pStyle w:val="Heading2"/>
-      </w:pPr>
-      <w:r>
-        <w:t>10. long story short  ·  00:47:14</w:t>
-      </w:r>
-    </w:p>
-    <w:p>
-      <w:r>
-        <w:t>长话短说</w:t>
-      </w:r>
-    </w:p>
-    <w:p>
-      <w:r>
-        <w:t>本集义：长话短说</w:t>
-      </w:r>
-    </w:p>
-    <w:p>
-      <w:r>
-        <w:t>用法：口语，常省略 to make a；用于跳过过程给结论。</w:t>
-      </w:r>
-    </w:p>
-    <w:p>
-      <w:r>
-        <w:t>1. Long story short, we missed the flight.</w:t>
-        <w:br/>
-        <w:t>长话短说，我们误了航班。</w:t>
-      </w:r>
-    </w:p>
-    <w:p>
-      <w:r>
-        <w:t>2. Long story short, the repair worked.</w:t>
-        <w:br/>
-        <w:t>简而言之，维修成功了。</w:t>
-      </w:r>
-    </w:p>
-    <w:p>
-      <w:r>
-        <w:t>3. To make a long story short, I accepted the offer.</w:t>
-        <w:br/>
-        <w:t>长话短说，我接受了邀约。</w:t>
-      </w:r>
-    </w:p>
-    <w:p>
-      <w:pPr>
-        <w:pStyle w:val="Heading2"/>
-      </w:pPr>
-      <w:r>
-        <w:t>汉译英练习</w:t>
-      </w:r>
-    </w:p>
-    <w:p>
-      <w:r>
-        <w:t>1. 我们在研究更便宜的选择。</w:t>
-      </w:r>
-    </w:p>
-    <w:p>
-      <w:r>
-        <w:t>2. 我们和好，别吵了。</w:t>
-      </w:r>
-    </w:p>
-    <w:p>
-      <w:r>
-        <w:t>3. 我以为他会取消，但他最后还是来了。</w:t>
-      </w:r>
-    </w:p>
-    <w:p>
-      <w:r>
-        <w:t>口头输出：任选三个表达，说一段 30—60 秒的个人经历。</w:t>
-      </w:r>
-    </w:p>
-    <w:p>
-      <w:pPr>
-        <w:pStyle w:val="Heading3"/>
-      </w:pPr>
-      <w:r>
-        <w:t>参考答案</w:t>
-      </w:r>
-    </w:p>
-    <w:p>
-      <w:r>
-        <w:t>1. We're looking into a cheaper option.  [look into]</w:t>
-      </w:r>
-    </w:p>
-    <w:p>
-      <w:r>
-        <w:t>2. Let's make up and stop arguing.  [make up]</w:t>
-      </w:r>
-    </w:p>
-    <w:p>
-      <w:r>
-        <w:t>3. I thought he'd cancel, but he came after all.  [after all]</w:t>
-      </w:r>
-    </w:p>
-    <w:p>
-      <w:r>
-        <w:br w:type="page"/>
-      </w:r>
-    </w:p>
-    <w:p>
-      <w:pPr>
-        <w:pStyle w:val="Heading1"/>
-      </w:pPr>
-      <w:r>
-        <w:t>S03E08  Slip</w:t>
-      </w:r>
-    </w:p>
-    <w:p>
-      <w:hyperlink r:id="rId9">
-        <w:r>
-          <w:rPr>
-            <w:color w:val="245E4D"/>
-          </w:rPr>
-          <w:t>本季字幕来源</w:t>
-        </w:r>
-      </w:hyperlink>
-    </w:p>
-    <w:p>
-      <w:pPr>
-        <w:pStyle w:val="Heading2"/>
-      </w:pPr>
-      <w:r>
-        <w:t>01. deal with  ·  00:02:34</w:t>
-      </w:r>
-    </w:p>
-    <w:p>
-      <w:r>
-        <w:t>处理；应对；与某人打交道</w:t>
-      </w:r>
-    </w:p>
-    <w:p>
-      <w:r>
-        <w:t>本集义：处理；应对；与某人打交道</w:t>
-      </w:r>
-    </w:p>
-    <w:p>
-      <w:r>
-        <w:t>用法：deal 的过去式为 dealt；通常接问题、人或局面。</w:t>
-      </w:r>
-    </w:p>
-    <w:p>
-      <w:r>
-        <w:t>1. I'll deal with the dishes after dinner.</w:t>
-        <w:br/>
-        <w:t>饭后我来收拾碗筷。</w:t>
-      </w:r>
-    </w:p>
-    <w:p>
-      <w:r>
-        <w:t>2. We need a better way to deal with complaints.</w:t>
-        <w:br/>
-        <w:t>我们需要更好的投诉处理方式。</w:t>
-      </w:r>
-    </w:p>
-    <w:p>
-      <w:r>
-        <w:t>3. How do you deal with stress?</w:t>
-        <w:br/>
-        <w:t>你如何应对压力？</w:t>
-      </w:r>
-    </w:p>
-    <w:p>
-      <w:pPr>
-        <w:pStyle w:val="Heading2"/>
-      </w:pPr>
-      <w:r>
-        <w:t>02. so far  ·  00:11:18</w:t>
-      </w:r>
-    </w:p>
-    <w:p>
-      <w:r>
-        <w:t>到目前为止</w:t>
-      </w:r>
-    </w:p>
-    <w:p>
-      <w:r>
-        <w:t>本集义：达到这么大的进步程度，指进展而非“到目前为止”。</w:t>
-      </w:r>
-    </w:p>
-    <w:p>
-      <w:r>
-        <w:t>用法：常与现在完成时连用；也可表示距离达到某一程度。</w:t>
-      </w:r>
-    </w:p>
-    <w:p>
-      <w:r>
-        <w:t>1. So far, everything has gone well.</w:t>
-        <w:br/>
-        <w:t>到目前为止，一切顺利。</w:t>
-      </w:r>
-    </w:p>
-    <w:p>
-      <w:r>
-        <w:t>2. We've received three replies so far.</w:t>
-        <w:br/>
-        <w:t>目前我们收到了三份回复。</w:t>
-      </w:r>
-    </w:p>
-    <w:p>
-      <w:r>
-        <w:t>3. How do you like the course so far?</w:t>
-        <w:br/>
-        <w:t>到目前为止，你觉得这门课怎么样？</w:t>
-      </w:r>
-    </w:p>
-    <w:p>
-      <w:pPr>
-        <w:pStyle w:val="Heading2"/>
-      </w:pPr>
-      <w:r>
-        <w:t>03. liability  ·  00:17:19</w:t>
-      </w:r>
-    </w:p>
-    <w:p>
-      <w:r>
-        <w:t>法律责任；偿付义务；不利因素</w:t>
-      </w:r>
-    </w:p>
-    <w:p>
-      <w:r>
-        <w:t>本集义：法律责任；偿付义务；不利因素</w:t>
-      </w:r>
-    </w:p>
-    <w:p>
-      <w:r>
-        <w:t>用法：法律语境指须依法承担的责任；复数 liabilities 也可指负债。</w:t>
-      </w:r>
-    </w:p>
-    <w:p>
-      <w:r>
-        <w:t>1. The contract sets out each party's liability.</w:t>
-        <w:br/>
-        <w:t>合同规定了各方的责任。</w:t>
-      </w:r>
-    </w:p>
-    <w:p>
-      <w:r>
-        <w:t>2. They disputed liability for the damage.</w:t>
-        <w:br/>
-        <w:t>他们就损害责任发生争议。</w:t>
-      </w:r>
-    </w:p>
-    <w:p>
-      <w:r>
-        <w:t>3. The old equipment has become a liability.</w:t>
-        <w:br/>
-        <w:t>旧设备已经成了负担。（比喻义。）</w:t>
-      </w:r>
-    </w:p>
-    <w:p>
-      <w:pPr>
-        <w:pStyle w:val="Heading2"/>
-      </w:pPr>
-      <w:r>
-        <w:t>04. by the way  ·  00:21:55</w:t>
-      </w:r>
-    </w:p>
-    <w:p>
-      <w:r>
-        <w:t>顺便说一下</w:t>
-      </w:r>
-    </w:p>
-    <w:p>
-      <w:r>
-        <w:t>本集义：顺便说一下</w:t>
-      </w:r>
-    </w:p>
-    <w:p>
-      <w:r>
-        <w:t>用法：用于补充信息或转换话题；不宜用来引入特别严肃的坏消息。</w:t>
-      </w:r>
-    </w:p>
-    <w:p>
-      <w:r>
-        <w:t>1. By the way, your package arrived.</w:t>
-        <w:br/>
-        <w:t>顺便说一下，你的包裹到了。</w:t>
-      </w:r>
-    </w:p>
-    <w:p>
-      <w:r>
-        <w:t>2. I liked your presentation, by the way.</w:t>
-        <w:br/>
-        <w:t>顺便说一句，我很喜欢你的演讲。</w:t>
-      </w:r>
-    </w:p>
-    <w:p>
-      <w:r>
-        <w:t>3. By the way, do you know the Wi-Fi password?</w:t>
-        <w:br/>
-        <w:t>对了，你知道无线网密码吗？</w:t>
-      </w:r>
-    </w:p>
-    <w:p>
-      <w:pPr>
-        <w:pStyle w:val="Heading2"/>
-      </w:pPr>
-      <w:r>
-        <w:t>05. my fault  ·  00:22:03</w:t>
-      </w:r>
-    </w:p>
-    <w:p>
-      <w:r>
-        <w:t>我的错</w:t>
-      </w:r>
-    </w:p>
-    <w:p>
-      <w:r>
-        <w:t>本集义：我的错</w:t>
-      </w:r>
-    </w:p>
-    <w:p>
-      <w:r>
-        <w:t>用法：常用 It's my fault；承担责任比只说 sorry 更明确。</w:t>
-      </w:r>
-    </w:p>
-    <w:p>
-      <w:r>
-        <w:t>1. It's my fault. I wrote down the wrong time.</w:t>
-        <w:br/>
-        <w:t>是我的错，我记错了时间。</w:t>
-      </w:r>
-    </w:p>
-    <w:p>
-      <w:r>
-        <w:t>2. The delay wasn't your fault.</w:t>
-        <w:br/>
-        <w:t>延误不是你的错。</w:t>
-      </w:r>
-    </w:p>
-    <w:p>
-      <w:r>
-        <w:t>3. My fault. I'll replace the broken cup.</w:t>
-        <w:br/>
-        <w:t>我的错，我会赔一个杯子。</w:t>
-      </w:r>
-    </w:p>
-    <w:p>
-      <w:pPr>
-        <w:pStyle w:val="Heading2"/>
-      </w:pPr>
-      <w:r>
-        <w:t>06. for a while  ·  00:30:00</w:t>
-      </w:r>
-    </w:p>
-    <w:p>
-      <w:r>
-        <w:t>一段时间；一会儿</w:t>
-      </w:r>
-    </w:p>
-    <w:p>
-      <w:r>
-        <w:t>本集义：一段时间；一会儿</w:t>
-      </w:r>
-    </w:p>
-    <w:p>
-      <w:r>
-        <w:t>用法：不明确说明时长；时态决定是过去、现在还是未来。</w:t>
-      </w:r>
-    </w:p>
-    <w:p>
-      <w:r>
-        <w:t>1. I haven't seen her for a while.</w:t>
-        <w:br/>
-        <w:t>我有一阵子没见她了。</w:t>
-      </w:r>
-    </w:p>
-    <w:p>
-      <w:r>
-        <w:t>2. Can you stay for a while?</w:t>
-        <w:br/>
-        <w:t>你能待一会儿吗？</w:t>
-      </w:r>
-    </w:p>
-    <w:p>
-      <w:r>
-        <w:t>3. We lived near the beach for a while.</w:t>
-        <w:br/>
-        <w:t>我们曾在海边住过一段时间。</w:t>
-      </w:r>
-    </w:p>
-    <w:p>
-      <w:pPr>
-        <w:pStyle w:val="Heading2"/>
-      </w:pPr>
-      <w:r>
-        <w:t>07. on the line  ·  00:31:17</w:t>
-      </w:r>
-    </w:p>
-    <w:p>
-      <w:r>
-        <w:t>面临风险；处于通话中</w:t>
-      </w:r>
-    </w:p>
-    <w:p>
-      <w:r>
-        <w:t>本集义：正在电话另一端，等待接听或交谈。</w:t>
-      </w:r>
-    </w:p>
-    <w:p>
-      <w:r>
-        <w:t>用法：声誉、工作等 on the line 指可能失去；电话语境指在线。</w:t>
-      </w:r>
-    </w:p>
-    <w:p>
-      <w:r>
-        <w:t>1. My reputation is on the line.</w:t>
-        <w:br/>
-        <w:t>我的声誉面临风险。</w:t>
-      </w:r>
-    </w:p>
-    <w:p>
-      <w:r>
-        <w:t>2. Is the client still on the line?</w:t>
-        <w:br/>
-        <w:t>客户还在线上吗？</w:t>
-      </w:r>
-    </w:p>
-    <w:p>
-      <w:r>
-        <w:t>3. There's a lot of money on the line.</w:t>
-        <w:br/>
-        <w:t>有一大笔钱面临风险。</w:t>
-      </w:r>
-    </w:p>
-    <w:p>
-      <w:pPr>
-        <w:pStyle w:val="Heading2"/>
-      </w:pPr>
-      <w:r>
-        <w:t>08. make a living  ·  00:40:57</w:t>
-      </w:r>
-    </w:p>
-    <w:p>
-      <w:r>
-        <w:t>谋生</w:t>
-      </w:r>
-    </w:p>
-    <w:p>
-      <w:r>
-        <w:t>本集义：谋生</w:t>
-      </w:r>
-    </w:p>
-    <w:p>
-      <w:r>
-        <w:t>用法：常接 by＋动名词或 as＋职业。</w:t>
-      </w:r>
-    </w:p>
-    <w:p>
-      <w:r>
-        <w:t>1. She makes a living as a translator.</w:t>
-        <w:br/>
-        <w:t>她靠做翻译谋生。</w:t>
-      </w:r>
-    </w:p>
-    <w:p>
-      <w:r>
-        <w:t>2. Can you make a living selling handmade bags?</w:t>
-        <w:br/>
-        <w:t>卖手工包能维持生计吗？</w:t>
-      </w:r>
-    </w:p>
-    <w:p>
-      <w:r>
-        <w:t>3. He makes a living by teaching online.</w:t>
-        <w:br/>
-        <w:t>他靠网上授课谋生。</w:t>
-      </w:r>
-    </w:p>
-    <w:p>
-      <w:pPr>
-        <w:pStyle w:val="Heading2"/>
-      </w:pPr>
-      <w:r>
-        <w:t>09. pick up  ·  00:41:36</w:t>
-      </w:r>
-    </w:p>
-    <w:p>
-      <w:r>
-        <w:t>接人；拿起；学会；接电话</w:t>
-      </w:r>
-    </w:p>
-    <w:p>
-      <w:r>
-        <w:t>本集义：捡起垃圾。</w:t>
-      </w:r>
-    </w:p>
-    <w:p>
-      <w:r>
-        <w:t>用法：多义短语，必须结合宾语；pick it up 中代词在中间。</w:t>
-      </w:r>
-    </w:p>
-    <w:p>
-      <w:r>
-        <w:t>1. I'll pick you up at six.</w:t>
-        <w:br/>
-        <w:t>我六点来接你。</w:t>
-      </w:r>
-    </w:p>
-    <w:p>
-      <w:r>
-        <w:t>2. She picked up some Italian while traveling.</w:t>
-        <w:br/>
-        <w:t>她旅行时学会了一点意大利语。</w:t>
-      </w:r>
-    </w:p>
-    <w:p>
-      <w:r>
-        <w:t>3. Can you pick up the phone?</w:t>
-        <w:br/>
-        <w:t>你能接一下电话吗？</w:t>
-      </w:r>
-    </w:p>
-    <w:p>
-      <w:pPr>
-        <w:pStyle w:val="Heading2"/>
-      </w:pPr>
-      <w:r>
-        <w:t>10. be able to  ·  00:47:38</w:t>
-      </w:r>
-    </w:p>
-    <w:p>
-      <w:r>
-        <w:t>能够；有能力或条件做</w:t>
-      </w:r>
-    </w:p>
-    <w:p>
-      <w:r>
-        <w:t>本集义：能够；有能力或条件做</w:t>
-      </w:r>
-    </w:p>
-    <w:p>
-      <w:r>
-        <w:t>用法：后接原形；时态变化落在 be 上。</w:t>
-      </w:r>
-    </w:p>
-    <w:p>
-      <w:r>
-        <w:t>1. Will you be able to join us?</w:t>
-        <w:br/>
-        <w:t>你能参加吗？</w:t>
-      </w:r>
-    </w:p>
-    <w:p>
-      <w:r>
-        <w:t>2. I wasn't able to open the file.</w:t>
-        <w:br/>
-        <w:t>我没能打开文件。</w:t>
-      </w:r>
-    </w:p>
-    <w:p>
-      <w:r>
-        <w:t>3. She hopes to be able to travel next month.</w:t>
-        <w:br/>
-        <w:t>她希望下个月能旅行。</w:t>
-      </w:r>
-    </w:p>
-    <w:p>
-      <w:pPr>
-        <w:pStyle w:val="Heading2"/>
-      </w:pPr>
-      <w:r>
-        <w:t>汉译英练习</w:t>
-      </w:r>
-    </w:p>
-    <w:p>
-      <w:r>
-        <w:t>1. 我们需要更好的投诉处理方式。</w:t>
-      </w:r>
-    </w:p>
-    <w:p>
-      <w:r>
-        <w:t>2. 延误不是你的错。</w:t>
-      </w:r>
-    </w:p>
-    <w:p>
-      <w:r>
-        <w:t>3. 她旅行时学会了一点意大利语。</w:t>
-      </w:r>
-    </w:p>
-    <w:p>
-      <w:r>
-        <w:t>口头输出：任选三个表达，说一段 30—60 秒的个人经历。</w:t>
-      </w:r>
-    </w:p>
-    <w:p>
-      <w:pPr>
-        <w:pStyle w:val="Heading3"/>
-      </w:pPr>
-      <w:r>
-        <w:t>参考答案</w:t>
-      </w:r>
-    </w:p>
-    <w:p>
-      <w:r>
-        <w:t>1. We need a better way to deal with complaints.  [deal with]</w:t>
-      </w:r>
-    </w:p>
-    <w:p>
-      <w:r>
-        <w:t>2. The delay wasn't your fault.  [my fault]</w:t>
-      </w:r>
-    </w:p>
-    <w:p>
-      <w:r>
-        <w:t>3. She picked up some Italian while traveling.  [pick up]</w:t>
-      </w:r>
-    </w:p>
-    <w:p>
-      <w:r>
-        <w:br w:type="page"/>
-      </w:r>
-    </w:p>
-    <w:p>
-      <w:pPr>
-        <w:pStyle w:val="Heading1"/>
-      </w:pPr>
-      <w:r>
-        <w:t>S03E09  Fall</w:t>
-      </w:r>
-    </w:p>
-    <w:p>
-      <w:hyperlink r:id="rId9">
-        <w:r>
-          <w:rPr>
-            <w:color w:val="245E4D"/>
-          </w:rPr>
-          <w:t>本季字幕来源</w:t>
-        </w:r>
-      </w:hyperlink>
-    </w:p>
-    <w:p>
-      <w:pPr>
-        <w:pStyle w:val="Heading2"/>
-      </w:pPr>
-      <w:r>
-        <w:t>01. testimony  ·  00:10:42</w:t>
-      </w:r>
-    </w:p>
-    <w:p>
-      <w:r>
-        <w:t>证言；证词</w:t>
-      </w:r>
-    </w:p>
-    <w:p>
-      <w:r>
-        <w:t>本集义：证言；证词</w:t>
-      </w:r>
-    </w:p>
-    <w:p>
-      <w:r>
-        <w:t>用法：法律语境常不可数；指证人陈述，不等于所有证据。</w:t>
-      </w:r>
-    </w:p>
-    <w:p>
-      <w:r>
-        <w:t>1. The witness gave testimony in court.</w:t>
-        <w:br/>
-        <w:t>证人在法庭上作了证。</w:t>
-      </w:r>
-    </w:p>
-    <w:p>
-      <w:r>
-        <w:t>2. Her testimony helped clarify the timeline.</w:t>
-        <w:br/>
-        <w:t>她的证词帮助理清了时间线。</w:t>
-      </w:r>
-    </w:p>
-    <w:p>
-      <w:r>
-        <w:t>3. Was the testimony consistent with the records?</w:t>
-        <w:br/>
-        <w:t>证词与记录一致吗？</w:t>
-      </w:r>
-    </w:p>
-    <w:p>
-      <w:pPr>
-        <w:pStyle w:val="Heading2"/>
-      </w:pPr>
-      <w:r>
-        <w:t>02. take it personally  ·  00:10:51</w:t>
-      </w:r>
-    </w:p>
-    <w:p>
-      <w:r>
-        <w:t>把事情当成针对自己</w:t>
-      </w:r>
-    </w:p>
-    <w:p>
-      <w:r>
-        <w:t>本集义：把事情当成针对自己</w:t>
-      </w:r>
-    </w:p>
-    <w:p>
-      <w:r>
-        <w:t>用法：常用于提醒对方不要因批评而受伤；可能显得不够体贴。</w:t>
-      </w:r>
-    </w:p>
-    <w:p>
-      <w:r>
-        <w:t>1. Don't take it personally; the rule applies to everyone.</w:t>
-        <w:br/>
-        <w:t>别觉得是在针对你，规定适用于所有人。</w:t>
-      </w:r>
-    </w:p>
-    <w:p>
-      <w:r>
-        <w:t>2. I took the criticism personally at first.</w:t>
-        <w:br/>
-        <w:t>起初我觉得那批评是在针对我。</w:t>
-      </w:r>
-    </w:p>
-    <w:p>
-      <w:r>
-        <w:t>3. Try not to take the delay personally.</w:t>
-        <w:br/>
-        <w:t>尽量别把延误看作对你个人的不重视。</w:t>
-      </w:r>
-    </w:p>
-    <w:p>
-      <w:pPr>
-        <w:pStyle w:val="Heading2"/>
-      </w:pPr>
-      <w:r>
-        <w:t>03. as well  ·  00:11:14</w:t>
-      </w:r>
-    </w:p>
-    <w:p>
-      <w:r>
-        <w:t>也；还</w:t>
-      </w:r>
-    </w:p>
-    <w:p>
-      <w:r>
-        <w:t>本集义：也；还</w:t>
-      </w:r>
-    </w:p>
-    <w:p>
-      <w:r>
-        <w:t>用法：通常放句尾；as well as 用于连接两个成分。</w:t>
-      </w:r>
-    </w:p>
-    <w:p>
-      <w:r>
-        <w:t>1. Could I have some water as well?</w:t>
-        <w:br/>
-        <w:t>我也能要点水吗？</w:t>
-      </w:r>
-    </w:p>
-    <w:p>
-      <w:r>
-        <w:t>2. She speaks Spanish as well.</w:t>
-        <w:br/>
-        <w:t>她也说西班牙语。</w:t>
-      </w:r>
-    </w:p>
-    <w:p>
-      <w:r>
-        <w:t>3. We need chairs and a table as well.</w:t>
-        <w:br/>
-        <w:t>我们需要椅子，还需要一张桌子。</w:t>
-      </w:r>
-    </w:p>
-    <w:p>
-      <w:pPr>
-        <w:pStyle w:val="Heading2"/>
-      </w:pPr>
-      <w:r>
-        <w:t>04. at this point  ·  00:15:43</w:t>
-      </w:r>
-    </w:p>
-    <w:p>
-      <w:r>
-        <w:t>在这个阶段；到目前这一步</w:t>
-      </w:r>
-    </w:p>
-    <w:p>
-      <w:r>
-        <w:t>本集义：在这个阶段；到目前这一步</w:t>
-      </w:r>
-    </w:p>
-    <w:p>
-      <w:r>
-        <w:t>用法：强调当前进展，常用于评估或决策。</w:t>
-      </w:r>
-    </w:p>
-    <w:p>
-      <w:r>
-        <w:t>1. At this point, we don't have enough information.</w:t>
-        <w:br/>
-        <w:t>目前我们掌握的信息还不够。</w:t>
-      </w:r>
-    </w:p>
-    <w:p>
-      <w:r>
-        <w:t>2. I can't change the booking at this point.</w:t>
-        <w:br/>
-        <w:t>到了这一步，我无法更改预订。</w:t>
-      </w:r>
-    </w:p>
-    <w:p>
-      <w:r>
-        <w:t>3. What are our options at this point?</w:t>
-        <w:br/>
-        <w:t>在这个阶段，我们有哪些选择？</w:t>
-      </w:r>
-    </w:p>
-    <w:p>
-      <w:pPr>
-        <w:pStyle w:val="Heading2"/>
-      </w:pPr>
-      <w:r>
-        <w:t>05. I doubt it  ·  00:21:09</w:t>
-      </w:r>
-    </w:p>
-    <w:p>
-      <w:r>
-        <w:t>我对此表示怀疑；我觉得不太可能</w:t>
-      </w:r>
-    </w:p>
-    <w:p>
-      <w:r>
-        <w:t>本集义：我对此表示怀疑；我觉得不太可能</w:t>
-      </w:r>
-    </w:p>
-    <w:p>
-      <w:r>
-        <w:t>用法：用 it 回指上一种可能性；不是确定否定。</w:t>
-      </w:r>
-    </w:p>
-    <w:p>
-      <w:r>
-        <w:t>1. Will it snow tonight? — I doubt it.</w:t>
-        <w:br/>
-        <w:t>今晚会下雪吗？——我觉得不太可能。</w:t>
-      </w:r>
-    </w:p>
-    <w:p>
-      <w:r>
-        <w:t>2. He says the repair is free, but I doubt it.</w:t>
-        <w:br/>
-        <w:t>他说维修免费，但我很怀疑。</w:t>
-      </w:r>
-    </w:p>
-    <w:p>
-      <w:r>
-        <w:t>3. Can we finish before lunch? I doubt it.</w:t>
-        <w:br/>
-        <w:t>我们能午饭前完成吗？我看不太可能。</w:t>
-      </w:r>
-    </w:p>
-    <w:p>
-      <w:pPr>
-        <w:pStyle w:val="Heading2"/>
-      </w:pPr>
-      <w:r>
-        <w:t>06. good for you  ·  00:25:01</w:t>
-      </w:r>
-    </w:p>
-    <w:p>
-      <w:r>
-        <w:t>真为你高兴；对你有益</w:t>
-      </w:r>
-    </w:p>
-    <w:p>
-      <w:r>
-        <w:t>本集义：对某人有益；此处不是单独的祝贺回应。</w:t>
-      </w:r>
-    </w:p>
-    <w:p>
-      <w:r>
-        <w:t>用法：祝贺义依赖友好语调；冷淡语调可能听起来讽刺。</w:t>
-      </w:r>
-    </w:p>
-    <w:p>
-      <w:r>
-        <w:t>1. You passed the test? Good for you!</w:t>
-        <w:br/>
-        <w:t>你通过考试了？真为你高兴！</w:t>
-      </w:r>
-    </w:p>
-    <w:p>
-      <w:r>
-        <w:t>2. Walking is good for you.</w:t>
-        <w:br/>
-        <w:t>走路对你有益。</w:t>
-      </w:r>
-    </w:p>
-    <w:p>
-      <w:r>
-        <w:t>3. You finally took a day off. Good for you.</w:t>
-        <w:br/>
-        <w:t>你终于休了一天，真替你高兴。</w:t>
-      </w:r>
-    </w:p>
-    <w:p>
-      <w:pPr>
-        <w:pStyle w:val="Heading2"/>
-      </w:pPr>
-      <w:r>
-        <w:t>07. on the other hand  ·  00:27:24</w:t>
-      </w:r>
-    </w:p>
-    <w:p>
-      <w:r>
-        <w:t>另一方面</w:t>
-      </w:r>
-    </w:p>
-    <w:p>
-      <w:r>
-        <w:t>本集义：另一方面</w:t>
-      </w:r>
-    </w:p>
-    <w:p>
-      <w:r>
-        <w:t>用法：补充另一面或另一种考量；不一定表示完全反对。</w:t>
-      </w:r>
-    </w:p>
-    <w:p>
-      <w:r>
-        <w:t>1. The flat is small. On the other hand, it's very quiet.</w:t>
-        <w:br/>
-        <w:t>公寓很小，不过另一方面，它很安静。</w:t>
-      </w:r>
-    </w:p>
-    <w:p>
-      <w:r>
-        <w:t>2. Driving is faster. On the other hand, parking is expensive.</w:t>
-        <w:br/>
-        <w:t>开车更快，但停车费很贵。</w:t>
-      </w:r>
-    </w:p>
-    <w:p>
-      <w:r>
-        <w:t>3. I like the design; on the other hand, the price worries me.</w:t>
-        <w:br/>
-        <w:t>我喜欢设计，但价格让我担忧。</w:t>
-      </w:r>
-    </w:p>
-    <w:p>
-      <w:pPr>
-        <w:pStyle w:val="Heading2"/>
-      </w:pPr>
-      <w:r>
-        <w:t>08. settlement  ·  00:27:59</w:t>
-      </w:r>
-    </w:p>
-    <w:p>
-      <w:r>
-        <w:t>和解；和解协议或款项</w:t>
-      </w:r>
-    </w:p>
-    <w:p>
-      <w:r>
-        <w:t>本集义：和解；和解协议或款项</w:t>
-      </w:r>
-    </w:p>
-    <w:p>
-      <w:r>
-        <w:t>用法：诉讼中常指双方协议解决争议；不等于法院判决。</w:t>
-      </w:r>
-    </w:p>
-    <w:p>
-      <w:r>
-        <w:t>1. The parties reached a settlement.</w:t>
-        <w:br/>
-        <w:t>双方达成了和解。</w:t>
-      </w:r>
-    </w:p>
-    <w:p>
-      <w:r>
-        <w:t>2. They rejected the first settlement offer.</w:t>
-        <w:br/>
-        <w:t>他们拒绝了第一次和解报价。</w:t>
-      </w:r>
-    </w:p>
-    <w:p>
-      <w:r>
-        <w:t>3. Is the settlement in writing?</w:t>
-        <w:br/>
-        <w:t>和解协议有书面形式吗？</w:t>
-      </w:r>
-    </w:p>
-    <w:p>
-      <w:pPr>
-        <w:pStyle w:val="Heading2"/>
-      </w:pPr>
-      <w:r>
-        <w:t>09. trust me  ·  00:45:09</w:t>
-      </w:r>
-    </w:p>
-    <w:p>
-      <w:r>
-        <w:t>相信我的判断</w:t>
-      </w:r>
-    </w:p>
-    <w:p>
-      <w:r>
-        <w:t>本集义：相信我的判断</w:t>
-      </w:r>
-    </w:p>
-    <w:p>
-      <w:r>
-        <w:t>用法：口语强调可靠性；不意味着有客观证据。</w:t>
-      </w:r>
-    </w:p>
-    <w:p>
-      <w:r>
-        <w:t>1. Trust me, this route is faster.</w:t>
-        <w:br/>
-        <w:t>相信我，这条路更快。</w:t>
-      </w:r>
-    </w:p>
-    <w:p>
-      <w:r>
-        <w:t>2. You'll enjoy the class. Trust me.</w:t>
-        <w:br/>
-        <w:t>你会喜欢这门课的，相信我。</w:t>
-      </w:r>
-    </w:p>
-    <w:p>
-      <w:r>
-        <w:t>3. Trust me on this: save a backup.</w:t>
-        <w:br/>
-        <w:t>这件事听我的，存个备份。</w:t>
-      </w:r>
-    </w:p>
-    <w:p>
-      <w:pPr>
-        <w:pStyle w:val="Heading2"/>
-      </w:pPr>
-      <w:r>
-        <w:t>10. rather than  ·  00:46:47</w:t>
-      </w:r>
-    </w:p>
-    <w:p>
-      <w:r>
-        <w:t>而不是；宁愿……而不……</w:t>
-      </w:r>
-    </w:p>
-    <w:p>
-      <w:r>
-        <w:t>本集义：而不是；宁愿……而不……</w:t>
-      </w:r>
-    </w:p>
-    <w:p>
-      <w:r>
-        <w:t>用法：连接平行成分；选择动词形式时保持句子结构一致。</w:t>
-      </w:r>
-    </w:p>
-    <w:p>
-      <w:r>
-        <w:t>1. I'd rather wait than rush.</w:t>
-        <w:br/>
-        <w:t>我宁愿等，也不愿匆忙行事。</w:t>
-      </w:r>
-    </w:p>
-    <w:p>
-      <w:r>
-        <w:t>2. We chose the train rather than the bus.</w:t>
-        <w:br/>
-        <w:t>我们选了火车而不是公交。</w:t>
-      </w:r>
-    </w:p>
-    <w:p>
-      <w:r>
-        <w:t>3. She asked for feedback rather than praise.</w:t>
-        <w:br/>
-        <w:t>她想要反馈，而不是表扬。</w:t>
-      </w:r>
-    </w:p>
-    <w:p>
-      <w:pPr>
-        <w:pStyle w:val="Heading2"/>
-      </w:pPr>
-      <w:r>
-        <w:t>汉译英练习</w:t>
-      </w:r>
-    </w:p>
-    <w:p>
-      <w:r>
-        <w:t>1. 她的证词帮助理清了时间线。</w:t>
-      </w:r>
-    </w:p>
-    <w:p>
-      <w:r>
-        <w:t>2. 他说维修免费，但我很怀疑。</w:t>
-      </w:r>
-    </w:p>
-    <w:p>
-      <w:r>
-        <w:t>3. 你会喜欢这门课的，相信我。</w:t>
-      </w:r>
-    </w:p>
-    <w:p>
-      <w:r>
-        <w:t>口头输出：任选三个表达，说一段 30—60 秒的个人经历。</w:t>
-      </w:r>
-    </w:p>
-    <w:p>
-      <w:pPr>
-        <w:pStyle w:val="Heading3"/>
-      </w:pPr>
-      <w:r>
-        <w:t>参考答案</w:t>
-      </w:r>
-    </w:p>
-    <w:p>
-      <w:r>
-        <w:t>1. Her testimony helped clarify the timeline.  [testimony]</w:t>
-      </w:r>
-    </w:p>
-    <w:p>
-      <w:r>
-        <w:t>2. He says the repair is free, but I doubt it.  [I doubt it]</w:t>
-      </w:r>
-    </w:p>
-    <w:p>
-      <w:r>
-        <w:t>3. You'll enjoy the class. Trust me.  [trust me]</w:t>
-      </w:r>
-    </w:p>
-    <w:p>
-      <w:r>
-        <w:br w:type="page"/>
-      </w:r>
-    </w:p>
-    <w:p>
-      <w:pPr>
-        <w:pStyle w:val="Heading1"/>
-      </w:pPr>
-      <w:r>
-        <w:t>S03E10  Lantern</w:t>
-      </w:r>
-    </w:p>
-    <w:p>
-      <w:hyperlink r:id="rId9">
-        <w:r>
-          <w:rPr>
-            <w:color w:val="245E4D"/>
-          </w:rPr>
-          <w:t>本季字幕来源</w:t>
-        </w:r>
-      </w:hyperlink>
-    </w:p>
-    <w:p>
-      <w:pPr>
-        <w:pStyle w:val="Heading2"/>
-      </w:pPr>
-      <w:r>
-        <w:t>01. make sure  ·  00:14:32</w:t>
-      </w:r>
-    </w:p>
-    <w:p>
-      <w:r>
-        <w:t>确保；核实</w:t>
-      </w:r>
-    </w:p>
-    <w:p>
-      <w:r>
-        <w:t>本集义：确保；核实</w:t>
-      </w:r>
-    </w:p>
-    <w:p>
-      <w:r>
-        <w:t>用法：常接完整从句或 of＋名词；提醒时语气直接。</w:t>
-      </w:r>
-    </w:p>
-    <w:p>
-      <w:r>
-        <w:t>1. Make sure you lock the door.</w:t>
-        <w:br/>
-        <w:t>务必锁好门。</w:t>
-      </w:r>
-    </w:p>
-    <w:p>
-      <w:r>
-        <w:t>2. I'll call to make sure the room is ready.</w:t>
-        <w:br/>
-        <w:t>我会打电话确认房间已准备好。</w:t>
-      </w:r>
-    </w:p>
-    <w:p>
-      <w:r>
-        <w:t>3. Please make sure everyone gets the update.</w:t>
-        <w:br/>
-        <w:t>请确保每个人都收到最新消息。</w:t>
-      </w:r>
-    </w:p>
-    <w:p>
-      <w:pPr>
-        <w:pStyle w:val="Heading2"/>
-      </w:pPr>
-      <w:r>
-        <w:t>02. used to  ·  00:17:51</w:t>
-      </w:r>
-    </w:p>
-    <w:p>
-      <w:r>
-        <w:t>过去常常；过去曾经</w:t>
-      </w:r>
-    </w:p>
-    <w:p>
-      <w:r>
-        <w:t>本集义：过去常常；过去曾经</w:t>
-      </w:r>
-    </w:p>
-    <w:p>
-      <w:r>
-        <w:t>用法：used to＋原形讲过去；be used to＋名词或动名词讲习惯。</w:t>
-      </w:r>
-    </w:p>
-    <w:p>
-      <w:r>
-        <w:t>1. I used to take the bus to school.</w:t>
-        <w:br/>
-        <w:t>我以前坐公交上学。</w:t>
-      </w:r>
-    </w:p>
-    <w:p>
-      <w:r>
-        <w:t>2. There used to be a bookshop here.</w:t>
-        <w:br/>
-        <w:t>这里以前有家书店。</w:t>
-      </w:r>
-    </w:p>
-    <w:p>
-      <w:r>
-        <w:t>3. Did you use to live near the river?</w:t>
-        <w:br/>
-        <w:t>你以前住在河边吗？</w:t>
-      </w:r>
-    </w:p>
-    <w:p>
-      <w:pPr>
-        <w:pStyle w:val="Heading2"/>
-      </w:pPr>
-      <w:r>
-        <w:t>03. figure out  ·  00:18:44</w:t>
-      </w:r>
-    </w:p>
-    <w:p>
-      <w:r>
-        <w:t>弄清楚；解决</w:t>
-      </w:r>
-    </w:p>
-    <w:p>
-      <w:r>
-        <w:t>本集义：弄清楚；解决</w:t>
-      </w:r>
-    </w:p>
-    <w:p>
-      <w:r>
-        <w:t>用法：后接名词或疑问词从句；代词宾语通常放中间：figure it out。</w:t>
-      </w:r>
-    </w:p>
-    <w:p>
-      <w:r>
-        <w:t>1. I'm trying to figure out the bus route.</w:t>
-        <w:br/>
-        <w:t>我在研究公交路线。</w:t>
-      </w:r>
-    </w:p>
-    <w:p>
-      <w:r>
-        <w:t>2. We need to figure out why sales fell.</w:t>
-        <w:br/>
-        <w:t>我们得弄清销售下降的原因。</w:t>
-      </w:r>
-    </w:p>
-    <w:p>
-      <w:r>
-        <w:t>3. Have you figured out what to say?</w:t>
-        <w:br/>
-        <w:t>你想好要说什么了吗？</w:t>
-      </w:r>
-    </w:p>
-    <w:p>
-      <w:pPr>
-        <w:pStyle w:val="Heading2"/>
-      </w:pPr>
-      <w:r>
-        <w:t>04. settlement  ·  00:29:21</w:t>
-      </w:r>
-    </w:p>
-    <w:p>
-      <w:r>
-        <w:t>和解；和解协议或款项</w:t>
-      </w:r>
-    </w:p>
-    <w:p>
-      <w:r>
-        <w:t>本集义：和解；和解协议或款项</w:t>
-      </w:r>
-    </w:p>
-    <w:p>
-      <w:r>
-        <w:t>用法：诉讼中常指双方协议解决争议；不等于法院判决。</w:t>
-      </w:r>
-    </w:p>
-    <w:p>
-      <w:r>
-        <w:t>1. The parties reached a settlement.</w:t>
-        <w:br/>
-        <w:t>双方达成了和解。</w:t>
-      </w:r>
-    </w:p>
-    <w:p>
-      <w:r>
-        <w:t>2. They rejected the first settlement offer.</w:t>
-        <w:br/>
-        <w:t>他们拒绝了第一次和解报价。</w:t>
-      </w:r>
-    </w:p>
-    <w:p>
-      <w:r>
-        <w:t>3. Is the settlement in writing?</w:t>
-        <w:br/>
-        <w:t>和解协议有书面形式吗？</w:t>
-      </w:r>
-    </w:p>
-    <w:p>
-      <w:pPr>
-        <w:pStyle w:val="Heading2"/>
-      </w:pPr>
-      <w:r>
-        <w:t>05. if I were you  ·  00:42:11</w:t>
-      </w:r>
-    </w:p>
-    <w:p>
-      <w:r>
-        <w:t>如果我是你</w:t>
-      </w:r>
-    </w:p>
-    <w:p>
-      <w:r>
-        <w:t>本集义：如果我是你</w:t>
-      </w:r>
-    </w:p>
-    <w:p>
-      <w:r>
-        <w:t>用法：提建议的虚拟条件句；were 是常见标准形式。</w:t>
-      </w:r>
-    </w:p>
-    <w:p>
-      <w:r>
-        <w:t>1. If I were you, I'd get some sleep.</w:t>
-        <w:br/>
-        <w:t>如果我是你，我会睡一会儿。</w:t>
-      </w:r>
-    </w:p>
-    <w:p>
-      <w:r>
-        <w:t>2. I'd check the receipt if I were you.</w:t>
-        <w:br/>
-        <w:t>如果我是你，我会核对收据。</w:t>
-      </w:r>
-    </w:p>
-    <w:p>
-      <w:r>
-        <w:t>3. If I were you, I wouldn't rush the decision.</w:t>
-        <w:br/>
-        <w:t>如果我是你，我不会匆忙决定。</w:t>
-      </w:r>
-    </w:p>
-    <w:p>
-      <w:pPr>
-        <w:pStyle w:val="Heading2"/>
-      </w:pPr>
-      <w:r>
-        <w:t>06. end up  ·  00:46:02</w:t>
-      </w:r>
-    </w:p>
-    <w:p>
-      <w:r>
-        <w:t>最后；结果落到某种状态</w:t>
-      </w:r>
-    </w:p>
-    <w:p>
-      <w:r>
-        <w:t>本集义：最后；结果落到某种状态</w:t>
-      </w:r>
-    </w:p>
-    <w:p>
-      <w:r>
-        <w:t>用法：常接动名词、形容词或地点；不是 end up to do。</w:t>
-      </w:r>
-    </w:p>
-    <w:p>
-      <w:r>
-        <w:t>1. We ended up eating at home.</w:t>
-        <w:br/>
-        <w:t>我们最后在家吃了。</w:t>
-      </w:r>
-    </w:p>
-    <w:p>
-      <w:r>
-        <w:t>2. If we rush, we'll end up making mistakes.</w:t>
-        <w:br/>
-        <w:t>如果赶工，最后会出错。</w:t>
-      </w:r>
-    </w:p>
-    <w:p>
-      <w:r>
-        <w:t>3. How did you end up in this city?</w:t>
-        <w:br/>
-        <w:t>你怎么最后来到了这座城市？</w:t>
-      </w:r>
-    </w:p>
-    <w:p>
-      <w:pPr>
-        <w:pStyle w:val="Heading2"/>
-      </w:pPr>
-      <w:r>
-        <w:t>07. sounds like  ·  00:46:06</w:t>
-      </w:r>
-    </w:p>
-    <w:p>
-      <w:r>
-        <w:t>听起来像；似乎</w:t>
-      </w:r>
-    </w:p>
-    <w:p>
-      <w:r>
-        <w:t>本集义：听起来像；似乎</w:t>
-      </w:r>
-    </w:p>
-    <w:p>
-      <w:r>
-        <w:t>用法：后接名词或从句，表达根据听到的信息作判断。</w:t>
-      </w:r>
-    </w:p>
-    <w:p>
-      <w:r>
-        <w:t>1. That sounds like a useful course.</w:t>
-        <w:br/>
-        <w:t>听起来那是门有用的课。</w:t>
-      </w:r>
-    </w:p>
-    <w:p>
-      <w:r>
-        <w:t>2. It sounds like you had a busy day.</w:t>
-        <w:br/>
-        <w:t>听起来你今天很忙。</w:t>
-      </w:r>
-    </w:p>
-    <w:p>
-      <w:r>
-        <w:t>3. Does this sound like a fair offer?</w:t>
-        <w:br/>
-        <w:t>这个报价听起来公平吗？</w:t>
-      </w:r>
-    </w:p>
-    <w:p>
-      <w:pPr>
-        <w:pStyle w:val="Heading2"/>
-      </w:pPr>
-      <w:r>
-        <w:t>08. sounds good  ·  00:51:31</w:t>
-      </w:r>
-    </w:p>
-    <w:p>
-      <w:r>
-        <w:t>听起来不错；可以</w:t>
-      </w:r>
-    </w:p>
-    <w:p>
-      <w:r>
-        <w:t>本集义：听起来不错；可以</w:t>
-      </w:r>
-    </w:p>
-    <w:p>
-      <w:r>
-        <w:t>用法：常用来接受建议；只表示初步认可时可补充条件。</w:t>
-      </w:r>
-    </w:p>
-    <w:p>
-      <w:r>
-        <w:t>1. Let's meet at six. — Sounds good.</w:t>
-        <w:br/>
-        <w:t>我们六点见。——可以。</w:t>
-      </w:r>
-    </w:p>
-    <w:p>
-      <w:r>
-        <w:t>2. That sounds good, but I need to check my calendar.</w:t>
-        <w:br/>
-        <w:t>听起来不错，不过我要查一下日程。</w:t>
-      </w:r>
-    </w:p>
-    <w:p>
-      <w:r>
-        <w:t>3. Dinner at home sounds good to me.</w:t>
-        <w:br/>
-        <w:t>我觉得在家吃晚饭不错。</w:t>
-      </w:r>
-    </w:p>
-    <w:p>
-      <w:pPr>
-        <w:pStyle w:val="Heading2"/>
-      </w:pPr>
-      <w:r>
-        <w:t>09. looks like  ·  00:51:52</w:t>
-      </w:r>
-    </w:p>
-    <w:p>
-      <w:r>
-        <w:t>看起来像；似乎</w:t>
-      </w:r>
-    </w:p>
-    <w:p>
-      <w:r>
-        <w:t>本集义：看起来像；似乎</w:t>
-      </w:r>
-    </w:p>
-    <w:p>
-      <w:r>
-        <w:t>用法：依据外观或迹象推测；后接名词或从句。</w:t>
-      </w:r>
-    </w:p>
-    <w:p>
-      <w:r>
-        <w:t>1. It looks like rain.</w:t>
-        <w:br/>
-        <w:t>看起来要下雨。</w:t>
-      </w:r>
-    </w:p>
-    <w:p>
-      <w:r>
-        <w:t>2. This looks like the right building.</w:t>
-        <w:br/>
-        <w:t>这看起来就是那栋楼。</w:t>
-      </w:r>
-    </w:p>
-    <w:p>
-      <w:r>
-        <w:t>3. It looks like we'll finish early.</w:t>
-        <w:br/>
-        <w:t>看来我们会提前完成。</w:t>
-      </w:r>
-    </w:p>
-    <w:p>
-      <w:pPr>
-        <w:pStyle w:val="Heading2"/>
-      </w:pPr>
-      <w:r>
-        <w:t>10. you never know  ·  00:53:01</w:t>
-      </w:r>
-    </w:p>
-    <w:p>
-      <w:r>
-        <w:t>谁知道呢；说不定</w:t>
-      </w:r>
-    </w:p>
-    <w:p>
-      <w:r>
-        <w:t>本集义：谁知道呢；说不定</w:t>
-      </w:r>
-    </w:p>
-    <w:p>
-      <w:r>
-        <w:t>用法：表示事情仍有可能或不确定，常用于鼓励尝试。</w:t>
-      </w:r>
-    </w:p>
-    <w:p>
-      <w:r>
-        <w:t>1. Apply anyway. You never know.</w:t>
-        <w:br/>
-        <w:t>还是申请吧，说不定呢。</w:t>
-      </w:r>
-    </w:p>
-    <w:p>
-      <w:r>
-        <w:t>2. Take an umbrella. You never know.</w:t>
-        <w:br/>
-        <w:t>带把伞吧，天气说不准。</w:t>
-      </w:r>
-    </w:p>
-    <w:p>
-      <w:r>
-        <w:t>3. You never know who you might meet.</w:t>
-        <w:br/>
-        <w:t>谁知道你会遇见什么人呢。</w:t>
-      </w:r>
-    </w:p>
-    <w:p>
-      <w:pPr>
-        <w:pStyle w:val="Heading2"/>
-      </w:pPr>
-      <w:r>
-        <w:t>汉译英练习</w:t>
-      </w:r>
-    </w:p>
-    <w:p>
-      <w:r>
-        <w:t>1. 我会打电话确认房间已准备好。</w:t>
-      </w:r>
-    </w:p>
-    <w:p>
-      <w:r>
-        <w:t>2. 如果我是你，我会核对收据。</w:t>
-      </w:r>
-    </w:p>
-    <w:p>
-      <w:r>
-        <w:t>3. 这看起来就是那栋楼。</w:t>
-      </w:r>
-    </w:p>
-    <w:p>
-      <w:r>
-        <w:t>口头输出：任选三个表达，说一段 30—60 秒的个人经历。</w:t>
-      </w:r>
-    </w:p>
-    <w:p>
-      <w:pPr>
-        <w:pStyle w:val="Heading3"/>
-      </w:pPr>
-      <w:r>
-        <w:t>参考答案</w:t>
-      </w:r>
-    </w:p>
-    <w:p>
-      <w:r>
-        <w:t>1. I'll call to make sure the room is ready.  [make sure]</w:t>
-      </w:r>
-    </w:p>
-    <w:p>
-      <w:r>
-        <w:t>2. I'd check the receipt if I were you.  [if I were you]</w:t>
-      </w:r>
-    </w:p>
-    <w:p>
-      <w:r>
-        <w:t>3. This looks like the right building.  [looks like]</w:t>
-      </w:r>
-    </w:p>
-    <w:p>
-      <w:r>
-        <w:br w:type="page"/>
-      </w:r>
-    </w:p>
-    <w:p>
-      <w:pPr>
-        <w:pStyle w:val="Heading1"/>
-      </w:pPr>
-      <w:r>
-        <w:t>参考与复习</w:t>
-      </w:r>
-    </w:p>
-    <w:p>
-      <w:hyperlink r:id="rId10">
-        <w:r>
-          <w:rPr>
-            <w:color w:val="245E4D"/>
-          </w:rPr>
-          <w:t>字幕来源与六季目录</w:t>
-        </w:r>
-      </w:hyperlink>
-    </w:p>
-    <w:p>
-      <w:hyperlink r:id="rId11">
-        <w:r>
-          <w:rPr>
-            <w:color w:val="245E4D"/>
-          </w:rPr>
-          <w:t>美国法院法律术语表</w:t>
-        </w:r>
-      </w:hyperlink>
-    </w:p>
-    <w:p>
-      <w:hyperlink r:id="rId12">
-        <w:r>
-          <w:rPr>
-            <w:color w:val="245E4D"/>
-          </w:rPr>
-          <w:t>美国法院证据开示说明</w:t>
-        </w:r>
-      </w:hyperlink>
-    </w:p>
-    <w:p>
-      <w:hyperlink r:id="rId13">
-        <w:r>
-          <w:rPr>
-            <w:color w:val="245E4D"/>
-          </w:rPr>
-          <w:t>美国法院刑事案件与认罪协商说明</w:t>
-        </w:r>
-      </w:hyperlink>
-    </w:p>
-    <w:p>
-      <w:hyperlink r:id="rId14">
-        <w:r>
-          <w:rPr>
-            <w:color w:val="245E4D"/>
-          </w:rPr>
-          <w:t>美国第一巡回上诉法院关于律师委托人沟通特权的判决</w:t>
-        </w:r>
-      </w:hyperlink>
-    </w:p>
-    <w:p>
-      <w:hyperlink r:id="rId15">
-        <w:r>
-          <w:rPr>
-            <w:color w:val="245E4D"/>
-          </w:rPr>
-          <w:t>Anki 官方文本导入说明</w:t>
-        </w:r>
-      </w:hyperlink>
-    </w:p>
-    <w:p>
-      <w:r>
-        <w:t>例句为原创，不是剧中台词。已核对字幕集数、文件解析与双语覆盖，未逐句对照音轨校订。</w:t>
+        <w:t>参考来源</w:t>
+      </w:r>
+    </w:p>
+    <w:p>
+      <w:r>
+        <w:t>美国法院法律术语表：https://www.uscourts.gov/glossary</w:t>
+      </w:r>
+    </w:p>
+    <w:p>
+      <w:r>
+        <w:t>美国法院：刑事案件程序：https://www.uscourts.gov/about-federal-courts/types-cases/criminal-cases</w:t>
+      </w:r>
+    </w:p>
+    <w:p>
+      <w:r>
+        <w:t>Cornell LII：proffer：https://www.law.cornell.edu/wex/proffer</w:t>
+      </w:r>
+    </w:p>
+    <w:p>
+      <w:r>
+        <w:t>Cornell LII：赔偿保障：https://www.law.cornell.edu/wex/indemnify</w:t>
+      </w:r>
+    </w:p>
+    <w:p>
+      <w:r>
+        <w:t>Cornell LII：夫妻关系中的特权：https://www.law.cornell.edu/wex/marital_privilege</w:t>
+      </w:r>
+    </w:p>
+    <w:p>
+      <w:r>
+        <w:t>美国法院：证据毁损与证据保存的判决讨论：https://www.ca5.uscourts.gov/opinions/pub/23/23-30393-CV0.pdf</w:t>
+      </w:r>
+    </w:p>
+    <w:p>
+      <w:r>
+        <w:t>Anki 官方文本导入说明：https://docs.ankiweb.net/manual/importing/text-files</w:t>
       </w:r>
     </w:p>
     <w:sectPr>
-      <w:footerReference w:type="default" r:id="rId16"/>
       <w:pgSz w:w="12240" w:h="15840"/>
-      <w:pgMar w:top="1008" w:right="1080" w:bottom="1008" w:left="1080" w:header="720" w:footer="720" w:gutter="0"/>
+      <w:pgMar w:top="1440" w:right="1800" w:bottom="1440" w:left="1800" w:header="720" w:footer="720" w:gutter="0"/>
       <w:cols w:space="720"/>
       <w:docGrid w:linePitch="360"/>
     </w:sectPr>
   </w:body>
 </w:document>
-</file>
-
-<file path=word/footer1.xml><?xml version="1.0" encoding="utf-8"?>
-<w:ftr xmlns:m="http://schemas.openxmlformats.org/officeDocument/2006/math" xmlns:mc="http://schemas.openxmlformats.org/markup-compatibility/2006" xmlns:mo="http://schemas.microsoft.com/office/mac/office/2008/main" xmlns:mv="urn:schemas-microsoft-com:mac:vml" xmlns:o="urn:schemas-microsoft-com:office:office" xmlns:r="http://schemas.openxmlformats.org/officeDocument/2006/relationships" xmlns:v="urn:schemas-microsoft-com:vml" xmlns:w10="urn:schemas-microsoft-com:office:word" xmlns:w14="http://schemas.microsoft.com/office/word/2010/wordml" xmlns:w="http://schemas.openxmlformats.org/wordprocessingml/2006/main" xmlns:wne="http://schemas.microsoft.com/office/word/2006/wordml" xmlns:wp14="http://schemas.microsoft.com/office/word/2010/wordprocessingDrawing" xmlns:wp="http://schemas.openxmlformats.org/drawingml/2006/wordprocessingDrawing" xmlns:wpc="http://schemas.microsoft.com/office/word/2010/wordprocessingCanvas" xmlns:wpg="http://schemas.microsoft.com/office/word/2010/wordprocessingGroup" xmlns:wpi="http://schemas.microsoft.com/office/word/2010/wordprocessingInk" xmlns:wps="http://schemas.microsoft.com/office/word/2010/wordprocessingShape" mc:Ignorable="w14 wp14">
-  <w:p>
-    <w:pPr>
-      <w:pStyle w:val="Footer"/>
-      <w:jc w:val="center"/>
-    </w:pPr>
-    <w:r>
-      <w:t>Better Call Saul · Season 3 · English Study Guide</w:t>
-    </w:r>
-  </w:p>
-</w:ftr>
 </file>
 
 <file path=word/numbering.xml><?xml version="1.0" encoding="utf-8"?>
@@ -5679,11 +5141,8 @@
     <w:name w:val="Normal"/>
     <w:qFormat/>
     <w:rsid w:val="00FC693F"/>
-    <w:pPr>
-      <w:spacing w:after="100"/>
-    </w:pPr>
     <w:rPr>
-      <w:rFonts w:ascii="Aptos" w:hAnsi="Aptos" w:eastAsia="PingFang SC"/>
+      <w:rFonts w:ascii="Arial" w:hAnsi="Arial" w:eastAsia="Microsoft YaHei"/>
       <w:sz w:val="20"/>
     </w:rPr>
   </w:style>
@@ -5746,10 +5205,10 @@
       <w:outlineLvl w:val="0"/>
     </w:pPr>
     <w:rPr>
-      <w:rFonts w:asciiTheme="majorHAnsi" w:eastAsiaTheme="majorEastAsia" w:hAnsiTheme="majorHAnsi" w:cstheme="majorBidi" w:eastAsia="PingFang SC"/>
+      <w:rFonts w:asciiTheme="majorHAnsi" w:eastAsiaTheme="majorEastAsia" w:hAnsiTheme="majorHAnsi" w:cstheme="majorBidi"/>
       <w:b/>
       <w:bCs/>
-      <w:color w:val="17362E"/>
+      <w:color w:val="365F91" w:themeColor="accent1" w:themeShade="BF"/>
       <w:sz w:val="28"/>
       <w:szCs w:val="28"/>
     </w:rPr>
@@ -5770,10 +5229,10 @@
       <w:outlineLvl w:val="1"/>
     </w:pPr>
     <w:rPr>
-      <w:rFonts w:asciiTheme="majorHAnsi" w:eastAsiaTheme="majorEastAsia" w:hAnsiTheme="majorHAnsi" w:cstheme="majorBidi" w:eastAsia="PingFang SC"/>
+      <w:rFonts w:asciiTheme="majorHAnsi" w:eastAsiaTheme="majorEastAsia" w:hAnsiTheme="majorHAnsi" w:cstheme="majorBidi"/>
       <w:b/>
       <w:bCs/>
-      <w:color w:val="17362E"/>
+      <w:color w:val="4F81BD" w:themeColor="accent1"/>
       <w:sz w:val="26"/>
       <w:szCs w:val="26"/>
     </w:rPr>
@@ -5794,10 +5253,10 @@
       <w:outlineLvl w:val="2"/>
     </w:pPr>
     <w:rPr>
-      <w:rFonts w:asciiTheme="majorHAnsi" w:eastAsiaTheme="majorEastAsia" w:hAnsiTheme="majorHAnsi" w:cstheme="majorBidi" w:eastAsia="PingFang SC"/>
+      <w:rFonts w:asciiTheme="majorHAnsi" w:eastAsiaTheme="majorEastAsia" w:hAnsiTheme="majorHAnsi" w:cstheme="majorBidi"/>
       <w:b/>
       <w:bCs/>
-      <w:color w:val="17362E"/>
+      <w:color w:val="4F81BD" w:themeColor="accent1"/>
     </w:rPr>
   </w:style>
   <w:style w:type="paragraph" w:styleId="Heading4">
@@ -6035,8 +5494,8 @@
       <w:contextualSpacing/>
     </w:pPr>
     <w:rPr>
-      <w:rFonts w:asciiTheme="majorHAnsi" w:eastAsiaTheme="majorEastAsia" w:hAnsiTheme="majorHAnsi" w:cstheme="majorBidi" w:eastAsia="PingFang SC"/>
-      <w:color w:val="17362E"/>
+      <w:rFonts w:asciiTheme="majorHAnsi" w:eastAsiaTheme="majorEastAsia" w:hAnsiTheme="majorHAnsi" w:cstheme="majorBidi"/>
+      <w:color w:val="17365D" w:themeColor="text2" w:themeShade="BF"/>
       <w:spacing w:val="5"/>
       <w:kern w:val="28"/>
       <w:sz w:val="52"/>

--- a/downloads/season-03-study-guide.docx
+++ b/downloads/season-03-study-guide.docx
@@ -12,7 +12,12 @@
     </w:p>
     <w:p>
       <w:r>
-        <w:t>V2 · 每集不超过 15 项关键词与词组；每项 3 个原创双语例句。英文梗概不超过 200 词，含剧透。</w:t>
+        <w:t>V3 · 每集不超过 15 项关键词与词组；关键词含美式 IPA，所有词条含词性与英文释义；每项 3 个原创双语例句。英文梗概不超过 200 词，含剧透。</w:t>
+      </w:r>
+    </w:p>
+    <w:p>
+      <w:r>
+        <w:t>关键词采用常见美式读法的宽式 IPA；/ɝ/、/ɚ/ 表示带 r 色彩的元音，/i/、/u/ 不另加长音符号。音标对应显示的词条形式。词性列出本页讲解的用法；部分词有其他读法或词性。</w:t>
       </w:r>
     </w:p>
     <w:p>
@@ -56,6 +61,21 @@
     </w:p>
     <w:p>
       <w:r>
+        <w:t>美式 IPA：/ˈfɛləni/</w:t>
+      </w:r>
+    </w:p>
+    <w:p>
+      <w:r>
+        <w:t>词性：noun</w:t>
+      </w:r>
+    </w:p>
+    <w:p>
+      <w:r>
+        <w:t>English definition: A serious category of crime, generally carrying more severe penalties than a misdemeanor.</w:t>
+      </w:r>
+    </w:p>
+    <w:p>
+      <w:r>
         <w:t>重罪</w:t>
       </w:r>
     </w:p>
@@ -100,6 +120,26 @@
     </w:p>
     <w:p>
       <w:r>
+        <w:t>美式 IPA：/ˈtrɛsˌpæsɪŋ/</w:t>
+      </w:r>
+    </w:p>
+    <w:p>
+      <w:r>
+        <w:t>词性：noun / verb (-ing form)</w:t>
+      </w:r>
+    </w:p>
+    <w:p>
+      <w:r>
+        <w:t>English definition: Entering or remaining on another person's property without permission; the -ing form of trespass.</w:t>
+      </w:r>
+    </w:p>
+    <w:p>
+      <w:r>
+        <w:t>原形：trespass</w:t>
+      </w:r>
+    </w:p>
+    <w:p>
+      <w:r>
         <w:t>擅自进入或逗留他人土地、场所</w:t>
       </w:r>
     </w:p>
@@ -144,6 +184,21 @@
     </w:p>
     <w:p>
       <w:r>
+        <w:t>美式 IPA：/ˌkɑnfəˌdɛnʃiˈæləti/</w:t>
+      </w:r>
+    </w:p>
+    <w:p>
+      <w:r>
+        <w:t>词性：noun</w:t>
+      </w:r>
+    </w:p>
+    <w:p>
+      <w:r>
+        <w:t>English definition: The duty or practice of keeping sensitive information from unauthorized disclosure.</w:t>
+      </w:r>
+    </w:p>
+    <w:p>
+      <w:r>
         <w:t>保密性；保密义务</w:t>
       </w:r>
     </w:p>
@@ -188,6 +243,21 @@
     </w:p>
     <w:p>
       <w:r>
+        <w:t>美式 IPA：/fɪˈnɛs/</w:t>
+      </w:r>
+    </w:p>
+    <w:p>
+      <w:r>
+        <w:t>词性：noun / verb</w:t>
+      </w:r>
+    </w:p>
+    <w:p>
+      <w:r>
+        <w:t>English definition: Skillful, tactful handling of a difficult situation; to handle something with that skill.</w:t>
+      </w:r>
+    </w:p>
+    <w:p>
+      <w:r>
         <w:t>巧妙处理；精巧手腕</w:t>
       </w:r>
     </w:p>
@@ -232,6 +302,21 @@
     </w:p>
     <w:p>
       <w:r>
+        <w:t>美式 IPA：/ˌɛvɪˈdɛnʃiˌɛri/</w:t>
+      </w:r>
+    </w:p>
+    <w:p>
+      <w:r>
+        <w:t>词性：adjective</w:t>
+      </w:r>
+    </w:p>
+    <w:p>
+      <w:r>
+        <w:t>English definition: Relating to evidence or the rules governing its use.</w:t>
+      </w:r>
+    </w:p>
+    <w:p>
+      <w:r>
         <w:t>证据方面的</w:t>
       </w:r>
     </w:p>
@@ -276,6 +361,21 @@
     </w:p>
     <w:p>
       <w:r>
+        <w:t>美式 IPA：/ˈproʊtəˌkɑl/</w:t>
+      </w:r>
+    </w:p>
+    <w:p>
+      <w:r>
+        <w:t>词性：noun</w:t>
+      </w:r>
+    </w:p>
+    <w:p>
+      <w:r>
+        <w:t>English definition: An established procedure or set of rules for how an activity is carried out.</w:t>
+      </w:r>
+    </w:p>
+    <w:p>
+      <w:r>
         <w:t>既定程序；规范；通信协议</w:t>
       </w:r>
     </w:p>
@@ -320,6 +420,26 @@
     </w:p>
     <w:p>
       <w:r>
+        <w:t>美式 IPA：/mɪsˈlidɪŋ/</w:t>
+      </w:r>
+    </w:p>
+    <w:p>
+      <w:r>
+        <w:t>词性：adjective</w:t>
+      </w:r>
+    </w:p>
+    <w:p>
+      <w:r>
+        <w:t>English definition: Likely to cause someone to form an incorrect impression.</w:t>
+      </w:r>
+    </w:p>
+    <w:p>
+      <w:r>
+        <w:t>原形：mislead</w:t>
+      </w:r>
+    </w:p>
+    <w:p>
+      <w:r>
         <w:t>误导性的</w:t>
       </w:r>
     </w:p>
@@ -364,6 +484,21 @@
     </w:p>
     <w:p>
       <w:r>
+        <w:t>美式 IPA：/ˌrɛprɪzɛnˈteɪʃən/</w:t>
+      </w:r>
+    </w:p>
+    <w:p>
+      <w:r>
+        <w:t>词性：noun</w:t>
+      </w:r>
+    </w:p>
+    <w:p>
+      <w:r>
+        <w:t>English definition: Acting or speaking on someone's behalf; also a statement or portrayal of something.</w:t>
+      </w:r>
+    </w:p>
+    <w:p>
+      <w:r>
         <w:t>代理；表述；代表关系</w:t>
       </w:r>
     </w:p>
@@ -482,6 +617,21 @@
     </w:p>
     <w:p>
       <w:r>
+        <w:t>美式 IPA：/ˈmɪtəˌɡeɪt/</w:t>
+      </w:r>
+    </w:p>
+    <w:p>
+      <w:r>
+        <w:t>词性：verb</w:t>
+      </w:r>
+    </w:p>
+    <w:p>
+      <w:r>
+        <w:t>English definition: To reduce the seriousness, severity, or harmful effects of something.</w:t>
+      </w:r>
+    </w:p>
+    <w:p>
+      <w:r>
         <w:t>减轻严重程度或损害</w:t>
       </w:r>
     </w:p>
@@ -526,6 +676,21 @@
     </w:p>
     <w:p>
       <w:r>
+        <w:t>美式 IPA：/ˌkɑnfəˌdɛnʃiˈæləti/</w:t>
+      </w:r>
+    </w:p>
+    <w:p>
+      <w:r>
+        <w:t>词性：noun</w:t>
+      </w:r>
+    </w:p>
+    <w:p>
+      <w:r>
+        <w:t>English definition: The duty or practice of keeping sensitive information from unauthorized disclosure.</w:t>
+      </w:r>
+    </w:p>
+    <w:p>
+      <w:r>
         <w:t>保密性；保密义务</w:t>
       </w:r>
     </w:p>
@@ -570,6 +735,21 @@
     </w:p>
     <w:p>
       <w:r>
+        <w:t>美式 IPA：/kənˈfɛʃən/</w:t>
+      </w:r>
+    </w:p>
+    <w:p>
+      <w:r>
+        <w:t>词性：noun</w:t>
+      </w:r>
+    </w:p>
+    <w:p>
+      <w:r>
+        <w:t>English definition: An admission that one has committed a crime or done something wrong.</w:t>
+      </w:r>
+    </w:p>
+    <w:p>
+      <w:r>
         <w:t>供认；坦白</w:t>
       </w:r>
     </w:p>
@@ -614,6 +794,16 @@
     </w:p>
     <w:p>
       <w:r>
+        <w:t>词性：idiom (with ring)</w:t>
+      </w:r>
+    </w:p>
+    <w:p>
+      <w:r>
+        <w:t>English definition: Used with ring to describe a telephone receiving calls almost continuously.</w:t>
+      </w:r>
+    </w:p>
+    <w:p>
+      <w:r>
         <w:t>摆脱责任或困境；电话响个不停</w:t>
       </w:r>
     </w:p>
@@ -663,6 +853,21 @@
     </w:p>
     <w:p>
       <w:r>
+        <w:t>美式 IPA：/ˌpɛrəˈliɡəl/</w:t>
+      </w:r>
+    </w:p>
+    <w:p>
+      <w:r>
+        <w:t>词性：noun / adjective</w:t>
+      </w:r>
+    </w:p>
+    <w:p>
+      <w:r>
+        <w:t>English definition: A trained legal assistant who is not a licensed lawyer; relating to that role.</w:t>
+      </w:r>
+    </w:p>
+    <w:p>
+      <w:r>
         <w:t>律师助理；法律辅助人员</w:t>
       </w:r>
     </w:p>
@@ -707,6 +912,21 @@
     </w:p>
     <w:p>
       <w:r>
+        <w:t>美式 IPA：/kənˈsɛnt/</w:t>
+      </w:r>
+    </w:p>
+    <w:p>
+      <w:r>
+        <w:t>词性：noun / verb</w:t>
+      </w:r>
+    </w:p>
+    <w:p>
+      <w:r>
+        <w:t>English definition: Permission given freely for something to happen; to give that permission.</w:t>
+      </w:r>
+    </w:p>
+    <w:p>
+      <w:r>
         <w:t>同意；许可</w:t>
       </w:r>
     </w:p>
@@ -751,6 +971,21 @@
     </w:p>
     <w:p>
       <w:r>
+        <w:t>美式 IPA：/ˈproʊbətɪv/</w:t>
+      </w:r>
+    </w:p>
+    <w:p>
+      <w:r>
+        <w:t>词性：adjective</w:t>
+      </w:r>
+    </w:p>
+    <w:p>
+      <w:r>
+        <w:t>English definition: Helping establish whether a fact relevant to a case is true.</w:t>
+      </w:r>
+    </w:p>
+    <w:p>
+      <w:r>
         <w:t>有证明作用的</w:t>
       </w:r>
     </w:p>
@@ -795,6 +1030,21 @@
     </w:p>
     <w:p>
       <w:r>
+        <w:t>美式 IPA：/ˌprɛdʒəˈdɪʃəl/</w:t>
+      </w:r>
+    </w:p>
+    <w:p>
+      <w:r>
+        <w:t>词性：adjective</w:t>
+      </w:r>
+    </w:p>
+    <w:p>
+      <w:r>
+        <w:t>English definition: Likely to cause unfair bias or harm someone's legal position.</w:t>
+      </w:r>
+    </w:p>
+    <w:p>
+      <w:r>
         <w:t>造成不利影响的；可能引发不公偏见的</w:t>
       </w:r>
     </w:p>
@@ -913,6 +1163,21 @@
     </w:p>
     <w:p>
       <w:r>
+        <w:t>美式 IPA：/ˌmɪsdəˈminɚ/</w:t>
+      </w:r>
+    </w:p>
+    <w:p>
+      <w:r>
+        <w:t>词性：noun</w:t>
+      </w:r>
+    </w:p>
+    <w:p>
+      <w:r>
+        <w:t>English definition: A criminal offense in a less serious category than a felony.</w:t>
+      </w:r>
+    </w:p>
+    <w:p>
+      <w:r>
         <w:t>轻罪</w:t>
       </w:r>
     </w:p>
@@ -957,6 +1222,21 @@
     </w:p>
     <w:p>
       <w:r>
+        <w:t>美式 IPA：/ˈfɛləni/</w:t>
+      </w:r>
+    </w:p>
+    <w:p>
+      <w:r>
+        <w:t>词性：noun</w:t>
+      </w:r>
+    </w:p>
+    <w:p>
+      <w:r>
+        <w:t>English definition: A serious category of crime, generally carrying more severe penalties than a misdemeanor.</w:t>
+      </w:r>
+    </w:p>
+    <w:p>
+      <w:r>
         <w:t>重罪</w:t>
       </w:r>
     </w:p>
@@ -1001,6 +1281,21 @@
     </w:p>
     <w:p>
       <w:r>
+        <w:t>美式 IPA：/dɪˈfɛndənt/</w:t>
+      </w:r>
+    </w:p>
+    <w:p>
+      <w:r>
+        <w:t>词性：noun</w:t>
+      </w:r>
+    </w:p>
+    <w:p>
+      <w:r>
+        <w:t>English definition: The person or organization against whom a criminal charge or civil claim is brought.</w:t>
+      </w:r>
+    </w:p>
+    <w:p>
+      <w:r>
         <w:t>被告</w:t>
       </w:r>
     </w:p>
@@ -1045,6 +1340,21 @@
     </w:p>
     <w:p>
       <w:r>
+        <w:t>美式 IPA：/ˌprɑsəˈkjuʃən/</w:t>
+      </w:r>
+    </w:p>
+    <w:p>
+      <w:r>
+        <w:t>词性：noun</w:t>
+      </w:r>
+    </w:p>
+    <w:p>
+      <w:r>
+        <w:t>English definition: The pursuit of criminal charges in court; also the lawyers bringing those charges.</w:t>
+      </w:r>
+    </w:p>
+    <w:p>
+      <w:r>
         <w:t>控方；起诉；检控</w:t>
       </w:r>
     </w:p>
@@ -1089,6 +1399,21 @@
     </w:p>
     <w:p>
       <w:r>
+        <w:t>美式 IPA：/əˈsɔlt/</w:t>
+      </w:r>
+    </w:p>
+    <w:p>
+      <w:r>
+        <w:t>词性：noun / verb</w:t>
+      </w:r>
+    </w:p>
+    <w:p>
+      <w:r>
+        <w:t>English definition: A physical attack or, in some legal uses, conduct that creates fear of imminent harm; to attack.</w:t>
+      </w:r>
+    </w:p>
+    <w:p>
+      <w:r>
         <w:t>袭击；人身攻击</w:t>
       </w:r>
     </w:p>
@@ -1133,6 +1458,21 @@
     </w:p>
     <w:p>
       <w:r>
+        <w:t>美式 IPA：/dɪsˈbɑrmənt/</w:t>
+      </w:r>
+    </w:p>
+    <w:p>
+      <w:r>
+        <w:t>词性：noun</w:t>
+      </w:r>
+    </w:p>
+    <w:p>
+      <w:r>
+        <w:t>English definition: The removal of a lawyer's authorization to practice law.</w:t>
+      </w:r>
+    </w:p>
+    <w:p>
+      <w:r>
         <w:t>取消律师执业资格</w:t>
       </w:r>
     </w:p>
@@ -1177,6 +1517,21 @@
     </w:p>
     <w:p>
       <w:r>
+        <w:t>美式 IPA：/səˈspɛnʃən/</w:t>
+      </w:r>
+    </w:p>
+    <w:p>
+      <w:r>
+        <w:t>词性：noun</w:t>
+      </w:r>
+    </w:p>
+    <w:p>
+      <w:r>
+        <w:t>English definition: A temporary removal from a role, activity, or professional practice.</w:t>
+      </w:r>
+    </w:p>
+    <w:p>
+      <w:r>
         <w:t>暂停执业、职务或活动</w:t>
       </w:r>
     </w:p>
@@ -1221,6 +1576,21 @@
     </w:p>
     <w:p>
       <w:r>
+        <w:t>美式 IPA：/kənˈfɛʃən/</w:t>
+      </w:r>
+    </w:p>
+    <w:p>
+      <w:r>
+        <w:t>词性：noun</w:t>
+      </w:r>
+    </w:p>
+    <w:p>
+      <w:r>
+        <w:t>English definition: An admission that one has committed a crime or done something wrong.</w:t>
+      </w:r>
+    </w:p>
+    <w:p>
+      <w:r>
         <w:t>供认；坦白</w:t>
       </w:r>
     </w:p>
@@ -1265,6 +1635,21 @@
     </w:p>
     <w:p>
       <w:r>
+        <w:t>美式 IPA：/ˈtɛstəˌmoʊni/</w:t>
+      </w:r>
+    </w:p>
+    <w:p>
+      <w:r>
+        <w:t>词性：noun</w:t>
+      </w:r>
+    </w:p>
+    <w:p>
+      <w:r>
+        <w:t>English definition: A witness's formal statement of facts, especially under oath.</w:t>
+      </w:r>
+    </w:p>
+    <w:p>
+      <w:r>
         <w:t>证言；证词</w:t>
       </w:r>
     </w:p>
@@ -1309,6 +1694,21 @@
     </w:p>
     <w:p>
       <w:r>
+        <w:t>美式 IPA：/bæmˈbuzəl/</w:t>
+      </w:r>
+    </w:p>
+    <w:p>
+      <w:r>
+        <w:t>词性：verb</w:t>
+      </w:r>
+    </w:p>
+    <w:p>
+      <w:r>
+        <w:t>English definition: To confuse or deceive someone into accepting something false.</w:t>
+      </w:r>
+    </w:p>
+    <w:p>
+      <w:r>
         <w:t>蒙骗；哄骗</w:t>
       </w:r>
     </w:p>
@@ -1353,6 +1753,16 @@
     </w:p>
     <w:p>
       <w:r>
+        <w:t>词性：noun phrase</w:t>
+      </w:r>
+    </w:p>
+    <w:p>
+      <w:r>
+        <w:t>English definition: A cost already incurred that cannot be recovered by a future decision.</w:t>
+      </w:r>
+    </w:p>
+    <w:p>
+      <w:r>
         <w:t>沉没成本</w:t>
       </w:r>
     </w:p>
@@ -1397,6 +1807,16 @@
     </w:p>
     <w:p>
       <w:r>
+        <w:t>词性：noun phrase</w:t>
+      </w:r>
+    </w:p>
+    <w:p>
+      <w:r>
+        <w:t>English definition: Unlawfully entering a building, traditionally involving some form of force to gain entry.</w:t>
+      </w:r>
+    </w:p>
+    <w:p>
+      <w:r>
         <w:t>破门或非法进入建筑的行为</w:t>
       </w:r>
     </w:p>
@@ -1515,6 +1935,21 @@
     </w:p>
     <w:p>
       <w:r>
+        <w:t>美式 IPA：/ˌprɑsəˈkjuʃən/</w:t>
+      </w:r>
+    </w:p>
+    <w:p>
+      <w:r>
+        <w:t>词性：noun</w:t>
+      </w:r>
+    </w:p>
+    <w:p>
+      <w:r>
+        <w:t>English definition: The pursuit of criminal charges in court; also the lawyers bringing those charges.</w:t>
+      </w:r>
+    </w:p>
+    <w:p>
+      <w:r>
         <w:t>控方；起诉；检控</w:t>
       </w:r>
     </w:p>
@@ -1559,6 +1994,21 @@
     </w:p>
     <w:p>
       <w:r>
+        <w:t>美式 IPA：/dɪˈskʌvɚi/</w:t>
+      </w:r>
+    </w:p>
+    <w:p>
+      <w:r>
+        <w:t>词性：noun</w:t>
+      </w:r>
+    </w:p>
+    <w:p>
+      <w:r>
+        <w:t>English definition: Finding something previously unknown; in litigation, the process of obtaining and exchanging case information.</w:t>
+      </w:r>
+    </w:p>
+    <w:p>
+      <w:r>
         <w:t>发现；诉讼中的证据开示</w:t>
       </w:r>
     </w:p>
@@ -1603,6 +2053,21 @@
     </w:p>
     <w:p>
       <w:r>
+        <w:t>美式 IPA：/ˌrɛstəˈtuʃən/</w:t>
+      </w:r>
+    </w:p>
+    <w:p>
+      <w:r>
+        <w:t>词性：noun</w:t>
+      </w:r>
+    </w:p>
+    <w:p>
+      <w:r>
+        <w:t>English definition: Returning property or paying compensation to someone who suffered a loss.</w:t>
+      </w:r>
+    </w:p>
+    <w:p>
+      <w:r>
         <w:t>返还财物；对损失的补偿</w:t>
       </w:r>
     </w:p>
@@ -1647,6 +2112,21 @@
     </w:p>
     <w:p>
       <w:r>
+        <w:t>美式 IPA：/weɪv/</w:t>
+      </w:r>
+    </w:p>
+    <w:p>
+      <w:r>
+        <w:t>词性：verb</w:t>
+      </w:r>
+    </w:p>
+    <w:p>
+      <w:r>
+        <w:t>English definition: To voluntarily give up a right, requirement, claim, or fee.</w:t>
+      </w:r>
+    </w:p>
+    <w:p>
+      <w:r>
         <w:t>自愿放弃权利、要求或费用</w:t>
       </w:r>
     </w:p>
@@ -1691,6 +2171,21 @@
     </w:p>
     <w:p>
       <w:r>
+        <w:t>美式 IPA：/ˈstætʃut/</w:t>
+      </w:r>
+    </w:p>
+    <w:p>
+      <w:r>
+        <w:t>词性：noun</w:t>
+      </w:r>
+    </w:p>
+    <w:p>
+      <w:r>
+        <w:t>English definition: A written law enacted by a legislative body.</w:t>
+      </w:r>
+    </w:p>
+    <w:p>
+      <w:r>
         <w:t>成文法；法令</w:t>
       </w:r>
     </w:p>
@@ -1735,6 +2230,21 @@
     </w:p>
     <w:p>
       <w:r>
+        <w:t>美式 IPA：/rɪˈmɔrs/</w:t>
+      </w:r>
+    </w:p>
+    <w:p>
+      <w:r>
+        <w:t>词性：noun</w:t>
+      </w:r>
+    </w:p>
+    <w:p>
+      <w:r>
+        <w:t>English definition: Deep regret and guilt about harm one has caused.</w:t>
+      </w:r>
+    </w:p>
+    <w:p>
+      <w:r>
         <w:t>懊悔；对过错的内疚</w:t>
       </w:r>
     </w:p>
@@ -1779,6 +2289,21 @@
     </w:p>
     <w:p>
       <w:r>
+        <w:t>美式 IPA：/ˈkoʊvɚt/</w:t>
+      </w:r>
+    </w:p>
+    <w:p>
+      <w:r>
+        <w:t>词性：adjective</w:t>
+      </w:r>
+    </w:p>
+    <w:p>
+      <w:r>
+        <w:t>English definition: Kept secret, especially to conceal an operation or its purpose.</w:t>
+      </w:r>
+    </w:p>
+    <w:p>
+      <w:r>
         <w:t>秘密进行的；隐蔽的</w:t>
       </w:r>
     </w:p>
@@ -1823,6 +2348,21 @@
     </w:p>
     <w:p>
       <w:r>
+        <w:t>美式 IPA：/əˈkwɪt/</w:t>
+      </w:r>
+    </w:p>
+    <w:p>
+      <w:r>
+        <w:t>词性：verb</w:t>
+      </w:r>
+    </w:p>
+    <w:p>
+      <w:r>
+        <w:t>English definition: To decide in court that a defendant has not been proved guilty.</w:t>
+      </w:r>
+    </w:p>
+    <w:p>
+      <w:r>
         <w:t>宣判无罪</w:t>
       </w:r>
     </w:p>
@@ -1867,6 +2407,21 @@
     </w:p>
     <w:p>
       <w:r>
+        <w:t>美式 IPA：/ɪnˈfrækʃən/</w:t>
+      </w:r>
+    </w:p>
+    <w:p>
+      <w:r>
+        <w:t>词性：noun</w:t>
+      </w:r>
+    </w:p>
+    <w:p>
+      <w:r>
+        <w:t>English definition: A violation of a rule or law, often a relatively minor one.</w:t>
+      </w:r>
+    </w:p>
+    <w:p>
+      <w:r>
         <w:t>轻微违法；违规</w:t>
       </w:r>
     </w:p>
@@ -1911,6 +2466,21 @@
     </w:p>
     <w:p>
       <w:r>
+        <w:t>美式 IPA：/ˈliniənt/</w:t>
+      </w:r>
+    </w:p>
+    <w:p>
+      <w:r>
+        <w:t>词性：adjective</w:t>
+      </w:r>
+    </w:p>
+    <w:p>
+      <w:r>
+        <w:t>English definition: Less strict or severe in punishment than might be expected.</w:t>
+      </w:r>
+    </w:p>
+    <w:p>
+      <w:r>
         <w:t>宽大的；处罚较轻的</w:t>
       </w:r>
     </w:p>
@@ -1955,6 +2525,16 @@
     </w:p>
     <w:p>
       <w:r>
+        <w:t>词性：noun phrase</w:t>
+      </w:r>
+    </w:p>
+    <w:p>
+      <w:r>
+        <w:t>English definition: A law setting the period within which a legal claim or prosecution must usually begin.</w:t>
+      </w:r>
+    </w:p>
+    <w:p>
+      <w:r>
         <w:t>诉讼或追诉时效规定</w:t>
       </w:r>
     </w:p>
@@ -1999,6 +2579,16 @@
     </w:p>
     <w:p>
       <w:r>
+        <w:t>词性：noun phrase</w:t>
+      </w:r>
+    </w:p>
+    <w:p>
+      <w:r>
+        <w:t>English definition: A proceeding before a legal professional body concerning a lawyer's fitness, conduct, or right to practice.</w:t>
+      </w:r>
+    </w:p>
+    <w:p>
+      <w:r>
         <w:t>律师执业纪律听证</w:t>
       </w:r>
     </w:p>
@@ -2117,6 +2707,21 @@
     </w:p>
     <w:p>
       <w:r>
+        <w:t>美式 IPA：/səˈpinə/</w:t>
+      </w:r>
+    </w:p>
+    <w:p>
+      <w:r>
+        <w:t>词性：noun / verb</w:t>
+      </w:r>
+    </w:p>
+    <w:p>
+      <w:r>
+        <w:t>English definition: A legal command to testify or produce specified material; to issue such a command.</w:t>
+      </w:r>
+    </w:p>
+    <w:p>
+      <w:r>
         <w:t>传票；以传票要求出庭或提交材料</w:t>
       </w:r>
     </w:p>
@@ -2161,6 +2766,21 @@
     </w:p>
     <w:p>
       <w:r>
+        <w:t>美式 IPA：/dɪsˈbɑrmənt/</w:t>
+      </w:r>
+    </w:p>
+    <w:p>
+      <w:r>
+        <w:t>词性：noun</w:t>
+      </w:r>
+    </w:p>
+    <w:p>
+      <w:r>
+        <w:t>English definition: The removal of a lawyer's authorization to practice law.</w:t>
+      </w:r>
+    </w:p>
+    <w:p>
+      <w:r>
         <w:t>取消律师执业资格</w:t>
       </w:r>
     </w:p>
@@ -2205,6 +2825,21 @@
     </w:p>
     <w:p>
       <w:r>
+        <w:t>美式 IPA：/kəˈrɑbəˌreɪt/</w:t>
+      </w:r>
+    </w:p>
+    <w:p>
+      <w:r>
+        <w:t>词性：verb</w:t>
+      </w:r>
+    </w:p>
+    <w:p>
+      <w:r>
+        <w:t>English definition: To strengthen a statement by providing independent supporting information.</w:t>
+      </w:r>
+    </w:p>
+    <w:p>
+      <w:r>
         <w:t>佐证；提供支持证据</w:t>
       </w:r>
     </w:p>
@@ -2249,6 +2884,21 @@
     </w:p>
     <w:p>
       <w:r>
+        <w:t>美式 IPA：/səˈspɛnʃən/</w:t>
+      </w:r>
+    </w:p>
+    <w:p>
+      <w:r>
+        <w:t>词性：noun</w:t>
+      </w:r>
+    </w:p>
+    <w:p>
+      <w:r>
+        <w:t>English definition: A temporary removal from a role, activity, or professional practice.</w:t>
+      </w:r>
+    </w:p>
+    <w:p>
+      <w:r>
         <w:t>暂停执业、职务或活动</w:t>
       </w:r>
     </w:p>
@@ -2293,6 +2943,21 @@
     </w:p>
     <w:p>
       <w:r>
+        <w:t>美式 IPA：/ˈtɛstəˌmoʊni/</w:t>
+      </w:r>
+    </w:p>
+    <w:p>
+      <w:r>
+        <w:t>词性：noun</w:t>
+      </w:r>
+    </w:p>
+    <w:p>
+      <w:r>
+        <w:t>English definition: A witness's formal statement of facts, especially under oath.</w:t>
+      </w:r>
+    </w:p>
+    <w:p>
+      <w:r>
         <w:t>证言；证词</w:t>
       </w:r>
     </w:p>
@@ -2337,6 +3002,21 @@
     </w:p>
     <w:p>
       <w:r>
+        <w:t>美式 IPA：/ˌɛvɪˈdɛnʃiˌɛri/</w:t>
+      </w:r>
+    </w:p>
+    <w:p>
+      <w:r>
+        <w:t>词性：adjective</w:t>
+      </w:r>
+    </w:p>
+    <w:p>
+      <w:r>
+        <w:t>English definition: Relating to evidence or the rules governing its use.</w:t>
+      </w:r>
+    </w:p>
+    <w:p>
+      <w:r>
         <w:t>证据方面的</w:t>
       </w:r>
     </w:p>
@@ -2381,6 +3061,26 @@
     </w:p>
     <w:p>
       <w:r>
+        <w:t>美式 IPA：/trænˈspoʊzd/</w:t>
+      </w:r>
+    </w:p>
+    <w:p>
+      <w:r>
+        <w:t>词性：verb (past tense / past participle)</w:t>
+      </w:r>
+    </w:p>
+    <w:p>
+      <w:r>
+        <w:t>English definition: Placed in a different order or position, especially with two items exchanged.</w:t>
+      </w:r>
+    </w:p>
+    <w:p>
+      <w:r>
+        <w:t>原形：transpose</w:t>
+      </w:r>
+    </w:p>
+    <w:p>
+      <w:r>
         <w:t>位置被对调或颠倒的</w:t>
       </w:r>
     </w:p>
@@ -2425,6 +3125,21 @@
     </w:p>
     <w:p>
       <w:r>
+        <w:t>美式 IPA：/ædˈvɝs/</w:t>
+      </w:r>
+    </w:p>
+    <w:p>
+      <w:r>
+        <w:t>词性：adjective</w:t>
+      </w:r>
+    </w:p>
+    <w:p>
+      <w:r>
+        <w:t>English definition: Harmful or unfavorable to someone's interests.</w:t>
+      </w:r>
+    </w:p>
+    <w:p>
+      <w:r>
         <w:t>不利的；负面的</w:t>
       </w:r>
     </w:p>
@@ -2469,6 +3184,21 @@
     </w:p>
     <w:p>
       <w:r>
+        <w:t>美式 IPA：/ˌæləˈɡeɪʃən/</w:t>
+      </w:r>
+    </w:p>
+    <w:p>
+      <w:r>
+        <w:t>词性：noun</w:t>
+      </w:r>
+    </w:p>
+    <w:p>
+      <w:r>
+        <w:t>English definition: A claim of wrongdoing that has not yet been established as true.</w:t>
+      </w:r>
+    </w:p>
+    <w:p>
+      <w:r>
         <w:t>尚未经证实的指控或说法</w:t>
       </w:r>
     </w:p>
@@ -2513,6 +3243,21 @@
     </w:p>
     <w:p>
       <w:r>
+        <w:t>美式 IPA：/ˌspɛkjəˈleɪʃən/</w:t>
+      </w:r>
+    </w:p>
+    <w:p>
+      <w:r>
+        <w:t>词性：noun</w:t>
+      </w:r>
+    </w:p>
+    <w:p>
+      <w:r>
+        <w:t>English definition: Reasoning without firm evidence; also financial risk-taking in pursuit of profit.</w:t>
+      </w:r>
+    </w:p>
+    <w:p>
+      <w:r>
         <w:t>推测；投机</w:t>
       </w:r>
     </w:p>
@@ -2557,6 +3302,16 @@
     </w:p>
     <w:p>
       <w:r>
+        <w:t>词性：adverb phrase</w:t>
+      </w:r>
+    </w:p>
+    <w:p>
+      <w:r>
+        <w:t>English definition: Having formally promised to tell the truth in a setting where a false statement may have legal consequences.</w:t>
+      </w:r>
+    </w:p>
+    <w:p>
+      <w:r>
         <w:t>在宣誓后；在誓言约束下</w:t>
       </w:r>
     </w:p>
@@ -2601,6 +3356,21 @@
     </w:p>
     <w:p>
       <w:r>
+        <w:t>美式 IPA：/ˌkrɔs ɪɡˌzæməˈneɪʃən/</w:t>
+      </w:r>
+    </w:p>
+    <w:p>
+      <w:r>
+        <w:t>词性：noun</w:t>
+      </w:r>
+    </w:p>
+    <w:p>
+      <w:r>
+        <w:t>English definition: Questioning a witness called by the opposing side in a legal proceeding.</w:t>
+      </w:r>
+    </w:p>
+    <w:p>
+      <w:r>
         <w:t>交叉询问；对对方证人的盘问</w:t>
       </w:r>
     </w:p>
@@ -2645,6 +3415,16 @@
     </w:p>
     <w:p>
       <w:r>
+        <w:t>词性：adverb phrase / idiom</w:t>
+      </w:r>
+    </w:p>
+    <w:p>
+      <w:r>
+        <w:t>English definition: In a situation where clear evidence establishes someone's wrongdoing.</w:t>
+      </w:r>
+    </w:p>
+    <w:p>
+      <w:r>
         <w:t>有确凿把柄；当场被抓</w:t>
       </w:r>
     </w:p>
@@ -2763,6 +3543,21 @@
     </w:p>
     <w:p>
       <w:r>
+        <w:t>美式 IPA：/ˌæspəˈreɪʃənəl/</w:t>
+      </w:r>
+    </w:p>
+    <w:p>
+      <w:r>
+        <w:t>词性：adjective</w:t>
+      </w:r>
+    </w:p>
+    <w:p>
+      <w:r>
+        <w:t>English definition: Expressing a desired future identity, achievement, or standard.</w:t>
+      </w:r>
+    </w:p>
+    <w:p>
+      <w:r>
         <w:t>体现抱负或理想目标的</w:t>
       </w:r>
     </w:p>
@@ -2807,6 +3602,21 @@
     </w:p>
     <w:p>
       <w:r>
+        <w:t>美式 IPA：/ˈbɔɪlɚˌpleɪt/</w:t>
+      </w:r>
+    </w:p>
+    <w:p>
+      <w:r>
+        <w:t>词性：noun / adjective</w:t>
+      </w:r>
+    </w:p>
+    <w:p>
+      <w:r>
+        <w:t>English definition: Standard wording reused in documents with little or no change.</w:t>
+      </w:r>
+    </w:p>
+    <w:p>
+      <w:r>
         <w:t>标准套话；通用条款</w:t>
       </w:r>
     </w:p>
@@ -2851,6 +3661,21 @@
     </w:p>
     <w:p>
       <w:r>
+        <w:t>美式 IPA：/kəˈrɪzmə/</w:t>
+      </w:r>
+    </w:p>
+    <w:p>
+      <w:r>
+        <w:t>词性：noun</w:t>
+      </w:r>
+    </w:p>
+    <w:p>
+      <w:r>
+        <w:t>English definition: A personal appeal that attracts attention and inspires loyalty.</w:t>
+      </w:r>
+    </w:p>
+    <w:p>
+      <w:r>
         <w:t>个人魅力；感召力</w:t>
       </w:r>
     </w:p>
@@ -2895,6 +3720,21 @@
     </w:p>
     <w:p>
       <w:r>
+        <w:t>美式 IPA：/səˈspɛnʃən/</w:t>
+      </w:r>
+    </w:p>
+    <w:p>
+      <w:r>
+        <w:t>词性：noun</w:t>
+      </w:r>
+    </w:p>
+    <w:p>
+      <w:r>
+        <w:t>English definition: A temporary removal from a role, activity, or professional practice.</w:t>
+      </w:r>
+    </w:p>
+    <w:p>
+      <w:r>
         <w:t>暂停执业、职务或活动</w:t>
       </w:r>
     </w:p>
@@ -2939,6 +3779,21 @@
     </w:p>
     <w:p>
       <w:r>
+        <w:t>美式 IPA：/ləˈdʒɪtəmət/</w:t>
+      </w:r>
+    </w:p>
+    <w:p>
+      <w:r>
+        <w:t>词性：adjective</w:t>
+      </w:r>
+    </w:p>
+    <w:p>
+      <w:r>
+        <w:t>English definition: Allowed by law or accepted rules; also genuine or reasonably justified.</w:t>
+      </w:r>
+    </w:p>
+    <w:p>
+      <w:r>
         <w:t>合法正当的；真实合理的</w:t>
       </w:r>
     </w:p>
@@ -2983,6 +3838,26 @@
     </w:p>
     <w:p>
       <w:r>
+        <w:t>美式 IPA：/priˈmɛdəˌteɪtɪd/</w:t>
+      </w:r>
+    </w:p>
+    <w:p>
+      <w:r>
+        <w:t>词性：adjective</w:t>
+      </w:r>
+    </w:p>
+    <w:p>
+      <w:r>
+        <w:t>English definition: Planned in advance rather than done on impulse.</w:t>
+      </w:r>
+    </w:p>
+    <w:p>
+      <w:r>
+        <w:t>原形：premeditate</w:t>
+      </w:r>
+    </w:p>
+    <w:p>
+      <w:r>
         <w:t>预先策划的</w:t>
       </w:r>
     </w:p>
@@ -3101,6 +3976,21 @@
     </w:p>
     <w:p>
       <w:r>
+        <w:t>美式 IPA：/mælˈpræktɪs/</w:t>
+      </w:r>
+    </w:p>
+    <w:p>
+      <w:r>
+        <w:t>词性：noun</w:t>
+      </w:r>
+    </w:p>
+    <w:p>
+      <w:r>
+        <w:t>English definition: Professional negligence or misconduct that harms a client or patient.</w:t>
+      </w:r>
+    </w:p>
+    <w:p>
+      <w:r>
         <w:t>专业失当；专业过失</w:t>
       </w:r>
     </w:p>
@@ -3145,6 +4035,21 @@
     </w:p>
     <w:p>
       <w:r>
+        <w:t>美式 IPA：/səˈspɛnʃən/</w:t>
+      </w:r>
+    </w:p>
+    <w:p>
+      <w:r>
+        <w:t>词性：noun</w:t>
+      </w:r>
+    </w:p>
+    <w:p>
+      <w:r>
+        <w:t>English definition: A temporary removal from a role, activity, or professional practice.</w:t>
+      </w:r>
+    </w:p>
+    <w:p>
+      <w:r>
         <w:t>暂停执业、职务或活动</w:t>
       </w:r>
     </w:p>
@@ -3189,6 +4094,16 @@
     </w:p>
     <w:p>
       <w:r>
+        <w:t>词性：noun phrase</w:t>
+      </w:r>
+    </w:p>
+    <w:p>
+      <w:r>
+        <w:t>English definition: Careful checking of facts, risks, and obligations before making a decision or completing a transaction.</w:t>
+      </w:r>
+    </w:p>
+    <w:p>
+      <w:r>
         <w:t>尽职调查；应有的审慎核查</w:t>
       </w:r>
     </w:p>
@@ -3233,6 +4148,16 @@
     </w:p>
     <w:p>
       <w:r>
+        <w:t>词性：noun phrase</w:t>
+      </w:r>
+    </w:p>
+    <w:p>
+      <w:r>
+        <w:t>English definition: A proceeding before a legal professional body concerning a lawyer's fitness, conduct, or right to practice.</w:t>
+      </w:r>
+    </w:p>
+    <w:p>
+      <w:r>
         <w:t>律师执业纪律听证</w:t>
       </w:r>
     </w:p>
@@ -3277,6 +4202,21 @@
     </w:p>
     <w:p>
       <w:r>
+        <w:t>美式 IPA：/ˈweɪvɚ/</w:t>
+      </w:r>
+    </w:p>
+    <w:p>
+      <w:r>
+        <w:t>词性：noun</w:t>
+      </w:r>
+    </w:p>
+    <w:p>
+      <w:r>
+        <w:t>English definition: An intentional surrender of a right, or a document or decision recording that surrender or an exemption.</w:t>
+      </w:r>
+    </w:p>
+    <w:p>
+      <w:r>
         <w:t>放弃权利的声明；豁免</w:t>
       </w:r>
     </w:p>
@@ -3321,6 +4261,21 @@
     </w:p>
     <w:p>
       <w:r>
+        <w:t>美式 IPA：/ˌriɪmˈbɝs/</w:t>
+      </w:r>
+    </w:p>
+    <w:p>
+      <w:r>
+        <w:t>词性：verb</w:t>
+      </w:r>
+    </w:p>
+    <w:p>
+      <w:r>
+        <w:t>English definition: To repay someone for money they spent on another person's or organization's behalf.</w:t>
+      </w:r>
+    </w:p>
+    <w:p>
+      <w:r>
         <w:t>报销；偿还垫付费用</w:t>
       </w:r>
     </w:p>
@@ -3365,6 +4320,21 @@
     </w:p>
     <w:p>
       <w:r>
+        <w:t>美式 IPA：/ˌækwəˈzɪʃən/</w:t>
+      </w:r>
+    </w:p>
+    <w:p>
+      <w:r>
+        <w:t>词性：noun</w:t>
+      </w:r>
+    </w:p>
+    <w:p>
+      <w:r>
+        <w:t>English definition: The act of obtaining something, especially buying another business.</w:t>
+      </w:r>
+    </w:p>
+    <w:p>
+      <w:r>
         <w:t>收购；取得</w:t>
       </w:r>
     </w:p>
@@ -3409,6 +4379,16 @@
     </w:p>
     <w:p>
       <w:r>
+        <w:t>词性：noun phrase</w:t>
+      </w:r>
+    </w:p>
+    <w:p>
+      <w:r>
+        <w:t>English definition: The complete sharing of relevant information, including facts that could affect another person's decision.</w:t>
+      </w:r>
+    </w:p>
+    <w:p>
+      <w:r>
         <w:t>完整披露；事先坦白</w:t>
       </w:r>
     </w:p>
@@ -3527,6 +4507,21 @@
     </w:p>
     <w:p>
       <w:r>
+        <w:t>美式 IPA：/ˌlaɪəˈbɪləti/</w:t>
+      </w:r>
+    </w:p>
+    <w:p>
+      <w:r>
+        <w:t>词性：noun</w:t>
+      </w:r>
+    </w:p>
+    <w:p>
+      <w:r>
+        <w:t>English definition: Legal or financial responsibility; also a debt or something that creates a disadvantage.</w:t>
+      </w:r>
+    </w:p>
+    <w:p>
+      <w:r>
         <w:t>法律责任；偿付义务；不利因素</w:t>
       </w:r>
     </w:p>
@@ -3571,6 +4566,26 @@
     </w:p>
     <w:p>
       <w:r>
+        <w:t>美式 IPA：/ˈdæmɪdʒɪz/</w:t>
+      </w:r>
+    </w:p>
+    <w:p>
+      <w:r>
+        <w:t>词性：plural noun</w:t>
+      </w:r>
+    </w:p>
+    <w:p>
+      <w:r>
+        <w:t>English definition: Money awarded to compensate for a legally recognized injury or loss.</w:t>
+      </w:r>
+    </w:p>
+    <w:p>
+      <w:r>
+        <w:t>原形：damage</w:t>
+      </w:r>
+    </w:p>
+    <w:p>
+      <w:r>
         <w:t>损害赔偿金</w:t>
       </w:r>
     </w:p>
@@ -3615,6 +4630,26 @@
     </w:p>
     <w:p>
       <w:r>
+        <w:t>美式 IPA：/ˈtrɛsˌpæsɪŋ/</w:t>
+      </w:r>
+    </w:p>
+    <w:p>
+      <w:r>
+        <w:t>词性：noun / verb (-ing form)</w:t>
+      </w:r>
+    </w:p>
+    <w:p>
+      <w:r>
+        <w:t>English definition: Entering or remaining on another person's property without permission; the -ing form of trespass.</w:t>
+      </w:r>
+    </w:p>
+    <w:p>
+      <w:r>
+        <w:t>原形：trespass</w:t>
+      </w:r>
+    </w:p>
+    <w:p>
+      <w:r>
         <w:t>擅自进入或逗留他人土地、场所</w:t>
       </w:r>
     </w:p>
@@ -3659,6 +4694,21 @@
     </w:p>
     <w:p>
       <w:r>
+        <w:t>美式 IPA：/ˌlɪtəˈɡeɪʃən/</w:t>
+      </w:r>
+    </w:p>
+    <w:p>
+      <w:r>
+        <w:t>词性：noun</w:t>
+      </w:r>
+    </w:p>
+    <w:p>
+      <w:r>
+        <w:t>English definition: The process of pursuing or defending a dispute through the courts.</w:t>
+      </w:r>
+    </w:p>
+    <w:p>
+      <w:r>
         <w:t>诉讼；进行诉讼的过程</w:t>
       </w:r>
     </w:p>
@@ -3703,6 +4753,21 @@
     </w:p>
     <w:p>
       <w:r>
+        <w:t>美式 IPA：/mælˈpræktɪs/</w:t>
+      </w:r>
+    </w:p>
+    <w:p>
+      <w:r>
+        <w:t>词性：noun</w:t>
+      </w:r>
+    </w:p>
+    <w:p>
+      <w:r>
+        <w:t>English definition: Professional negligence or misconduct that harms a client or patient.</w:t>
+      </w:r>
+    </w:p>
+    <w:p>
+      <w:r>
         <w:t>专业失当；专业过失</w:t>
       </w:r>
     </w:p>
@@ -3747,6 +4812,21 @@
     </w:p>
     <w:p>
       <w:r>
+        <w:t>美式 IPA：/ˈmɪtəˌɡeɪt/</w:t>
+      </w:r>
+    </w:p>
+    <w:p>
+      <w:r>
+        <w:t>词性：verb</w:t>
+      </w:r>
+    </w:p>
+    <w:p>
+      <w:r>
+        <w:t>English definition: To reduce the seriousness, severity, or harmful effects of something.</w:t>
+      </w:r>
+    </w:p>
+    <w:p>
+      <w:r>
         <w:t>减轻严重程度或损害</w:t>
       </w:r>
     </w:p>
@@ -3791,6 +4871,21 @@
     </w:p>
     <w:p>
       <w:r>
+        <w:t>美式 IPA：/dɪˈstrɛs/</w:t>
+      </w:r>
+    </w:p>
+    <w:p>
+      <w:r>
+        <w:t>词性：noun / verb</w:t>
+      </w:r>
+    </w:p>
+    <w:p>
+      <w:r>
+        <w:t>English definition: Severe emotional suffering or difficulty; to cause such suffering.</w:t>
+      </w:r>
+    </w:p>
+    <w:p>
+      <w:r>
         <w:t>严重焦虑、痛苦；困境</w:t>
       </w:r>
     </w:p>
@@ -3909,6 +5004,21 @@
     </w:p>
     <w:p>
       <w:r>
+        <w:t>美式 IPA：/ˌlaɪəˈbɪləti/</w:t>
+      </w:r>
+    </w:p>
+    <w:p>
+      <w:r>
+        <w:t>词性：noun</w:t>
+      </w:r>
+    </w:p>
+    <w:p>
+      <w:r>
+        <w:t>English definition: Legal or financial responsibility; also a debt or something that creates a disadvantage.</w:t>
+      </w:r>
+    </w:p>
+    <w:p>
+      <w:r>
         <w:t>法律责任；偿付义务；不利因素</w:t>
       </w:r>
     </w:p>
@@ -3953,6 +5063,21 @@
     </w:p>
     <w:p>
       <w:r>
+        <w:t>美式 IPA：/səˈpinə/</w:t>
+      </w:r>
+    </w:p>
+    <w:p>
+      <w:r>
+        <w:t>词性：noun / verb</w:t>
+      </w:r>
+    </w:p>
+    <w:p>
+      <w:r>
+        <w:t>English definition: A legal command to testify or produce specified material; to issue such a command.</w:t>
+      </w:r>
+    </w:p>
+    <w:p>
+      <w:r>
         <w:t>传票；以传票要求出庭或提交材料</w:t>
       </w:r>
     </w:p>
@@ -3997,6 +5122,21 @@
     </w:p>
     <w:p>
       <w:r>
+        <w:t>美式 IPA：/ˈsɛtəlmənt/</w:t>
+      </w:r>
+    </w:p>
+    <w:p>
+      <w:r>
+        <w:t>词性：noun</w:t>
+      </w:r>
+    </w:p>
+    <w:p>
+      <w:r>
+        <w:t>English definition: An agreement resolving a dispute, or the money paid under that agreement.</w:t>
+      </w:r>
+    </w:p>
+    <w:p>
+      <w:r>
         <w:t>和解；和解协议或款项</w:t>
       </w:r>
     </w:p>
@@ -4041,6 +5181,26 @@
     </w:p>
     <w:p>
       <w:r>
+        <w:t>美式 IPA：/ˈdæmɪdʒɪz/</w:t>
+      </w:r>
+    </w:p>
+    <w:p>
+      <w:r>
+        <w:t>词性：plural noun</w:t>
+      </w:r>
+    </w:p>
+    <w:p>
+      <w:r>
+        <w:t>English definition: Money awarded to compensate for a legally recognized injury or loss.</w:t>
+      </w:r>
+    </w:p>
+    <w:p>
+      <w:r>
+        <w:t>原形：damage</w:t>
+      </w:r>
+    </w:p>
+    <w:p>
+      <w:r>
         <w:t>损害赔偿金</w:t>
       </w:r>
     </w:p>
@@ -4085,6 +5245,21 @@
     </w:p>
     <w:p>
       <w:r>
+        <w:t>美式 IPA：/ˌlɪtəˈɡeɪʃən/</w:t>
+      </w:r>
+    </w:p>
+    <w:p>
+      <w:r>
+        <w:t>词性：noun</w:t>
+      </w:r>
+    </w:p>
+    <w:p>
+      <w:r>
+        <w:t>English definition: The process of pursuing or defending a dispute through the courts.</w:t>
+      </w:r>
+    </w:p>
+    <w:p>
+      <w:r>
         <w:t>诉讼；进行诉讼的过程</w:t>
       </w:r>
     </w:p>
@@ -4129,6 +5304,21 @@
     </w:p>
     <w:p>
       <w:r>
+        <w:t>美式 IPA：/ˈtɛstəˌmoʊni/</w:t>
+      </w:r>
+    </w:p>
+    <w:p>
+      <w:r>
+        <w:t>词性：noun</w:t>
+      </w:r>
+    </w:p>
+    <w:p>
+      <w:r>
+        <w:t>English definition: A witness's formal statement of facts, especially under oath.</w:t>
+      </w:r>
+    </w:p>
+    <w:p>
+      <w:r>
         <w:t>证言；证词</w:t>
       </w:r>
     </w:p>
@@ -4173,6 +5363,21 @@
     </w:p>
     <w:p>
       <w:r>
+        <w:t>美式 IPA：/ɪnˈfrækʃən/</w:t>
+      </w:r>
+    </w:p>
+    <w:p>
+      <w:r>
+        <w:t>词性：noun</w:t>
+      </w:r>
+    </w:p>
+    <w:p>
+      <w:r>
+        <w:t>English definition: A violation of a rule or law, often a relatively minor one.</w:t>
+      </w:r>
+    </w:p>
+    <w:p>
+      <w:r>
         <w:t>轻微违法；违规</w:t>
       </w:r>
     </w:p>
@@ -4217,6 +5422,16 @@
     </w:p>
     <w:p>
       <w:r>
+        <w:t>词性：noun phrase</w:t>
+      </w:r>
+    </w:p>
+    <w:p>
+      <w:r>
+        <w:t>English definition: A failure to carry out an obligation required by a valid contract.</w:t>
+      </w:r>
+    </w:p>
+    <w:p>
+      <w:r>
         <w:t>违约；违反合同</w:t>
       </w:r>
     </w:p>
@@ -4335,6 +5550,21 @@
     </w:p>
     <w:p>
       <w:r>
+        <w:t>美式 IPA：/ˈsɛtəlmənt/</w:t>
+      </w:r>
+    </w:p>
+    <w:p>
+      <w:r>
+        <w:t>词性：noun</w:t>
+      </w:r>
+    </w:p>
+    <w:p>
+      <w:r>
+        <w:t>English definition: An agreement resolving a dispute, or the money paid under that agreement.</w:t>
+      </w:r>
+    </w:p>
+    <w:p>
+      <w:r>
         <w:t>和解；和解协议或款项</w:t>
       </w:r>
     </w:p>
@@ -4379,6 +5609,21 @@
     </w:p>
     <w:p>
       <w:r>
+        <w:t>美式 IPA：/rɪˈmɔrs/</w:t>
+      </w:r>
+    </w:p>
+    <w:p>
+      <w:r>
+        <w:t>词性：noun</w:t>
+      </w:r>
+    </w:p>
+    <w:p>
+      <w:r>
+        <w:t>English definition: Deep regret and guilt about harm one has caused.</w:t>
+      </w:r>
+    </w:p>
+    <w:p>
+      <w:r>
         <w:t>懊悔；对过错的内疚</w:t>
       </w:r>
     </w:p>
@@ -4423,6 +5668,21 @@
     </w:p>
     <w:p>
       <w:r>
+        <w:t>美式 IPA：/ˈhaɪndˌsaɪt/</w:t>
+      </w:r>
+    </w:p>
+    <w:p>
+      <w:r>
+        <w:t>词性：noun</w:t>
+      </w:r>
+    </w:p>
+    <w:p>
+      <w:r>
+        <w:t>English definition: Understanding of an event gained after its outcome is known.</w:t>
+      </w:r>
+    </w:p>
+    <w:p>
+      <w:r>
         <w:t>事后认识；后见之明</w:t>
       </w:r>
     </w:p>
@@ -4467,6 +5727,21 @@
     </w:p>
     <w:p>
       <w:r>
+        <w:t>美式 IPA：/ɪnˈtɛɡrəti/</w:t>
+      </w:r>
+    </w:p>
+    <w:p>
+      <w:r>
+        <w:t>词性：noun</w:t>
+      </w:r>
+    </w:p>
+    <w:p>
+      <w:r>
+        <w:t>English definition: Honesty and adherence to principles; also the condition of being whole and undamaged.</w:t>
+      </w:r>
+    </w:p>
+    <w:p>
+      <w:r>
         <w:t>正直；完整性</w:t>
       </w:r>
     </w:p>
@@ -4511,6 +5786,21 @@
     </w:p>
     <w:p>
       <w:r>
+        <w:t>美式 IPA：/bɪˈtreɪəl/</w:t>
+      </w:r>
+    </w:p>
+    <w:p>
+      <w:r>
+        <w:t>词性：noun</w:t>
+      </w:r>
+    </w:p>
+    <w:p>
+      <w:r>
+        <w:t>English definition: An act that breaks trust or abandons a person or principle.</w:t>
+      </w:r>
+    </w:p>
+    <w:p>
+      <w:r>
         <w:t>背叛；辜负信任</w:t>
       </w:r>
     </w:p>
@@ -4555,6 +5845,21 @@
     </w:p>
     <w:p>
       <w:r>
+        <w:t>美式 IPA：/ˈbæŋkrʌpt/</w:t>
+      </w:r>
+    </w:p>
+    <w:p>
+      <w:r>
+        <w:t>词性：adjective / verb</w:t>
+      </w:r>
+    </w:p>
+    <w:p>
+      <w:r>
+        <w:t>English definition: Unable to meet financial obligations; to make a person or organization financially insolvent.</w:t>
+      </w:r>
+    </w:p>
+    <w:p>
+      <w:r>
         <w:t>使破产；破产的</w:t>
       </w:r>
     </w:p>
@@ -4599,6 +5904,26 @@
     </w:p>
     <w:p>
       <w:r>
+        <w:t>美式 IPA：/rɪˌkrɪməˈneɪʃənz/</w:t>
+      </w:r>
+    </w:p>
+    <w:p>
+      <w:r>
+        <w:t>词性：plural noun</w:t>
+      </w:r>
+    </w:p>
+    <w:p>
+      <w:r>
+        <w:t>English definition: Accusations made in return for accusations from the other side.</w:t>
+      </w:r>
+    </w:p>
+    <w:p>
+      <w:r>
+        <w:t>原形：recrimination</w:t>
+      </w:r>
+    </w:p>
+    <w:p>
+      <w:r>
         <w:t>相互指责；反唇相讥</w:t>
       </w:r>
     </w:p>
@@ -4643,6 +5968,16 @@
     </w:p>
     <w:p>
       <w:r>
+        <w:t>词性：idiom</w:t>
+      </w:r>
+    </w:p>
+    <w:p>
+      <w:r>
+        <w:t>English definition: To agree to stop dwelling on or blaming someone for past disputes.</w:t>
+      </w:r>
+    </w:p>
+    <w:p>
+      <w:r>
         <w:t>既往不咎</w:t>
       </w:r>
     </w:p>
@@ -4766,6 +6101,36 @@
     <w:p>
       <w:r>
         <w:t>Anki 官方文本导入说明：https://docs.ankiweb.net/manual/importing/text-files</w:t>
+      </w:r>
+    </w:p>
+    <w:p>
+      <w:r>
+        <w:t>CMU Pronouncing Dictionary — 美式发音核对：https://github.com/cmusphinx/cmudict</w:t>
+      </w:r>
+    </w:p>
+    <w:p>
+      <w:r>
+        <w:t>Merriam-Webster — probative 的读音与词性：https://www.merriam-webster.com/dictionary/probative</w:t>
+      </w:r>
+    </w:p>
+    <w:p>
+      <w:r>
+        <w:t>Merriam-Webster — spoliation 的读音与法律义：https://www.merriam-webster.com/dictionary/spoliation</w:t>
+      </w:r>
+    </w:p>
+    <w:p>
+      <w:r>
+        <w:t>Merriam-Webster — hypersensitivity 的重音：https://www.merriam-webster.com/dictionary/hypersensitivity</w:t>
+      </w:r>
+    </w:p>
+    <w:p>
+      <w:r>
+        <w:t>Merriam-Webster — rigmarole 的读音变体：https://www.merriam-webster.com/dictionary/rigmarole</w:t>
+      </w:r>
+    </w:p>
+    <w:p>
+      <w:r>
+        <w:t>美式发音核对参考 CMU Pronouncing Dictionary；许可与致谢：https://chuanwang66.github.io/better-call-saul-english/data/CMUDICT-LICENSE.txt</w:t>
       </w:r>
     </w:p>
     <w:sectPr>
